--- a/Documents/Night_Ledger_Instructions.docx
+++ b/Documents/Night_Ledger_Instructions.docx
@@ -1,6 +1,6 @@
 
 <file path=word/document.xml><?xml version="1.0" encoding="utf-8"?>
-<w:document xmlns:wpc="http://schemas.microsoft.com/office/word/2010/wordprocessingCanvas" xmlns:mc="http://schemas.openxmlformats.org/markup-compatibility/2006" xmlns:o="urn:schemas-microsoft-com:office:office" xmlns:r="http://schemas.openxmlformats.org/officeDocument/2006/relationships" xmlns:m="http://schemas.openxmlformats.org/officeDocument/2006/math" xmlns:v="urn:schemas-microsoft-com:vml" xmlns:wp14="http://schemas.microsoft.com/office/word/2010/wordprocessingDrawing" xmlns:wp="http://schemas.openxmlformats.org/drawingml/2006/wordprocessingDrawing" xmlns:w10="urn:schemas-microsoft-com:office:word" xmlns:w="http://schemas.openxmlformats.org/wordprocessingml/2006/main" xmlns:w14="http://schemas.microsoft.com/office/word/2010/wordml" xmlns:w15="http://schemas.microsoft.com/office/word/2012/wordml" xmlns:wpg="http://schemas.microsoft.com/office/word/2010/wordprocessingGroup" xmlns:wpi="http://schemas.microsoft.com/office/word/2010/wordprocessingInk" xmlns:wne="http://schemas.microsoft.com/office/word/2006/wordml" xmlns:wps="http://schemas.microsoft.com/office/word/2010/wordprocessingShape" xmlns:cx="http://schemas.microsoft.com/office/drawing/2014/chartex" xmlns:cx1="http://schemas.microsoft.com/office/drawing/2015/9/8/chartex" xmlns:cx2="http://schemas.microsoft.com/office/drawing/2015/10/21/chartex" xmlns:cx3="http://schemas.microsoft.com/office/drawing/2016/5/9/chartex" xmlns:cx4="http://schemas.microsoft.com/office/drawing/2016/5/10/chartex" xmlns:cx5="http://schemas.microsoft.com/office/drawing/2016/5/11/chartex" xmlns:cx6="http://schemas.microsoft.com/office/drawing/2016/5/12/chartex" xmlns:cx7="http://schemas.microsoft.com/office/drawing/2016/5/13/chartex" xmlns:cx8="http://schemas.microsoft.com/office/drawing/2016/5/14/chartex" xmlns:aink="http://schemas.microsoft.com/office/drawing/2016/ink" xmlns:am3d="http://schemas.microsoft.com/office/drawing/2017/model3d" xmlns:w16cex="http://schemas.microsoft.com/office/word/2018/wordml/cex" xmlns:w16cid="http://schemas.microsoft.com/office/word/2016/wordml/cid" xmlns:w16="http://schemas.microsoft.com/office/word/2018/wordml" xmlns:w16sdtdh="http://schemas.microsoft.com/office/word/2020/wordml/sdtdatahash" xmlns:w16se="http://schemas.microsoft.com/office/word/2015/wordml/symex" mc:Ignorable="w14 w15 wp14">
+<w:document xmlns:wpc="http://schemas.microsoft.com/office/word/2010/wordprocessingCanvas" xmlns:cx="http://schemas.microsoft.com/office/drawing/2014/chartex" xmlns:cx1="http://schemas.microsoft.com/office/drawing/2015/9/8/chartex" xmlns:cx2="http://schemas.microsoft.com/office/drawing/2015/10/21/chartex" xmlns:cx3="http://schemas.microsoft.com/office/drawing/2016/5/9/chartex" xmlns:cx4="http://schemas.microsoft.com/office/drawing/2016/5/10/chartex" xmlns:cx5="http://schemas.microsoft.com/office/drawing/2016/5/11/chartex" xmlns:cx6="http://schemas.microsoft.com/office/drawing/2016/5/12/chartex" xmlns:cx7="http://schemas.microsoft.com/office/drawing/2016/5/13/chartex" xmlns:cx8="http://schemas.microsoft.com/office/drawing/2016/5/14/chartex" xmlns:mc="http://schemas.openxmlformats.org/markup-compatibility/2006" xmlns:aink="http://schemas.microsoft.com/office/drawing/2016/ink" xmlns:am3d="http://schemas.microsoft.com/office/drawing/2017/model3d" xmlns:o="urn:schemas-microsoft-com:office:office" xmlns:oel="http://schemas.microsoft.com/office/2019/extlst" xmlns:r="http://schemas.openxmlformats.org/officeDocument/2006/relationships" xmlns:m="http://schemas.openxmlformats.org/officeDocument/2006/math" xmlns:v="urn:schemas-microsoft-com:vml" xmlns:wp14="http://schemas.microsoft.com/office/word/2010/wordprocessingDrawing" xmlns:wp="http://schemas.openxmlformats.org/drawingml/2006/wordprocessingDrawing" xmlns:w10="urn:schemas-microsoft-com:office:word" xmlns:w="http://schemas.openxmlformats.org/wordprocessingml/2006/main" xmlns:w14="http://schemas.microsoft.com/office/word/2010/wordml" xmlns:w15="http://schemas.microsoft.com/office/word/2012/wordml" xmlns:w16cex="http://schemas.microsoft.com/office/word/2018/wordml/cex" xmlns:w16cid="http://schemas.microsoft.com/office/word/2016/wordml/cid" xmlns:w16="http://schemas.microsoft.com/office/word/2018/wordml" xmlns:w16du="http://schemas.microsoft.com/office/word/2023/wordml/word16du" xmlns:w16sdtdh="http://schemas.microsoft.com/office/word/2020/wordml/sdtdatahash" xmlns:w16sdtfl="http://schemas.microsoft.com/office/word/2024/wordml/sdtformatlock" xmlns:w16se="http://schemas.microsoft.com/office/word/2015/wordml/symex" xmlns:wpg="http://schemas.microsoft.com/office/word/2010/wordprocessingGroup" xmlns:wpi="http://schemas.microsoft.com/office/word/2010/wordprocessingInk" xmlns:wne="http://schemas.microsoft.com/office/word/2006/wordml" xmlns:wps="http://schemas.microsoft.com/office/word/2010/wordprocessingShape" mc:Ignorable="w14 w15 w16se w16cid w16 w16cex w16sdtdh w16sdtfl w16du wp14">
   <w:body>
     <w:p>
       <w:pPr>
@@ -8,98 +8,89 @@
       </w:pPr>
       <w:r>
         <w:rPr>
-          <w:rFonts w:ascii="Calibri" w:cs="Calibri" w:eastAsia="Calibri" w:hAnsi="Calibri"/>
+          <w:rFonts w:ascii="Calibri" w:eastAsia="Calibri" w:hAnsi="Calibri" w:cs="Calibri"/>
           <w:b/>
           <w:bCs/>
           <w:color w:val="1B2A35"/>
           <w:sz w:val="46"/>
           <w:szCs w:val="46"/>
         </w:rPr>
-        <w:t xml:space="preserve">THE NIGHT LEDGER</w:t>
+        <w:t>THE NIGHT LEDGER</w:t>
       </w:r>
     </w:p>
     <w:p>
       <w:pPr>
         <w:pBdr>
-          <w:bottom w:val="single" w:color="C0442E" w:sz="12"/>
+          <w:bottom w:val="single" w:sz="12" w:space="0" w:color="C0442E"/>
         </w:pBdr>
         <w:spacing w:after="40"/>
       </w:pPr>
       <w:r>
         <w:rPr>
-          <w:rFonts w:ascii="Calibri" w:cs="Calibri" w:eastAsia="Calibri" w:hAnsi="Calibri"/>
+          <w:rFonts w:ascii="Calibri" w:eastAsia="Calibri" w:hAnsi="Calibri" w:cs="Calibri"/>
           <w:i/>
           <w:iCs/>
           <w:color w:val="5A6B75"/>
           <w:sz w:val="24"/>
           <w:szCs w:val="24"/>
         </w:rPr>
-        <w:t xml:space="preserve">A plain-English guide for airport scrutiny volunteers</w:t>
-      </w:r>
-    </w:p>
-    <w:p>
-      <w:pPr>
-        <w:spacing w:after="200" w:before="160"/>
-      </w:pPr>
-      <w:r>
-        <w:rPr>
-          <w:rFonts w:ascii="Calibri" w:cs="Calibri" w:eastAsia="Calibri" w:hAnsi="Calibri"/>
-          <w:color w:val="1B2A35"/>
-          <w:sz w:val="22"/>
-          <w:szCs w:val="22"/>
-        </w:rPr>
-        <w:t xml:space="preserve">This guide shows you how to turn a day's flight list from Flightradar24 into clear night-flight figures for your airport — </w:t>
-      </w:r>
-      <w:r>
-        <w:rPr>
-          <w:rFonts w:ascii="Calibri" w:cs="Calibri" w:eastAsia="Calibri" w:hAnsi="Calibri"/>
-          <w:color w:val="1B2A35"/>
-          <w:sz w:val="22"/>
-          <w:szCs w:val="22"/>
-        </w:rPr>
-        <w:t xml:space="preserve">with no software to install and no account to create. </w:t>
-      </w:r>
-      <w:r>
-        <w:rPr>
-          <w:rFonts w:ascii="Calibri" w:cs="Calibri" w:eastAsia="Calibri" w:hAnsi="Calibri"/>
+        <w:t>A plain-English guide for airport scrutiny volunteers</w:t>
+      </w:r>
+    </w:p>
+    <w:p>
+      <w:pPr>
+        <w:spacing w:before="160" w:after="200"/>
+      </w:pPr>
+      <w:r>
+        <w:rPr>
+          <w:rFonts w:ascii="Calibri" w:eastAsia="Calibri" w:hAnsi="Calibri" w:cs="Calibri"/>
+          <w:color w:val="1B2A35"/>
+          <w:sz w:val="22"/>
+          <w:szCs w:val="22"/>
+        </w:rPr>
+        <w:t xml:space="preserve">This guide shows you how to turn a day's flight list from Flightradar24 into clear night-flight figures for your airport — with no software to install and no account to create. </w:t>
+      </w:r>
+      <w:r>
+        <w:rPr>
+          <w:rFonts w:ascii="Calibri" w:eastAsia="Calibri" w:hAnsi="Calibri" w:cs="Calibri"/>
           <w:i/>
           <w:iCs/>
           <w:color w:val="5A6B75"/>
           <w:sz w:val="22"/>
           <w:szCs w:val="22"/>
         </w:rPr>
-        <w:t xml:space="preserve">Everything happens on your own computer, in your web browser. Nothing you load is ever uploaded or sent anywhere.</w:t>
+        <w:t>Everything happens on your own computer, in your web browser. Nothing you load is ever uploaded or sent anywhere.</w:t>
       </w:r>
     </w:p>
     <w:p>
       <w:pPr>
         <w:pStyle w:val="Heading1"/>
-        <w:spacing w:after="140" w:before="340"/>
-      </w:pPr>
-      <w:r>
-        <w:rPr>
-          <w:rFonts w:ascii="Calibri" w:cs="Calibri" w:eastAsia="Calibri" w:hAnsi="Calibri"/>
+        <w:spacing w:before="340" w:after="140"/>
+      </w:pPr>
+      <w:r>
+        <w:rPr>
+          <w:rFonts w:ascii="Calibri" w:eastAsia="Calibri" w:hAnsi="Calibri" w:cs="Calibri"/>
           <w:b/>
           <w:bCs/>
           <w:color w:val="1B2A35"/>
           <w:sz w:val="30"/>
           <w:szCs w:val="30"/>
         </w:rPr>
-        <w:t xml:space="preserve">Before you start</w:t>
-      </w:r>
-    </w:p>
-    <w:p>
-      <w:pPr>
-        <w:spacing w:after="120" w:line="276"/>
-      </w:pPr>
-      <w:r>
-        <w:rPr>
-          <w:rFonts w:ascii="Calibri" w:cs="Calibri" w:eastAsia="Calibri" w:hAnsi="Calibri"/>
-          <w:color w:val="1B2A35"/>
-          <w:sz w:val="22"/>
-          <w:szCs w:val="22"/>
-        </w:rPr>
-        <w:t xml:space="preserve">You need three things:</w:t>
+        <w:t>Before you start</w:t>
+      </w:r>
+    </w:p>
+    <w:p>
+      <w:pPr>
+        <w:spacing w:after="120" w:line="276" w:lineRule="auto"/>
+      </w:pPr>
+      <w:r>
+        <w:rPr>
+          <w:rFonts w:ascii="Calibri" w:eastAsia="Calibri" w:hAnsi="Calibri" w:cs="Calibri"/>
+          <w:color w:val="1B2A35"/>
+          <w:sz w:val="22"/>
+          <w:szCs w:val="22"/>
+        </w:rPr>
+        <w:t>You need three things:</w:t>
       </w:r>
     </w:p>
     <w:p>
@@ -109,11 +100,11 @@
           <w:ilvl w:val="0"/>
           <w:numId w:val="2"/>
         </w:numPr>
-        <w:spacing w:after="90" w:line="268"/>
-      </w:pPr>
-      <w:r>
-        <w:rPr>
-          <w:rFonts w:ascii="Calibri" w:cs="Calibri" w:eastAsia="Calibri" w:hAnsi="Calibri"/>
+        <w:spacing w:after="90" w:line="268" w:lineRule="auto"/>
+      </w:pPr>
+      <w:r>
+        <w:rPr>
+          <w:rFonts w:ascii="Calibri" w:eastAsia="Calibri" w:hAnsi="Calibri" w:cs="Calibri"/>
           <w:color w:val="1B2A35"/>
           <w:sz w:val="22"/>
           <w:szCs w:val="22"/>
@@ -122,21 +113,21 @@
       </w:r>
       <w:r>
         <w:rPr>
-          <w:rFonts w:ascii="Consolas" w:cs="Consolas" w:eastAsia="Consolas" w:hAnsi="Consolas"/>
-          <w:color w:val="1B2A35"/>
-          <w:sz w:val="22"/>
-          <w:szCs w:val="22"/>
-        </w:rPr>
-        <w:t xml:space="preserve">index.html</w:t>
-      </w:r>
-      <w:r>
-        <w:rPr>
-          <w:rFonts w:ascii="Calibri" w:cs="Calibri" w:eastAsia="Calibri" w:hAnsi="Calibri"/>
-          <w:color w:val="1B2A35"/>
-          <w:sz w:val="22"/>
-          <w:szCs w:val="22"/>
-        </w:rPr>
-        <w:t xml:space="preserve">. Whoever shared this guide will also share that file (or a web link to it).</w:t>
+          <w:rFonts w:ascii="Consolas" w:eastAsia="Consolas" w:hAnsi="Consolas" w:cs="Consolas"/>
+          <w:color w:val="1B2A35"/>
+          <w:sz w:val="22"/>
+          <w:szCs w:val="22"/>
+        </w:rPr>
+        <w:t>index.html</w:t>
+      </w:r>
+      <w:r>
+        <w:rPr>
+          <w:rFonts w:ascii="Calibri" w:eastAsia="Calibri" w:hAnsi="Calibri" w:cs="Calibri"/>
+          <w:color w:val="1B2A35"/>
+          <w:sz w:val="22"/>
+          <w:szCs w:val="22"/>
+        </w:rPr>
+        <w:t>. Whoever shared this guide will also share that file (or a web link to it).</w:t>
       </w:r>
     </w:p>
     <w:p>
@@ -146,11 +137,11 @@
           <w:ilvl w:val="0"/>
           <w:numId w:val="2"/>
         </w:numPr>
-        <w:spacing w:after="90" w:line="268"/>
-      </w:pPr>
-      <w:r>
-        <w:rPr>
-          <w:rFonts w:ascii="Calibri" w:cs="Calibri" w:eastAsia="Calibri" w:hAnsi="Calibri"/>
+        <w:spacing w:after="90" w:line="268" w:lineRule="auto"/>
+      </w:pPr>
+      <w:r>
+        <w:rPr>
+          <w:rFonts w:ascii="Calibri" w:eastAsia="Calibri" w:hAnsi="Calibri" w:cs="Calibri"/>
           <w:color w:val="1B2A35"/>
           <w:sz w:val="22"/>
           <w:szCs w:val="22"/>
@@ -159,16 +150,16 @@
       </w:r>
       <w:r>
         <w:rPr>
-          <w:rFonts w:ascii="Consolas" w:cs="Consolas" w:eastAsia="Consolas" w:hAnsi="Consolas"/>
-          <w:color w:val="1B2A35"/>
-          <w:sz w:val="22"/>
-          <w:szCs w:val="22"/>
-        </w:rPr>
-        <w:t xml:space="preserve">index.html</w:t>
-      </w:r>
-      <w:r>
-        <w:rPr>
-          <w:rFonts w:ascii="Calibri" w:cs="Calibri" w:eastAsia="Calibri" w:hAnsi="Calibri"/>
+          <w:rFonts w:ascii="Consolas" w:eastAsia="Consolas" w:hAnsi="Consolas" w:cs="Consolas"/>
+          <w:color w:val="1B2A35"/>
+          <w:sz w:val="22"/>
+          <w:szCs w:val="22"/>
+        </w:rPr>
+        <w:t>index.html</w:t>
+      </w:r>
+      <w:r>
+        <w:rPr>
+          <w:rFonts w:ascii="Calibri" w:eastAsia="Calibri" w:hAnsi="Calibri" w:cs="Calibri"/>
           <w:color w:val="1B2A35"/>
           <w:sz w:val="22"/>
           <w:szCs w:val="22"/>
@@ -183,63 +174,92 @@
           <w:ilvl w:val="0"/>
           <w:numId w:val="2"/>
         </w:numPr>
-        <w:spacing w:after="90" w:line="268"/>
-      </w:pPr>
-      <w:r>
-        <w:rPr>
-          <w:rFonts w:ascii="Calibri" w:cs="Calibri" w:eastAsia="Calibri" w:hAnsi="Calibri"/>
-          <w:color w:val="1B2A35"/>
-          <w:sz w:val="22"/>
-          <w:szCs w:val="22"/>
-        </w:rPr>
-        <w:t xml:space="preserve">Flight data — the arrival and departure lists from </w:t>
-      </w:r>
-      <w:r>
-        <w:rPr>
-          <w:rFonts w:ascii="Calibri" w:cs="Calibri" w:eastAsia="Calibri" w:hAnsi="Calibri"/>
+        <w:spacing w:after="90" w:line="268" w:lineRule="auto"/>
+      </w:pPr>
+      <w:r>
+        <w:rPr>
+          <w:rFonts w:ascii="Calibri" w:eastAsia="Calibri" w:hAnsi="Calibri" w:cs="Calibri"/>
+          <w:color w:val="1B2A35"/>
+          <w:sz w:val="22"/>
+          <w:szCs w:val="22"/>
+        </w:rPr>
+        <w:t xml:space="preserve">Flight data — the arrival and departure </w:t>
+      </w:r>
+      <w:proofErr w:type="gramStart"/>
+      <w:r>
+        <w:rPr>
+          <w:rFonts w:ascii="Calibri" w:eastAsia="Calibri" w:hAnsi="Calibri" w:cs="Calibri"/>
+          <w:color w:val="1B2A35"/>
+          <w:sz w:val="22"/>
+          <w:szCs w:val="22"/>
+        </w:rPr>
+        <w:t>lists</w:t>
+      </w:r>
+      <w:proofErr w:type="gramEnd"/>
+      <w:r>
+        <w:rPr>
+          <w:rFonts w:ascii="Calibri" w:eastAsia="Calibri" w:hAnsi="Calibri" w:cs="Calibri"/>
+          <w:color w:val="1B2A35"/>
+          <w:sz w:val="22"/>
+          <w:szCs w:val="22"/>
+        </w:rPr>
+        <w:t xml:space="preserve"> from </w:t>
+      </w:r>
+      <w:r>
+        <w:rPr>
+          <w:rFonts w:ascii="Calibri" w:eastAsia="Calibri" w:hAnsi="Calibri" w:cs="Calibri"/>
           <w:b/>
           <w:bCs/>
           <w:color w:val="1B2A35"/>
           <w:sz w:val="22"/>
           <w:szCs w:val="22"/>
         </w:rPr>
-        <w:t xml:space="preserve">Flightradar24</w:t>
-      </w:r>
-      <w:r>
-        <w:rPr>
-          <w:rFonts w:ascii="Calibri" w:cs="Calibri" w:eastAsia="Calibri" w:hAnsi="Calibri"/>
-          <w:color w:val="1B2A35"/>
-          <w:sz w:val="22"/>
-          <w:szCs w:val="22"/>
-        </w:rPr>
-        <w:t xml:space="preserve">, saved as plain text files. The next section explains how.</w:t>
+        <w:t>Flightradar24</w:t>
+      </w:r>
+      <w:r>
+        <w:rPr>
+          <w:rFonts w:ascii="Calibri" w:eastAsia="Calibri" w:hAnsi="Calibri" w:cs="Calibri"/>
+          <w:color w:val="1B2A35"/>
+          <w:sz w:val="22"/>
+          <w:szCs w:val="22"/>
+        </w:rPr>
+        <w:t>, saved as plain text files. The next section explains how.</w:t>
       </w:r>
     </w:p>
     <w:tbl>
       <w:tblPr>
-        <w:tblW w:type="dxa" w:w="9360"/>
+        <w:tblW w:w="9360" w:type="dxa"/>
         <w:tblBorders>
-          <w:top w:val="single" w:color="1E7A6E" w:sz="2"/>
-          <w:left w:val="single" w:color="1E7A6E" w:sz="18"/>
-          <w:bottom w:val="single" w:color="1E7A6E" w:sz="2"/>
-          <w:right w:val="single" w:color="1E7A6E" w:sz="2"/>
-          <w:insideH w:val="none"/>
-          <w:insideV w:val="none"/>
+          <w:top w:val="single" w:sz="2" w:space="0" w:color="1E7A6E"/>
+          <w:left w:val="single" w:sz="18" w:space="0" w:color="1E7A6E"/>
+          <w:bottom w:val="single" w:sz="2" w:space="0" w:color="1E7A6E"/>
+          <w:right w:val="single" w:sz="2" w:space="0" w:color="1E7A6E"/>
         </w:tblBorders>
+        <w:tblCellMar>
+          <w:left w:w="10" w:type="dxa"/>
+          <w:right w:w="10" w:type="dxa"/>
+        </w:tblCellMar>
+        <w:tblLook w:val="0000" w:firstRow="0" w:lastRow="0" w:firstColumn="0" w:lastColumn="0" w:noHBand="0" w:noVBand="0"/>
       </w:tblPr>
       <w:tblGrid>
         <w:gridCol w:w="9360"/>
       </w:tblGrid>
       <w:tr>
+        <w:tblPrEx>
+          <w:tblCellMar>
+            <w:top w:w="0" w:type="dxa"/>
+            <w:bottom w:w="0" w:type="dxa"/>
+          </w:tblCellMar>
+        </w:tblPrEx>
         <w:tc>
           <w:tcPr>
-            <w:tcW w:type="dxa" w:w="9360"/>
-            <w:shd w:fill="EEF3F5" w:color="auto" w:val="clear"/>
+            <w:tcW w:w="9360" w:type="dxa"/>
+            <w:shd w:val="clear" w:color="auto" w:fill="EEF3F5"/>
             <w:tcMar>
-              <w:top w:type="dxa" w:w="120"/>
-              <w:left w:type="dxa" w:w="200"/>
-              <w:bottom w:type="dxa" w:w="120"/>
-              <w:right w:type="dxa" w:w="200"/>
+              <w:top w:w="120" w:type="dxa"/>
+              <w:left w:w="200" w:type="dxa"/>
+              <w:bottom w:w="120" w:type="dxa"/>
+              <w:right w:w="200" w:type="dxa"/>
             </w:tcMar>
           </w:tcPr>
           <w:p>
@@ -248,28 +268,28 @@
             </w:pPr>
             <w:r>
               <w:rPr>
-                <w:rFonts w:ascii="Calibri" w:cs="Calibri" w:eastAsia="Calibri" w:hAnsi="Calibri"/>
+                <w:rFonts w:ascii="Calibri" w:eastAsia="Calibri" w:hAnsi="Calibri" w:cs="Calibri"/>
                 <w:b/>
                 <w:bCs/>
                 <w:color w:val="1E7A6E"/>
                 <w:sz w:val="21"/>
                 <w:szCs w:val="21"/>
               </w:rPr>
-              <w:t xml:space="preserve">Your airport is already built in</w:t>
+              <w:t>Your airport is already built in</w:t>
             </w:r>
           </w:p>
           <w:p>
             <w:pPr>
-              <w:spacing w:after="40" w:line="264"/>
+              <w:spacing w:after="40" w:line="264" w:lineRule="auto"/>
             </w:pPr>
             <w:r>
               <w:rPr>
-                <w:rFonts w:ascii="Calibri" w:cs="Calibri" w:eastAsia="Calibri" w:hAnsi="Calibri"/>
+                <w:rFonts w:ascii="Calibri" w:eastAsia="Calibri" w:hAnsi="Calibri" w:cs="Calibri"/>
                 <w:color w:val="1B2A35"/>
                 <w:sz w:val="22"/>
                 <w:szCs w:val="22"/>
               </w:rPr>
-              <w:t xml:space="preserve">The tool knows the correct night and shoulder hours for these airports. Pick yours from the drop-down — you don't need to set any times yourself.</w:t>
+              <w:t>The tool knows the correct night and shoulder hours for these airports. Pick yours from the drop-down — you don't need to set any times yourself.</w:t>
             </w:r>
           </w:p>
         </w:tc>
@@ -279,467 +299,517 @@
       <w:pPr>
         <w:spacing w:after="140"/>
       </w:pPr>
-      <w:r>
-        <w:rPr>
-          <w:rFonts w:ascii="Calibri" w:cs="Calibri" w:eastAsia="Calibri" w:hAnsi="Calibri"/>
-          <w:color w:val="1B2A35"/>
-          <w:sz w:val="22"/>
-          <w:szCs w:val="22"/>
-        </w:rPr>
-        <w:t xml:space="preserve"/>
-      </w:r>
     </w:p>
     <w:tbl>
       <w:tblPr>
-        <w:tblW w:type="dxa" w:w="9360"/>
+        <w:tblW w:w="9360" w:type="dxa"/>
         <w:tblBorders>
-          <w:top w:val="single" w:color="C9D4DA" w:sz="2"/>
-          <w:left w:val="single" w:color="C9D4DA" w:sz="2"/>
-          <w:bottom w:val="single" w:color="C9D4DA" w:sz="2"/>
-          <w:right w:val="single" w:color="C9D4DA" w:sz="2"/>
-          <w:insideH w:val="single" w:color="C9D4DA" w:sz="2"/>
-          <w:insideV w:val="single" w:color="C9D4DA" w:sz="2"/>
+          <w:top w:val="single" w:sz="2" w:space="0" w:color="C9D4DA"/>
+          <w:left w:val="single" w:sz="2" w:space="0" w:color="C9D4DA"/>
+          <w:bottom w:val="single" w:sz="2" w:space="0" w:color="C9D4DA"/>
+          <w:right w:val="single" w:sz="2" w:space="0" w:color="C9D4DA"/>
+          <w:insideH w:val="single" w:sz="2" w:space="0" w:color="C9D4DA"/>
+          <w:insideV w:val="single" w:sz="2" w:space="0" w:color="C9D4DA"/>
         </w:tblBorders>
+        <w:tblCellMar>
+          <w:left w:w="10" w:type="dxa"/>
+          <w:right w:w="10" w:type="dxa"/>
+        </w:tblCellMar>
+        <w:tblLook w:val="0000" w:firstRow="0" w:lastRow="0" w:firstColumn="0" w:lastColumn="0" w:noHBand="0" w:noVBand="0"/>
       </w:tblPr>
       <w:tblGrid>
         <w:gridCol w:w="4680"/>
         <w:gridCol w:w="4680"/>
       </w:tblGrid>
       <w:tr>
+        <w:tblPrEx>
+          <w:tblCellMar>
+            <w:top w:w="0" w:type="dxa"/>
+            <w:bottom w:w="0" w:type="dxa"/>
+          </w:tblCellMar>
+        </w:tblPrEx>
         <w:trPr>
           <w:tblHeader/>
         </w:trPr>
         <w:tc>
           <w:tcPr>
-            <w:tcW w:type="dxa" w:w="4680"/>
-            <w:shd w:fill="1B2A35" w:color="auto" w:val="clear"/>
+            <w:tcW w:w="4680" w:type="dxa"/>
+            <w:shd w:val="clear" w:color="auto" w:fill="1B2A35"/>
             <w:tcMar>
-              <w:top w:type="dxa" w:w="80"/>
-              <w:left w:type="dxa" w:w="140"/>
-              <w:bottom w:type="dxa" w:w="80"/>
-              <w:right w:type="dxa" w:w="140"/>
+              <w:top w:w="80" w:type="dxa"/>
+              <w:left w:w="140" w:type="dxa"/>
+              <w:bottom w:w="80" w:type="dxa"/>
+              <w:right w:w="140" w:type="dxa"/>
             </w:tcMar>
           </w:tcPr>
           <w:p>
             <w:r>
               <w:rPr>
-                <w:rFonts w:ascii="Calibri" w:cs="Calibri" w:eastAsia="Calibri" w:hAnsi="Calibri"/>
+                <w:rFonts w:ascii="Calibri" w:eastAsia="Calibri" w:hAnsi="Calibri" w:cs="Calibri"/>
                 <w:b/>
                 <w:bCs/>
                 <w:color w:val="FFFFFF"/>
                 <w:sz w:val="21"/>
                 <w:szCs w:val="21"/>
               </w:rPr>
-              <w:t xml:space="preserve">Airport</w:t>
+              <w:t>Airport</w:t>
             </w:r>
           </w:p>
         </w:tc>
         <w:tc>
           <w:tcPr>
-            <w:tcW w:type="dxa" w:w="4680"/>
-            <w:shd w:fill="1B2A35" w:color="auto" w:val="clear"/>
+            <w:tcW w:w="4680" w:type="dxa"/>
+            <w:shd w:val="clear" w:color="auto" w:fill="1B2A35"/>
             <w:tcMar>
-              <w:top w:type="dxa" w:w="80"/>
-              <w:left w:type="dxa" w:w="140"/>
-              <w:bottom w:type="dxa" w:w="80"/>
-              <w:right w:type="dxa" w:w="140"/>
+              <w:top w:w="80" w:type="dxa"/>
+              <w:left w:w="140" w:type="dxa"/>
+              <w:bottom w:w="80" w:type="dxa"/>
+              <w:right w:w="140" w:type="dxa"/>
             </w:tcMar>
           </w:tcPr>
           <w:p>
             <w:r>
               <w:rPr>
-                <w:rFonts w:ascii="Calibri" w:cs="Calibri" w:eastAsia="Calibri" w:hAnsi="Calibri"/>
+                <w:rFonts w:ascii="Calibri" w:eastAsia="Calibri" w:hAnsi="Calibri" w:cs="Calibri"/>
                 <w:b/>
                 <w:bCs/>
                 <w:color w:val="FFFFFF"/>
                 <w:sz w:val="21"/>
                 <w:szCs w:val="21"/>
               </w:rPr>
-              <w:t xml:space="preserve">Code</w:t>
+              <w:t>Code</w:t>
             </w:r>
           </w:p>
         </w:tc>
       </w:tr>
       <w:tr>
+        <w:tblPrEx>
+          <w:tblCellMar>
+            <w:top w:w="0" w:type="dxa"/>
+            <w:bottom w:w="0" w:type="dxa"/>
+          </w:tblCellMar>
+        </w:tblPrEx>
         <w:tc>
           <w:tcPr>
-            <w:tcW w:type="dxa" w:w="4680"/>
-            <w:shd w:fill="EEF3F5" w:color="auto" w:val="clear"/>
+            <w:tcW w:w="4680" w:type="dxa"/>
+            <w:shd w:val="clear" w:color="auto" w:fill="EEF3F5"/>
             <w:tcMar>
-              <w:top w:type="dxa" w:w="70"/>
-              <w:left w:type="dxa" w:w="140"/>
-              <w:bottom w:type="dxa" w:w="70"/>
-              <w:right w:type="dxa" w:w="140"/>
+              <w:top w:w="70" w:type="dxa"/>
+              <w:left w:w="140" w:type="dxa"/>
+              <w:bottom w:w="70" w:type="dxa"/>
+              <w:right w:w="140" w:type="dxa"/>
             </w:tcMar>
           </w:tcPr>
           <w:p>
             <w:r>
               <w:rPr>
-                <w:rFonts w:ascii="Calibri" w:cs="Calibri" w:eastAsia="Calibri" w:hAnsi="Calibri"/>
+                <w:rFonts w:ascii="Calibri" w:eastAsia="Calibri" w:hAnsi="Calibri" w:cs="Calibri"/>
                 <w:color w:val="1B2A35"/>
                 <w:sz w:val="21"/>
                 <w:szCs w:val="21"/>
               </w:rPr>
-              <w:t xml:space="preserve">Bristol</w:t>
+              <w:t>Bristol</w:t>
             </w:r>
           </w:p>
         </w:tc>
         <w:tc>
           <w:tcPr>
-            <w:tcW w:type="dxa" w:w="4680"/>
-            <w:shd w:fill="EEF3F5" w:color="auto" w:val="clear"/>
+            <w:tcW w:w="4680" w:type="dxa"/>
+            <w:shd w:val="clear" w:color="auto" w:fill="EEF3F5"/>
             <w:tcMar>
-              <w:top w:type="dxa" w:w="70"/>
-              <w:left w:type="dxa" w:w="140"/>
-              <w:bottom w:type="dxa" w:w="70"/>
-              <w:right w:type="dxa" w:w="140"/>
+              <w:top w:w="70" w:type="dxa"/>
+              <w:left w:w="140" w:type="dxa"/>
+              <w:bottom w:w="70" w:type="dxa"/>
+              <w:right w:w="140" w:type="dxa"/>
             </w:tcMar>
           </w:tcPr>
           <w:p>
             <w:r>
               <w:rPr>
-                <w:rFonts w:ascii="Consolas" w:cs="Consolas" w:eastAsia="Consolas" w:hAnsi="Consolas"/>
+                <w:rFonts w:ascii="Consolas" w:eastAsia="Consolas" w:hAnsi="Consolas" w:cs="Consolas"/>
                 <w:color w:val="1B2A35"/>
                 <w:sz w:val="21"/>
                 <w:szCs w:val="21"/>
               </w:rPr>
-              <w:t xml:space="preserve">BRS</w:t>
+              <w:t>BRS</w:t>
             </w:r>
           </w:p>
         </w:tc>
       </w:tr>
       <w:tr>
+        <w:tblPrEx>
+          <w:tblCellMar>
+            <w:top w:w="0" w:type="dxa"/>
+            <w:bottom w:w="0" w:type="dxa"/>
+          </w:tblCellMar>
+        </w:tblPrEx>
         <w:tc>
           <w:tcPr>
-            <w:tcW w:type="dxa" w:w="4680"/>
-            <w:shd w:fill="FFFFFF" w:color="auto" w:val="clear"/>
+            <w:tcW w:w="4680" w:type="dxa"/>
+            <w:shd w:val="clear" w:color="auto" w:fill="FFFFFF"/>
             <w:tcMar>
-              <w:top w:type="dxa" w:w="70"/>
-              <w:left w:type="dxa" w:w="140"/>
-              <w:bottom w:type="dxa" w:w="70"/>
-              <w:right w:type="dxa" w:w="140"/>
+              <w:top w:w="70" w:type="dxa"/>
+              <w:left w:w="140" w:type="dxa"/>
+              <w:bottom w:w="70" w:type="dxa"/>
+              <w:right w:w="140" w:type="dxa"/>
             </w:tcMar>
           </w:tcPr>
           <w:p>
             <w:r>
               <w:rPr>
-                <w:rFonts w:ascii="Calibri" w:cs="Calibri" w:eastAsia="Calibri" w:hAnsi="Calibri"/>
+                <w:rFonts w:ascii="Calibri" w:eastAsia="Calibri" w:hAnsi="Calibri" w:cs="Calibri"/>
                 <w:color w:val="1B2A35"/>
                 <w:sz w:val="21"/>
                 <w:szCs w:val="21"/>
               </w:rPr>
-              <w:t xml:space="preserve">Leeds Bradford</w:t>
+              <w:t>Leeds Bradford</w:t>
             </w:r>
           </w:p>
         </w:tc>
         <w:tc>
           <w:tcPr>
-            <w:tcW w:type="dxa" w:w="4680"/>
-            <w:shd w:fill="FFFFFF" w:color="auto" w:val="clear"/>
+            <w:tcW w:w="4680" w:type="dxa"/>
+            <w:shd w:val="clear" w:color="auto" w:fill="FFFFFF"/>
             <w:tcMar>
-              <w:top w:type="dxa" w:w="70"/>
-              <w:left w:type="dxa" w:w="140"/>
-              <w:bottom w:type="dxa" w:w="70"/>
-              <w:right w:type="dxa" w:w="140"/>
+              <w:top w:w="70" w:type="dxa"/>
+              <w:left w:w="140" w:type="dxa"/>
+              <w:bottom w:w="70" w:type="dxa"/>
+              <w:right w:w="140" w:type="dxa"/>
             </w:tcMar>
           </w:tcPr>
           <w:p>
             <w:r>
               <w:rPr>
-                <w:rFonts w:ascii="Consolas" w:cs="Consolas" w:eastAsia="Consolas" w:hAnsi="Consolas"/>
+                <w:rFonts w:ascii="Consolas" w:eastAsia="Consolas" w:hAnsi="Consolas" w:cs="Consolas"/>
                 <w:color w:val="1B2A35"/>
                 <w:sz w:val="21"/>
                 <w:szCs w:val="21"/>
               </w:rPr>
-              <w:t xml:space="preserve">LBA</w:t>
+              <w:t>LBA</w:t>
             </w:r>
           </w:p>
         </w:tc>
       </w:tr>
       <w:tr>
+        <w:tblPrEx>
+          <w:tblCellMar>
+            <w:top w:w="0" w:type="dxa"/>
+            <w:bottom w:w="0" w:type="dxa"/>
+          </w:tblCellMar>
+        </w:tblPrEx>
         <w:tc>
           <w:tcPr>
-            <w:tcW w:type="dxa" w:w="4680"/>
-            <w:shd w:fill="EEF3F5" w:color="auto" w:val="clear"/>
+            <w:tcW w:w="4680" w:type="dxa"/>
+            <w:shd w:val="clear" w:color="auto" w:fill="EEF3F5"/>
             <w:tcMar>
-              <w:top w:type="dxa" w:w="70"/>
-              <w:left w:type="dxa" w:w="140"/>
-              <w:bottom w:type="dxa" w:w="70"/>
-              <w:right w:type="dxa" w:w="140"/>
+              <w:top w:w="70" w:type="dxa"/>
+              <w:left w:w="140" w:type="dxa"/>
+              <w:bottom w:w="70" w:type="dxa"/>
+              <w:right w:w="140" w:type="dxa"/>
             </w:tcMar>
           </w:tcPr>
           <w:p>
             <w:r>
               <w:rPr>
-                <w:rFonts w:ascii="Calibri" w:cs="Calibri" w:eastAsia="Calibri" w:hAnsi="Calibri"/>
+                <w:rFonts w:ascii="Calibri" w:eastAsia="Calibri" w:hAnsi="Calibri" w:cs="Calibri"/>
                 <w:color w:val="1B2A35"/>
                 <w:sz w:val="21"/>
                 <w:szCs w:val="21"/>
               </w:rPr>
-              <w:t xml:space="preserve">London Luton</w:t>
+              <w:t>London Luton</w:t>
             </w:r>
           </w:p>
         </w:tc>
         <w:tc>
           <w:tcPr>
-            <w:tcW w:type="dxa" w:w="4680"/>
-            <w:shd w:fill="EEF3F5" w:color="auto" w:val="clear"/>
+            <w:tcW w:w="4680" w:type="dxa"/>
+            <w:shd w:val="clear" w:color="auto" w:fill="EEF3F5"/>
             <w:tcMar>
-              <w:top w:type="dxa" w:w="70"/>
-              <w:left w:type="dxa" w:w="140"/>
-              <w:bottom w:type="dxa" w:w="70"/>
-              <w:right w:type="dxa" w:w="140"/>
+              <w:top w:w="70" w:type="dxa"/>
+              <w:left w:w="140" w:type="dxa"/>
+              <w:bottom w:w="70" w:type="dxa"/>
+              <w:right w:w="140" w:type="dxa"/>
             </w:tcMar>
           </w:tcPr>
           <w:p>
             <w:r>
               <w:rPr>
-                <w:rFonts w:ascii="Consolas" w:cs="Consolas" w:eastAsia="Consolas" w:hAnsi="Consolas"/>
+                <w:rFonts w:ascii="Consolas" w:eastAsia="Consolas" w:hAnsi="Consolas" w:cs="Consolas"/>
                 <w:color w:val="1B2A35"/>
                 <w:sz w:val="21"/>
                 <w:szCs w:val="21"/>
               </w:rPr>
-              <w:t xml:space="preserve">LTN</w:t>
+              <w:t>LTN</w:t>
             </w:r>
           </w:p>
         </w:tc>
       </w:tr>
       <w:tr>
+        <w:tblPrEx>
+          <w:tblCellMar>
+            <w:top w:w="0" w:type="dxa"/>
+            <w:bottom w:w="0" w:type="dxa"/>
+          </w:tblCellMar>
+        </w:tblPrEx>
         <w:tc>
           <w:tcPr>
-            <w:tcW w:type="dxa" w:w="4680"/>
-            <w:shd w:fill="FFFFFF" w:color="auto" w:val="clear"/>
+            <w:tcW w:w="4680" w:type="dxa"/>
+            <w:shd w:val="clear" w:color="auto" w:fill="FFFFFF"/>
             <w:tcMar>
-              <w:top w:type="dxa" w:w="70"/>
-              <w:left w:type="dxa" w:w="140"/>
-              <w:bottom w:type="dxa" w:w="70"/>
-              <w:right w:type="dxa" w:w="140"/>
+              <w:top w:w="70" w:type="dxa"/>
+              <w:left w:w="140" w:type="dxa"/>
+              <w:bottom w:w="70" w:type="dxa"/>
+              <w:right w:w="140" w:type="dxa"/>
             </w:tcMar>
           </w:tcPr>
           <w:p>
             <w:r>
               <w:rPr>
-                <w:rFonts w:ascii="Calibri" w:cs="Calibri" w:eastAsia="Calibri" w:hAnsi="Calibri"/>
+                <w:rFonts w:ascii="Calibri" w:eastAsia="Calibri" w:hAnsi="Calibri" w:cs="Calibri"/>
                 <w:color w:val="1B2A35"/>
                 <w:sz w:val="21"/>
                 <w:szCs w:val="21"/>
               </w:rPr>
-              <w:t xml:space="preserve">Heathrow</w:t>
+              <w:t>Heathrow</w:t>
             </w:r>
           </w:p>
         </w:tc>
         <w:tc>
           <w:tcPr>
-            <w:tcW w:type="dxa" w:w="4680"/>
-            <w:shd w:fill="FFFFFF" w:color="auto" w:val="clear"/>
+            <w:tcW w:w="4680" w:type="dxa"/>
+            <w:shd w:val="clear" w:color="auto" w:fill="FFFFFF"/>
             <w:tcMar>
-              <w:top w:type="dxa" w:w="70"/>
-              <w:left w:type="dxa" w:w="140"/>
-              <w:bottom w:type="dxa" w:w="70"/>
-              <w:right w:type="dxa" w:w="140"/>
+              <w:top w:w="70" w:type="dxa"/>
+              <w:left w:w="140" w:type="dxa"/>
+              <w:bottom w:w="70" w:type="dxa"/>
+              <w:right w:w="140" w:type="dxa"/>
             </w:tcMar>
           </w:tcPr>
           <w:p>
             <w:r>
               <w:rPr>
-                <w:rFonts w:ascii="Consolas" w:cs="Consolas" w:eastAsia="Consolas" w:hAnsi="Consolas"/>
+                <w:rFonts w:ascii="Consolas" w:eastAsia="Consolas" w:hAnsi="Consolas" w:cs="Consolas"/>
                 <w:color w:val="1B2A35"/>
                 <w:sz w:val="21"/>
                 <w:szCs w:val="21"/>
               </w:rPr>
-              <w:t xml:space="preserve">LHR</w:t>
+              <w:t>LHR</w:t>
             </w:r>
           </w:p>
         </w:tc>
       </w:tr>
       <w:tr>
+        <w:tblPrEx>
+          <w:tblCellMar>
+            <w:top w:w="0" w:type="dxa"/>
+            <w:bottom w:w="0" w:type="dxa"/>
+          </w:tblCellMar>
+        </w:tblPrEx>
         <w:tc>
           <w:tcPr>
-            <w:tcW w:type="dxa" w:w="4680"/>
-            <w:shd w:fill="EEF3F5" w:color="auto" w:val="clear"/>
+            <w:tcW w:w="4680" w:type="dxa"/>
+            <w:shd w:val="clear" w:color="auto" w:fill="EEF3F5"/>
             <w:tcMar>
-              <w:top w:type="dxa" w:w="70"/>
-              <w:left w:type="dxa" w:w="140"/>
-              <w:bottom w:type="dxa" w:w="70"/>
-              <w:right w:type="dxa" w:w="140"/>
+              <w:top w:w="70" w:type="dxa"/>
+              <w:left w:w="140" w:type="dxa"/>
+              <w:bottom w:w="70" w:type="dxa"/>
+              <w:right w:w="140" w:type="dxa"/>
             </w:tcMar>
           </w:tcPr>
           <w:p>
             <w:r>
               <w:rPr>
-                <w:rFonts w:ascii="Calibri" w:cs="Calibri" w:eastAsia="Calibri" w:hAnsi="Calibri"/>
+                <w:rFonts w:ascii="Calibri" w:eastAsia="Calibri" w:hAnsi="Calibri" w:cs="Calibri"/>
                 <w:color w:val="1B2A35"/>
                 <w:sz w:val="21"/>
                 <w:szCs w:val="21"/>
               </w:rPr>
-              <w:t xml:space="preserve">Gatwick</w:t>
+              <w:t>Gatwick</w:t>
             </w:r>
           </w:p>
         </w:tc>
         <w:tc>
           <w:tcPr>
-            <w:tcW w:type="dxa" w:w="4680"/>
-            <w:shd w:fill="EEF3F5" w:color="auto" w:val="clear"/>
+            <w:tcW w:w="4680" w:type="dxa"/>
+            <w:shd w:val="clear" w:color="auto" w:fill="EEF3F5"/>
             <w:tcMar>
-              <w:top w:type="dxa" w:w="70"/>
-              <w:left w:type="dxa" w:w="140"/>
-              <w:bottom w:type="dxa" w:w="70"/>
-              <w:right w:type="dxa" w:w="140"/>
+              <w:top w:w="70" w:type="dxa"/>
+              <w:left w:w="140" w:type="dxa"/>
+              <w:bottom w:w="70" w:type="dxa"/>
+              <w:right w:w="140" w:type="dxa"/>
             </w:tcMar>
           </w:tcPr>
           <w:p>
             <w:r>
               <w:rPr>
-                <w:rFonts w:ascii="Consolas" w:cs="Consolas" w:eastAsia="Consolas" w:hAnsi="Consolas"/>
+                <w:rFonts w:ascii="Consolas" w:eastAsia="Consolas" w:hAnsi="Consolas" w:cs="Consolas"/>
                 <w:color w:val="1B2A35"/>
                 <w:sz w:val="21"/>
                 <w:szCs w:val="21"/>
               </w:rPr>
-              <w:t xml:space="preserve">LGW</w:t>
+              <w:t>LGW</w:t>
             </w:r>
           </w:p>
         </w:tc>
       </w:tr>
       <w:tr>
+        <w:tblPrEx>
+          <w:tblCellMar>
+            <w:top w:w="0" w:type="dxa"/>
+            <w:bottom w:w="0" w:type="dxa"/>
+          </w:tblCellMar>
+        </w:tblPrEx>
         <w:tc>
           <w:tcPr>
-            <w:tcW w:type="dxa" w:w="4680"/>
-            <w:shd w:fill="FFFFFF" w:color="auto" w:val="clear"/>
+            <w:tcW w:w="4680" w:type="dxa"/>
+            <w:shd w:val="clear" w:color="auto" w:fill="FFFFFF"/>
             <w:tcMar>
-              <w:top w:type="dxa" w:w="70"/>
-              <w:left w:type="dxa" w:w="140"/>
-              <w:bottom w:type="dxa" w:w="70"/>
-              <w:right w:type="dxa" w:w="140"/>
+              <w:top w:w="70" w:type="dxa"/>
+              <w:left w:w="140" w:type="dxa"/>
+              <w:bottom w:w="70" w:type="dxa"/>
+              <w:right w:w="140" w:type="dxa"/>
             </w:tcMar>
           </w:tcPr>
           <w:p>
             <w:r>
               <w:rPr>
-                <w:rFonts w:ascii="Calibri" w:cs="Calibri" w:eastAsia="Calibri" w:hAnsi="Calibri"/>
+                <w:rFonts w:ascii="Calibri" w:eastAsia="Calibri" w:hAnsi="Calibri" w:cs="Calibri"/>
                 <w:color w:val="1B2A35"/>
                 <w:sz w:val="21"/>
                 <w:szCs w:val="21"/>
               </w:rPr>
-              <w:t xml:space="preserve">Birmingham</w:t>
+              <w:t>Birmingham</w:t>
             </w:r>
           </w:p>
         </w:tc>
         <w:tc>
           <w:tcPr>
-            <w:tcW w:type="dxa" w:w="4680"/>
-            <w:shd w:fill="FFFFFF" w:color="auto" w:val="clear"/>
+            <w:tcW w:w="4680" w:type="dxa"/>
+            <w:shd w:val="clear" w:color="auto" w:fill="FFFFFF"/>
             <w:tcMar>
-              <w:top w:type="dxa" w:w="70"/>
-              <w:left w:type="dxa" w:w="140"/>
-              <w:bottom w:type="dxa" w:w="70"/>
-              <w:right w:type="dxa" w:w="140"/>
+              <w:top w:w="70" w:type="dxa"/>
+              <w:left w:w="140" w:type="dxa"/>
+              <w:bottom w:w="70" w:type="dxa"/>
+              <w:right w:w="140" w:type="dxa"/>
             </w:tcMar>
           </w:tcPr>
           <w:p>
             <w:r>
               <w:rPr>
-                <w:rFonts w:ascii="Consolas" w:cs="Consolas" w:eastAsia="Consolas" w:hAnsi="Consolas"/>
+                <w:rFonts w:ascii="Consolas" w:eastAsia="Consolas" w:hAnsi="Consolas" w:cs="Consolas"/>
                 <w:color w:val="1B2A35"/>
                 <w:sz w:val="21"/>
                 <w:szCs w:val="21"/>
               </w:rPr>
-              <w:t xml:space="preserve">BHX</w:t>
+              <w:t>BHX</w:t>
             </w:r>
           </w:p>
         </w:tc>
       </w:tr>
       <w:tr>
+        <w:tblPrEx>
+          <w:tblCellMar>
+            <w:top w:w="0" w:type="dxa"/>
+            <w:bottom w:w="0" w:type="dxa"/>
+          </w:tblCellMar>
+        </w:tblPrEx>
         <w:tc>
           <w:tcPr>
-            <w:tcW w:type="dxa" w:w="4680"/>
-            <w:shd w:fill="EEF3F5" w:color="auto" w:val="clear"/>
+            <w:tcW w:w="4680" w:type="dxa"/>
+            <w:shd w:val="clear" w:color="auto" w:fill="EEF3F5"/>
             <w:tcMar>
-              <w:top w:type="dxa" w:w="70"/>
-              <w:left w:type="dxa" w:w="140"/>
-              <w:bottom w:type="dxa" w:w="70"/>
-              <w:right w:type="dxa" w:w="140"/>
+              <w:top w:w="70" w:type="dxa"/>
+              <w:left w:w="140" w:type="dxa"/>
+              <w:bottom w:w="70" w:type="dxa"/>
+              <w:right w:w="140" w:type="dxa"/>
             </w:tcMar>
           </w:tcPr>
           <w:p>
             <w:r>
               <w:rPr>
-                <w:rFonts w:ascii="Calibri" w:cs="Calibri" w:eastAsia="Calibri" w:hAnsi="Calibri"/>
+                <w:rFonts w:ascii="Calibri" w:eastAsia="Calibri" w:hAnsi="Calibri" w:cs="Calibri"/>
                 <w:color w:val="1B2A35"/>
                 <w:sz w:val="21"/>
                 <w:szCs w:val="21"/>
               </w:rPr>
-              <w:t xml:space="preserve">Manchester</w:t>
+              <w:t>Manchester</w:t>
             </w:r>
           </w:p>
         </w:tc>
         <w:tc>
           <w:tcPr>
-            <w:tcW w:type="dxa" w:w="4680"/>
-            <w:shd w:fill="EEF3F5" w:color="auto" w:val="clear"/>
+            <w:tcW w:w="4680" w:type="dxa"/>
+            <w:shd w:val="clear" w:color="auto" w:fill="EEF3F5"/>
             <w:tcMar>
-              <w:top w:type="dxa" w:w="70"/>
-              <w:left w:type="dxa" w:w="140"/>
-              <w:bottom w:type="dxa" w:w="70"/>
-              <w:right w:type="dxa" w:w="140"/>
+              <w:top w:w="70" w:type="dxa"/>
+              <w:left w:w="140" w:type="dxa"/>
+              <w:bottom w:w="70" w:type="dxa"/>
+              <w:right w:w="140" w:type="dxa"/>
             </w:tcMar>
           </w:tcPr>
           <w:p>
             <w:r>
               <w:rPr>
-                <w:rFonts w:ascii="Consolas" w:cs="Consolas" w:eastAsia="Consolas" w:hAnsi="Consolas"/>
+                <w:rFonts w:ascii="Consolas" w:eastAsia="Consolas" w:hAnsi="Consolas" w:cs="Consolas"/>
                 <w:color w:val="1B2A35"/>
                 <w:sz w:val="21"/>
                 <w:szCs w:val="21"/>
               </w:rPr>
-              <w:t xml:space="preserve">MAN</w:t>
+              <w:t>MAN</w:t>
             </w:r>
           </w:p>
         </w:tc>
       </w:tr>
       <w:tr>
+        <w:tblPrEx>
+          <w:tblCellMar>
+            <w:top w:w="0" w:type="dxa"/>
+            <w:bottom w:w="0" w:type="dxa"/>
+          </w:tblCellMar>
+        </w:tblPrEx>
         <w:tc>
           <w:tcPr>
-            <w:tcW w:type="dxa" w:w="4680"/>
-            <w:shd w:fill="FFFFFF" w:color="auto" w:val="clear"/>
+            <w:tcW w:w="4680" w:type="dxa"/>
+            <w:shd w:val="clear" w:color="auto" w:fill="FFFFFF"/>
             <w:tcMar>
-              <w:top w:type="dxa" w:w="70"/>
-              <w:left w:type="dxa" w:w="140"/>
-              <w:bottom w:type="dxa" w:w="70"/>
-              <w:right w:type="dxa" w:w="140"/>
+              <w:top w:w="70" w:type="dxa"/>
+              <w:left w:w="140" w:type="dxa"/>
+              <w:bottom w:w="70" w:type="dxa"/>
+              <w:right w:w="140" w:type="dxa"/>
             </w:tcMar>
           </w:tcPr>
           <w:p>
             <w:r>
               <w:rPr>
-                <w:rFonts w:ascii="Calibri" w:cs="Calibri" w:eastAsia="Calibri" w:hAnsi="Calibri"/>
+                <w:rFonts w:ascii="Calibri" w:eastAsia="Calibri" w:hAnsi="Calibri" w:cs="Calibri"/>
                 <w:color w:val="1B2A35"/>
                 <w:sz w:val="21"/>
                 <w:szCs w:val="21"/>
               </w:rPr>
-              <w:t xml:space="preserve">East Midlands</w:t>
+              <w:t>East Midlands</w:t>
             </w:r>
           </w:p>
         </w:tc>
         <w:tc>
           <w:tcPr>
-            <w:tcW w:type="dxa" w:w="4680"/>
-            <w:shd w:fill="FFFFFF" w:color="auto" w:val="clear"/>
+            <w:tcW w:w="4680" w:type="dxa"/>
+            <w:shd w:val="clear" w:color="auto" w:fill="FFFFFF"/>
             <w:tcMar>
-              <w:top w:type="dxa" w:w="70"/>
-              <w:left w:type="dxa" w:w="140"/>
-              <w:bottom w:type="dxa" w:w="70"/>
-              <w:right w:type="dxa" w:w="140"/>
+              <w:top w:w="70" w:type="dxa"/>
+              <w:left w:w="140" w:type="dxa"/>
+              <w:bottom w:w="70" w:type="dxa"/>
+              <w:right w:w="140" w:type="dxa"/>
             </w:tcMar>
           </w:tcPr>
           <w:p>
             <w:r>
               <w:rPr>
-                <w:rFonts w:ascii="Consolas" w:cs="Consolas" w:eastAsia="Consolas" w:hAnsi="Consolas"/>
+                <w:rFonts w:ascii="Consolas" w:eastAsia="Consolas" w:hAnsi="Consolas" w:cs="Consolas"/>
                 <w:color w:val="1B2A35"/>
                 <w:sz w:val="21"/>
                 <w:szCs w:val="21"/>
               </w:rPr>
-              <w:t xml:space="preserve">EMA</w:t>
+              <w:t>EMA</w:t>
             </w:r>
           </w:p>
         </w:tc>
@@ -747,49 +817,49 @@
     </w:tbl>
     <w:p>
       <w:pPr>
-        <w:spacing w:after="60" w:before="100"/>
-      </w:pPr>
-      <w:r>
-        <w:rPr>
-          <w:rFonts w:ascii="Calibri" w:cs="Calibri" w:eastAsia="Calibri" w:hAnsi="Calibri"/>
+        <w:spacing w:before="100" w:after="60"/>
+      </w:pPr>
+      <w:r>
+        <w:rPr>
+          <w:rFonts w:ascii="Calibri" w:eastAsia="Calibri" w:hAnsi="Calibri" w:cs="Calibri"/>
           <w:i/>
           <w:iCs/>
           <w:color w:val="5A6B75"/>
           <w:sz w:val="21"/>
           <w:szCs w:val="21"/>
         </w:rPr>
-        <w:t xml:space="preserve">If your airport isn't on this list, tell the person who shared the tool — it can be added.</w:t>
+        <w:t>If your airport isn't on this list, tell the person who shared the tool — it can be added.</w:t>
       </w:r>
     </w:p>
     <w:p>
       <w:pPr>
         <w:pStyle w:val="Heading1"/>
-        <w:spacing w:after="140" w:before="340"/>
-      </w:pPr>
-      <w:r>
-        <w:rPr>
-          <w:rFonts w:ascii="Calibri" w:cs="Calibri" w:eastAsia="Calibri" w:hAnsi="Calibri"/>
+        <w:spacing w:before="340" w:after="140"/>
+      </w:pPr>
+      <w:r>
+        <w:rPr>
+          <w:rFonts w:ascii="Calibri" w:eastAsia="Calibri" w:hAnsi="Calibri" w:cs="Calibri"/>
           <w:b/>
           <w:bCs/>
           <w:color w:val="1B2A35"/>
           <w:sz w:val="30"/>
           <w:szCs w:val="30"/>
         </w:rPr>
-        <w:t xml:space="preserve">Step 1 — Get the flight data from Flightradar24</w:t>
-      </w:r>
-    </w:p>
-    <w:p>
-      <w:pPr>
-        <w:spacing w:after="120" w:line="276"/>
-      </w:pPr>
-      <w:r>
-        <w:rPr>
-          <w:rFonts w:ascii="Calibri" w:cs="Calibri" w:eastAsia="Calibri" w:hAnsi="Calibri"/>
-          <w:color w:val="1B2A35"/>
-          <w:sz w:val="22"/>
-          <w:szCs w:val="22"/>
-        </w:rPr>
-        <w:t xml:space="preserve">You do this once for arrivals and once for departures, for each day you want to cover.</w:t>
+        <w:t>Step 1 — Get the flight data from Flightradar24</w:t>
+      </w:r>
+    </w:p>
+    <w:p>
+      <w:pPr>
+        <w:spacing w:after="120" w:line="276" w:lineRule="auto"/>
+      </w:pPr>
+      <w:r>
+        <w:rPr>
+          <w:rFonts w:ascii="Calibri" w:eastAsia="Calibri" w:hAnsi="Calibri" w:cs="Calibri"/>
+          <w:color w:val="1B2A35"/>
+          <w:sz w:val="22"/>
+          <w:szCs w:val="22"/>
+        </w:rPr>
+        <w:t>You do this once for arrivals and once for departures, for each day you want to cover.</w:t>
       </w:r>
     </w:p>
     <w:p>
@@ -799,11 +869,11 @@
           <w:ilvl w:val="0"/>
           <w:numId w:val="3"/>
         </w:numPr>
-        <w:spacing w:after="120" w:line="276"/>
-      </w:pPr>
-      <w:r>
-        <w:rPr>
-          <w:rFonts w:ascii="Calibri" w:cs="Calibri" w:eastAsia="Calibri" w:hAnsi="Calibri"/>
+        <w:spacing w:after="120" w:line="276" w:lineRule="auto"/>
+      </w:pPr>
+      <w:r>
+        <w:rPr>
+          <w:rFonts w:ascii="Calibri" w:eastAsia="Calibri" w:hAnsi="Calibri" w:cs="Calibri"/>
           <w:color w:val="1B2A35"/>
           <w:sz w:val="22"/>
           <w:szCs w:val="22"/>
@@ -812,16 +882,16 @@
       </w:r>
       <w:r>
         <w:rPr>
-          <w:rFonts w:ascii="Consolas" w:cs="Consolas" w:eastAsia="Consolas" w:hAnsi="Consolas"/>
-          <w:color w:val="1B2A35"/>
-          <w:sz w:val="22"/>
-          <w:szCs w:val="22"/>
-        </w:rPr>
-        <w:t xml:space="preserve">flightradar24.com</w:t>
-      </w:r>
-      <w:r>
-        <w:rPr>
-          <w:rFonts w:ascii="Calibri" w:cs="Calibri" w:eastAsia="Calibri" w:hAnsi="Calibri"/>
+          <w:rFonts w:ascii="Consolas" w:eastAsia="Consolas" w:hAnsi="Consolas" w:cs="Consolas"/>
+          <w:color w:val="1B2A35"/>
+          <w:sz w:val="22"/>
+          <w:szCs w:val="22"/>
+        </w:rPr>
+        <w:t>flightradar24.com</w:t>
+      </w:r>
+      <w:r>
+        <w:rPr>
+          <w:rFonts w:ascii="Calibri" w:eastAsia="Calibri" w:hAnsi="Calibri" w:cs="Calibri"/>
           <w:color w:val="1B2A35"/>
           <w:sz w:val="22"/>
           <w:szCs w:val="22"/>
@@ -830,16 +900,16 @@
       </w:r>
       <w:r>
         <w:rPr>
-          <w:rFonts w:ascii="Consolas" w:cs="Consolas" w:eastAsia="Consolas" w:hAnsi="Consolas"/>
-          <w:color w:val="1B2A35"/>
-          <w:sz w:val="22"/>
-          <w:szCs w:val="22"/>
-        </w:rPr>
-        <w:t xml:space="preserve">BRS</w:t>
-      </w:r>
-      <w:r>
-        <w:rPr>
-          <w:rFonts w:ascii="Calibri" w:cs="Calibri" w:eastAsia="Calibri" w:hAnsi="Calibri"/>
+          <w:rFonts w:ascii="Consolas" w:eastAsia="Consolas" w:hAnsi="Consolas" w:cs="Consolas"/>
+          <w:color w:val="1B2A35"/>
+          <w:sz w:val="22"/>
+          <w:szCs w:val="22"/>
+        </w:rPr>
+        <w:t>BRS</w:t>
+      </w:r>
+      <w:r>
+        <w:rPr>
+          <w:rFonts w:ascii="Calibri" w:eastAsia="Calibri" w:hAnsi="Calibri" w:cs="Calibri"/>
           <w:color w:val="1B2A35"/>
           <w:sz w:val="22"/>
           <w:szCs w:val="22"/>
@@ -854,11 +924,11 @@
           <w:ilvl w:val="0"/>
           <w:numId w:val="3"/>
         </w:numPr>
-        <w:spacing w:after="120" w:line="276"/>
-      </w:pPr>
-      <w:r>
-        <w:rPr>
-          <w:rFonts w:ascii="Calibri" w:cs="Calibri" w:eastAsia="Calibri" w:hAnsi="Calibri"/>
+        <w:spacing w:after="120" w:line="276" w:lineRule="auto"/>
+      </w:pPr>
+      <w:r>
+        <w:rPr>
+          <w:rFonts w:ascii="Calibri" w:eastAsia="Calibri" w:hAnsi="Calibri" w:cs="Calibri"/>
           <w:color w:val="1B2A35"/>
           <w:sz w:val="22"/>
           <w:szCs w:val="22"/>
@@ -867,18 +937,18 @@
       </w:r>
       <w:r>
         <w:rPr>
-          <w:rFonts w:ascii="Calibri" w:cs="Calibri" w:eastAsia="Calibri" w:hAnsi="Calibri"/>
+          <w:rFonts w:ascii="Calibri" w:eastAsia="Calibri" w:hAnsi="Calibri" w:cs="Calibri"/>
           <w:b/>
           <w:bCs/>
           <w:color w:val="1B2A35"/>
           <w:sz w:val="22"/>
           <w:szCs w:val="22"/>
         </w:rPr>
-        <w:t xml:space="preserve">Arrivals</w:t>
-      </w:r>
-      <w:r>
-        <w:rPr>
-          <w:rFonts w:ascii="Calibri" w:cs="Calibri" w:eastAsia="Calibri" w:hAnsi="Calibri"/>
+        <w:t>Landings</w:t>
+      </w:r>
+      <w:r>
+        <w:rPr>
+          <w:rFonts w:ascii="Calibri" w:eastAsia="Calibri" w:hAnsi="Calibri" w:cs="Calibri"/>
           <w:color w:val="1B2A35"/>
           <w:sz w:val="22"/>
           <w:szCs w:val="22"/>
@@ -893,47 +963,51 @@
           <w:ilvl w:val="0"/>
           <w:numId w:val="3"/>
         </w:numPr>
-        <w:spacing w:after="120" w:line="276"/>
-      </w:pPr>
-      <w:r>
-        <w:rPr>
-          <w:rFonts w:ascii="Calibri" w:cs="Calibri" w:eastAsia="Calibri" w:hAnsi="Calibri"/>
+        <w:spacing w:after="120" w:line="276" w:lineRule="auto"/>
+      </w:pPr>
+      <w:r>
+        <w:rPr>
+          <w:rFonts w:ascii="Calibri" w:eastAsia="Calibri" w:hAnsi="Calibri" w:cs="Calibri"/>
           <w:color w:val="1B2A35"/>
           <w:sz w:val="22"/>
           <w:szCs w:val="22"/>
         </w:rPr>
         <w:t xml:space="preserve">Select the whole list and copy it (click at the start, drag to the end, then press </w:t>
       </w:r>
-      <w:r>
-        <w:rPr>
-          <w:rFonts w:ascii="Consolas" w:cs="Consolas" w:eastAsia="Consolas" w:hAnsi="Consolas"/>
-          <w:color w:val="1B2A35"/>
-          <w:sz w:val="22"/>
-          <w:szCs w:val="22"/>
-        </w:rPr>
-        <w:t xml:space="preserve">Ctrl+C</w:t>
-      </w:r>
-      <w:r>
-        <w:rPr>
-          <w:rFonts w:ascii="Calibri" w:cs="Calibri" w:eastAsia="Calibri" w:hAnsi="Calibri"/>
+      <w:proofErr w:type="spellStart"/>
+      <w:r>
+        <w:rPr>
+          <w:rFonts w:ascii="Consolas" w:eastAsia="Consolas" w:hAnsi="Consolas" w:cs="Consolas"/>
+          <w:color w:val="1B2A35"/>
+          <w:sz w:val="22"/>
+          <w:szCs w:val="22"/>
+        </w:rPr>
+        <w:t>Ctrl+C</w:t>
+      </w:r>
+      <w:proofErr w:type="spellEnd"/>
+      <w:r>
+        <w:rPr>
+          <w:rFonts w:ascii="Calibri" w:eastAsia="Calibri" w:hAnsi="Calibri" w:cs="Calibri"/>
           <w:color w:val="1B2A35"/>
           <w:sz w:val="22"/>
           <w:szCs w:val="22"/>
         </w:rPr>
         <w:t xml:space="preserve"> — or </w:t>
       </w:r>
-      <w:r>
-        <w:rPr>
-          <w:rFonts w:ascii="Consolas" w:cs="Consolas" w:eastAsia="Consolas" w:hAnsi="Consolas"/>
-          <w:color w:val="1B2A35"/>
-          <w:sz w:val="22"/>
-          <w:szCs w:val="22"/>
-        </w:rPr>
-        <w:t xml:space="preserve">Cmd+C</w:t>
-      </w:r>
-      <w:r>
-        <w:rPr>
-          <w:rFonts w:ascii="Calibri" w:cs="Calibri" w:eastAsia="Calibri" w:hAnsi="Calibri"/>
+      <w:proofErr w:type="spellStart"/>
+      <w:r>
+        <w:rPr>
+          <w:rFonts w:ascii="Consolas" w:eastAsia="Consolas" w:hAnsi="Consolas" w:cs="Consolas"/>
+          <w:color w:val="1B2A35"/>
+          <w:sz w:val="22"/>
+          <w:szCs w:val="22"/>
+        </w:rPr>
+        <w:t>Cmd+C</w:t>
+      </w:r>
+      <w:proofErr w:type="spellEnd"/>
+      <w:r>
+        <w:rPr>
+          <w:rFonts w:ascii="Calibri" w:eastAsia="Calibri" w:hAnsi="Calibri" w:cs="Calibri"/>
           <w:color w:val="1B2A35"/>
           <w:sz w:val="22"/>
           <w:szCs w:val="22"/>
@@ -948,31 +1022,32 @@
           <w:ilvl w:val="0"/>
           <w:numId w:val="3"/>
         </w:numPr>
-        <w:spacing w:after="120" w:line="276"/>
-      </w:pPr>
-      <w:r>
-        <w:rPr>
-          <w:rFonts w:ascii="Calibri" w:cs="Calibri" w:eastAsia="Calibri" w:hAnsi="Calibri"/>
-          <w:color w:val="1B2A35"/>
-          <w:sz w:val="22"/>
-          <w:szCs w:val="22"/>
-        </w:rPr>
+        <w:spacing w:after="120" w:line="276" w:lineRule="auto"/>
+      </w:pPr>
+      <w:r>
+        <w:rPr>
+          <w:rFonts w:ascii="Calibri" w:eastAsia="Calibri" w:hAnsi="Calibri" w:cs="Calibri"/>
+          <w:color w:val="1B2A35"/>
+          <w:sz w:val="22"/>
+          <w:szCs w:val="22"/>
+        </w:rPr>
+        <w:lastRenderedPageBreak/>
         <w:t xml:space="preserve">Open a plain-text editor — </w:t>
       </w:r>
       <w:r>
         <w:rPr>
-          <w:rFonts w:ascii="Calibri" w:cs="Calibri" w:eastAsia="Calibri" w:hAnsi="Calibri"/>
+          <w:rFonts w:ascii="Calibri" w:eastAsia="Calibri" w:hAnsi="Calibri" w:cs="Calibri"/>
           <w:b/>
           <w:bCs/>
           <w:color w:val="1B2A35"/>
           <w:sz w:val="22"/>
           <w:szCs w:val="22"/>
         </w:rPr>
-        <w:t xml:space="preserve">Notepad</w:t>
-      </w:r>
-      <w:r>
-        <w:rPr>
-          <w:rFonts w:ascii="Calibri" w:cs="Calibri" w:eastAsia="Calibri" w:hAnsi="Calibri"/>
+        <w:t>Notepad</w:t>
+      </w:r>
+      <w:r>
+        <w:rPr>
+          <w:rFonts w:ascii="Calibri" w:eastAsia="Calibri" w:hAnsi="Calibri" w:cs="Calibri"/>
           <w:color w:val="1B2A35"/>
           <w:sz w:val="22"/>
           <w:szCs w:val="22"/>
@@ -981,23 +1056,43 @@
       </w:r>
       <w:r>
         <w:rPr>
-          <w:rFonts w:ascii="Calibri" w:cs="Calibri" w:eastAsia="Calibri" w:hAnsi="Calibri"/>
+          <w:rFonts w:ascii="Calibri" w:eastAsia="Calibri" w:hAnsi="Calibri" w:cs="Calibri"/>
           <w:b/>
           <w:bCs/>
           <w:color w:val="1B2A35"/>
           <w:sz w:val="22"/>
           <w:szCs w:val="22"/>
         </w:rPr>
-        <w:t xml:space="preserve">TextEdit</w:t>
-      </w:r>
-      <w:r>
-        <w:rPr>
-          <w:rFonts w:ascii="Calibri" w:cs="Calibri" w:eastAsia="Calibri" w:hAnsi="Calibri"/>
-          <w:color w:val="1B2A35"/>
-          <w:sz w:val="22"/>
-          <w:szCs w:val="22"/>
-        </w:rPr>
-        <w:t xml:space="preserve"> on a Mac — paste the list in, and save the file.</w:t>
+        <w:t>TextEdit</w:t>
+      </w:r>
+      <w:r>
+        <w:rPr>
+          <w:rFonts w:ascii="Calibri" w:eastAsia="Calibri" w:hAnsi="Calibri" w:cs="Calibri"/>
+          <w:color w:val="1B2A35"/>
+          <w:sz w:val="22"/>
+          <w:szCs w:val="22"/>
+        </w:rPr>
+        <w:t xml:space="preserve"> on a Mac — paste the list </w:t>
+      </w:r>
+      <w:proofErr w:type="gramStart"/>
+      <w:r>
+        <w:rPr>
+          <w:rFonts w:ascii="Calibri" w:eastAsia="Calibri" w:hAnsi="Calibri" w:cs="Calibri"/>
+          <w:color w:val="1B2A35"/>
+          <w:sz w:val="22"/>
+          <w:szCs w:val="22"/>
+        </w:rPr>
+        <w:t>in, and</w:t>
+      </w:r>
+      <w:proofErr w:type="gramEnd"/>
+      <w:r>
+        <w:rPr>
+          <w:rFonts w:ascii="Calibri" w:eastAsia="Calibri" w:hAnsi="Calibri" w:cs="Calibri"/>
+          <w:color w:val="1B2A35"/>
+          <w:sz w:val="22"/>
+          <w:szCs w:val="22"/>
+        </w:rPr>
+        <w:t xml:space="preserve"> save the file.</w:t>
       </w:r>
     </w:p>
     <w:p>
@@ -1007,31 +1102,33 @@
           <w:ilvl w:val="0"/>
           <w:numId w:val="3"/>
         </w:numPr>
-        <w:spacing w:after="120" w:line="276"/>
-      </w:pPr>
-      <w:r>
-        <w:rPr>
-          <w:rFonts w:ascii="Calibri" w:cs="Calibri" w:eastAsia="Calibri" w:hAnsi="Calibri"/>
+        <w:spacing w:after="120" w:line="276" w:lineRule="auto"/>
+      </w:pPr>
+      <w:r>
+        <w:rPr>
+          <w:rFonts w:ascii="Calibri" w:eastAsia="Calibri" w:hAnsi="Calibri" w:cs="Calibri"/>
           <w:color w:val="1B2A35"/>
           <w:sz w:val="22"/>
           <w:szCs w:val="22"/>
         </w:rPr>
         <w:t xml:space="preserve">Do the same for the </w:t>
       </w:r>
-      <w:r>
-        <w:rPr>
-          <w:rFonts w:ascii="Calibri" w:cs="Calibri" w:eastAsia="Calibri" w:hAnsi="Calibri"/>
+      <w:proofErr w:type="spellStart"/>
+      <w:r>
+        <w:rPr>
+          <w:rFonts w:ascii="Calibri" w:eastAsia="Calibri" w:hAnsi="Calibri" w:cs="Calibri"/>
           <w:b/>
           <w:bCs/>
           <w:color w:val="1B2A35"/>
           <w:sz w:val="22"/>
           <w:szCs w:val="22"/>
         </w:rPr>
-        <w:t xml:space="preserve">Departures</w:t>
-      </w:r>
-      <w:r>
-        <w:rPr>
-          <w:rFonts w:ascii="Calibri" w:cs="Calibri" w:eastAsia="Calibri" w:hAnsi="Calibri"/>
+        <w:t>Takeoffs</w:t>
+      </w:r>
+      <w:proofErr w:type="spellEnd"/>
+      <w:r>
+        <w:rPr>
+          <w:rFonts w:ascii="Calibri" w:eastAsia="Calibri" w:hAnsi="Calibri" w:cs="Calibri"/>
           <w:color w:val="1B2A35"/>
           <w:sz w:val="22"/>
           <w:szCs w:val="22"/>
@@ -1041,29 +1138,38 @@
     </w:p>
     <w:tbl>
       <w:tblPr>
-        <w:tblW w:type="dxa" w:w="9360"/>
+        <w:tblW w:w="9360" w:type="dxa"/>
         <w:tblBorders>
-          <w:top w:val="single" w:color="B07A18" w:sz="2"/>
-          <w:left w:val="single" w:color="B07A18" w:sz="18"/>
-          <w:bottom w:val="single" w:color="B07A18" w:sz="2"/>
-          <w:right w:val="single" w:color="B07A18" w:sz="2"/>
-          <w:insideH w:val="none"/>
-          <w:insideV w:val="none"/>
+          <w:top w:val="single" w:sz="2" w:space="0" w:color="B07A18"/>
+          <w:left w:val="single" w:sz="18" w:space="0" w:color="B07A18"/>
+          <w:bottom w:val="single" w:sz="2" w:space="0" w:color="B07A18"/>
+          <w:right w:val="single" w:sz="2" w:space="0" w:color="B07A18"/>
         </w:tblBorders>
+        <w:tblCellMar>
+          <w:left w:w="10" w:type="dxa"/>
+          <w:right w:w="10" w:type="dxa"/>
+        </w:tblCellMar>
+        <w:tblLook w:val="0000" w:firstRow="0" w:lastRow="0" w:firstColumn="0" w:lastColumn="0" w:noHBand="0" w:noVBand="0"/>
       </w:tblPr>
       <w:tblGrid>
         <w:gridCol w:w="9360"/>
       </w:tblGrid>
       <w:tr>
+        <w:tblPrEx>
+          <w:tblCellMar>
+            <w:top w:w="0" w:type="dxa"/>
+            <w:bottom w:w="0" w:type="dxa"/>
+          </w:tblCellMar>
+        </w:tblPrEx>
         <w:tc>
           <w:tcPr>
-            <w:tcW w:type="dxa" w:w="9360"/>
-            <w:shd w:fill="EEF3F5" w:color="auto" w:val="clear"/>
+            <w:tcW w:w="9360" w:type="dxa"/>
+            <w:shd w:val="clear" w:color="auto" w:fill="EEF3F5"/>
             <w:tcMar>
-              <w:top w:type="dxa" w:w="120"/>
-              <w:left w:type="dxa" w:w="200"/>
-              <w:bottom w:type="dxa" w:w="120"/>
-              <w:right w:type="dxa" w:w="200"/>
+              <w:top w:w="120" w:type="dxa"/>
+              <w:left w:w="200" w:type="dxa"/>
+              <w:bottom w:w="120" w:type="dxa"/>
+              <w:right w:w="200" w:type="dxa"/>
             </w:tcMar>
           </w:tcPr>
           <w:p>
@@ -1072,69 +1178,82 @@
             </w:pPr>
             <w:r>
               <w:rPr>
-                <w:rFonts w:ascii="Calibri" w:cs="Calibri" w:eastAsia="Calibri" w:hAnsi="Calibri"/>
+                <w:rFonts w:ascii="Calibri" w:eastAsia="Calibri" w:hAnsi="Calibri" w:cs="Calibri"/>
                 <w:b/>
                 <w:bCs/>
                 <w:color w:val="B07A18"/>
                 <w:sz w:val="21"/>
                 <w:szCs w:val="21"/>
               </w:rPr>
-              <w:t xml:space="preserve">Naming your files — this matters</w:t>
-            </w:r>
+              <w:t xml:space="preserve">Naming your files — </w:t>
+            </w:r>
+            <w:proofErr w:type="gramStart"/>
+            <w:r>
+              <w:rPr>
+                <w:rFonts w:ascii="Calibri" w:eastAsia="Calibri" w:hAnsi="Calibri" w:cs="Calibri"/>
+                <w:b/>
+                <w:bCs/>
+                <w:color w:val="B07A18"/>
+                <w:sz w:val="21"/>
+                <w:szCs w:val="21"/>
+              </w:rPr>
+              <w:t>this matters</w:t>
+            </w:r>
+            <w:proofErr w:type="gramEnd"/>
           </w:p>
           <w:p>
             <w:pPr>
-              <w:spacing w:after="40" w:line="264"/>
+              <w:spacing w:after="40" w:line="264" w:lineRule="auto"/>
             </w:pPr>
             <w:r>
               <w:rPr>
-                <w:rFonts w:ascii="Calibri" w:cs="Calibri" w:eastAsia="Calibri" w:hAnsi="Calibri"/>
+                <w:rFonts w:ascii="Calibri" w:eastAsia="Calibri" w:hAnsi="Calibri" w:cs="Calibri"/>
                 <w:color w:val="1B2A35"/>
                 <w:sz w:val="22"/>
                 <w:szCs w:val="22"/>
               </w:rPr>
-              <w:t xml:space="preserve">Name each file in this exact pattern so the tool can read the airport, the date and the direction automatically:</w:t>
+              <w:t>Name each file in this exact pattern so the tool can read the airport, the date and the direction automatically:</w:t>
             </w:r>
           </w:p>
           <w:p>
             <w:pPr>
-              <w:spacing w:after="40" w:line="264"/>
+              <w:spacing w:after="40" w:line="264" w:lineRule="auto"/>
             </w:pPr>
             <w:r>
               <w:rPr>
-                <w:rFonts w:ascii="Consolas" w:cs="Consolas" w:eastAsia="Consolas" w:hAnsi="Consolas"/>
+                <w:rFonts w:ascii="Consolas" w:eastAsia="Consolas" w:hAnsi="Consolas" w:cs="Consolas"/>
                 <w:b/>
                 <w:bCs/>
                 <w:color w:val="1E7A6E"/>
                 <w:sz w:val="22"/>
                 <w:szCs w:val="22"/>
               </w:rPr>
-              <w:t xml:space="preserve">BRS_2026-06-25_landings.txt</w:t>
+              <w:t>BRS_2026-06-25_landings.txt</w:t>
             </w:r>
           </w:p>
           <w:p>
             <w:pPr>
-              <w:spacing w:after="40" w:line="264"/>
+              <w:spacing w:after="40" w:line="264" w:lineRule="auto"/>
             </w:pPr>
             <w:r>
               <w:rPr>
-                <w:rFonts w:ascii="Consolas" w:cs="Consolas" w:eastAsia="Consolas" w:hAnsi="Consolas"/>
+                <w:rFonts w:ascii="Consolas" w:eastAsia="Consolas" w:hAnsi="Consolas" w:cs="Consolas"/>
                 <w:b/>
                 <w:bCs/>
                 <w:color w:val="1E7A6E"/>
                 <w:sz w:val="22"/>
                 <w:szCs w:val="22"/>
               </w:rPr>
-              <w:t xml:space="preserve">BRS_2026-06-25_takeoffs.txt</w:t>
+              <w:t>BRS_2026-06-25_takeoffs.txt</w:t>
             </w:r>
           </w:p>
           <w:p>
             <w:pPr>
-              <w:spacing w:after="40" w:line="264"/>
+              <w:spacing w:after="40" w:line="264" w:lineRule="auto"/>
             </w:pPr>
             <w:r>
               <w:rPr>
-                <w:rFonts w:ascii="Calibri" w:cs="Calibri" w:eastAsia="Calibri" w:hAnsi="Calibri"/>
+                <w:rFonts w:ascii="Calibri" w:eastAsia="Calibri" w:hAnsi="Calibri" w:cs="Calibri"/>
                 <w:color w:val="1B2A35"/>
                 <w:sz w:val="22"/>
                 <w:szCs w:val="22"/>
@@ -1143,34 +1262,36 @@
             </w:r>
             <w:r>
               <w:rPr>
-                <w:rFonts w:ascii="Consolas" w:cs="Consolas" w:eastAsia="Consolas" w:hAnsi="Consolas"/>
+                <w:rFonts w:ascii="Consolas" w:eastAsia="Consolas" w:hAnsi="Consolas" w:cs="Consolas"/>
                 <w:color w:val="1B2A35"/>
                 <w:sz w:val="22"/>
                 <w:szCs w:val="22"/>
               </w:rPr>
-              <w:t xml:space="preserve">landings</w:t>
-            </w:r>
-            <w:r>
-              <w:rPr>
-                <w:rFonts w:ascii="Calibri" w:cs="Calibri" w:eastAsia="Calibri" w:hAnsi="Calibri"/>
+              <w:t>landings</w:t>
+            </w:r>
+            <w:r>
+              <w:rPr>
+                <w:rFonts w:ascii="Calibri" w:eastAsia="Calibri" w:hAnsi="Calibri" w:cs="Calibri"/>
                 <w:color w:val="1B2A35"/>
                 <w:sz w:val="22"/>
                 <w:szCs w:val="22"/>
               </w:rPr>
               <w:t xml:space="preserve"> or </w:t>
             </w:r>
-            <w:r>
-              <w:rPr>
-                <w:rFonts w:ascii="Consolas" w:cs="Consolas" w:eastAsia="Consolas" w:hAnsi="Consolas"/>
+            <w:proofErr w:type="spellStart"/>
+            <w:r>
+              <w:rPr>
+                <w:rFonts w:ascii="Consolas" w:eastAsia="Consolas" w:hAnsi="Consolas" w:cs="Consolas"/>
                 <w:color w:val="1B2A35"/>
                 <w:sz w:val="22"/>
                 <w:szCs w:val="22"/>
               </w:rPr>
-              <w:t xml:space="preserve">takeoffs</w:t>
-            </w:r>
-            <w:r>
-              <w:rPr>
-                <w:rFonts w:ascii="Calibri" w:cs="Calibri" w:eastAsia="Calibri" w:hAnsi="Calibri"/>
+              <w:t>takeoffs</w:t>
+            </w:r>
+            <w:proofErr w:type="spellEnd"/>
+            <w:r>
+              <w:rPr>
+                <w:rFonts w:ascii="Calibri" w:eastAsia="Calibri" w:hAnsi="Calibri" w:cs="Calibri"/>
                 <w:color w:val="1B2A35"/>
                 <w:sz w:val="22"/>
                 <w:szCs w:val="22"/>
@@ -1179,21 +1300,21 @@
             </w:r>
             <w:r>
               <w:rPr>
-                <w:rFonts w:ascii="Consolas" w:cs="Consolas" w:eastAsia="Consolas" w:hAnsi="Consolas"/>
+                <w:rFonts w:ascii="Consolas" w:eastAsia="Consolas" w:hAnsi="Consolas" w:cs="Consolas"/>
                 <w:color w:val="1B2A35"/>
                 <w:sz w:val="22"/>
                 <w:szCs w:val="22"/>
               </w:rPr>
-              <w:t xml:space="preserve">.txt</w:t>
-            </w:r>
-            <w:r>
-              <w:rPr>
-                <w:rFonts w:ascii="Calibri" w:cs="Calibri" w:eastAsia="Calibri" w:hAnsi="Calibri"/>
+              <w:t>.txt</w:t>
+            </w:r>
+            <w:r>
+              <w:rPr>
+                <w:rFonts w:ascii="Calibri" w:eastAsia="Calibri" w:hAnsi="Calibri" w:cs="Calibri"/>
                 <w:color w:val="1B2A35"/>
                 <w:sz w:val="22"/>
                 <w:szCs w:val="22"/>
               </w:rPr>
-              <w:t xml:space="preserve">.</w:t>
+              <w:t>.</w:t>
             </w:r>
           </w:p>
         </w:tc>
@@ -1202,43 +1323,40 @@
     <w:p>
       <w:pPr>
         <w:pBdr>
-          <w:bottom w:val="single" w:color="C9D4DA" w:sz="4"/>
+          <w:bottom w:val="single" w:sz="4" w:space="0" w:color="C9D4DA"/>
         </w:pBdr>
-        <w:spacing w:after="60" w:before="60"/>
-      </w:pPr>
-      <w:r>
-        <w:t xml:space="preserve"/>
-      </w:r>
+        <w:spacing w:before="60" w:after="60"/>
+      </w:pPr>
     </w:p>
     <w:p>
       <w:pPr>
         <w:pStyle w:val="Heading1"/>
-        <w:spacing w:after="140" w:before="340"/>
-      </w:pPr>
-      <w:r>
-        <w:rPr>
-          <w:rFonts w:ascii="Calibri" w:cs="Calibri" w:eastAsia="Calibri" w:hAnsi="Calibri"/>
+        <w:spacing w:before="340" w:after="140"/>
+      </w:pPr>
+      <w:r>
+        <w:rPr>
+          <w:rFonts w:ascii="Calibri" w:eastAsia="Calibri" w:hAnsi="Calibri" w:cs="Calibri"/>
           <w:b/>
           <w:bCs/>
           <w:color w:val="1B2A35"/>
           <w:sz w:val="30"/>
           <w:szCs w:val="30"/>
         </w:rPr>
-        <w:t xml:space="preserve">Step 2 — Look at a single day</w:t>
-      </w:r>
-    </w:p>
-    <w:p>
-      <w:pPr>
-        <w:spacing w:after="120" w:line="276"/>
-      </w:pPr>
-      <w:r>
-        <w:rPr>
-          <w:rFonts w:ascii="Calibri" w:cs="Calibri" w:eastAsia="Calibri" w:hAnsi="Calibri"/>
-          <w:color w:val="1B2A35"/>
-          <w:sz w:val="22"/>
-          <w:szCs w:val="22"/>
-        </w:rPr>
-        <w:t xml:space="preserve">The fastest way to check one day:</w:t>
+        <w:t>Step 2 — Look at a single day</w:t>
+      </w:r>
+    </w:p>
+    <w:p>
+      <w:pPr>
+        <w:spacing w:after="120" w:line="276" w:lineRule="auto"/>
+      </w:pPr>
+      <w:r>
+        <w:rPr>
+          <w:rFonts w:ascii="Calibri" w:eastAsia="Calibri" w:hAnsi="Calibri" w:cs="Calibri"/>
+          <w:color w:val="1B2A35"/>
+          <w:sz w:val="22"/>
+          <w:szCs w:val="22"/>
+        </w:rPr>
+        <w:t>The fastest way to check one day:</w:t>
       </w:r>
     </w:p>
     <w:p>
@@ -1248,16 +1366,16 @@
           <w:ilvl w:val="0"/>
           <w:numId w:val="4"/>
         </w:numPr>
-        <w:spacing w:after="120" w:line="276"/>
-      </w:pPr>
-      <w:r>
-        <w:rPr>
-          <w:rFonts w:ascii="Calibri" w:cs="Calibri" w:eastAsia="Calibri" w:hAnsi="Calibri"/>
-          <w:color w:val="1B2A35"/>
-          <w:sz w:val="22"/>
-          <w:szCs w:val="22"/>
-        </w:rPr>
-        <w:t xml:space="preserve">Open the tool and choose your airport from the drop-down at the top.</w:t>
+        <w:spacing w:after="120" w:line="276" w:lineRule="auto"/>
+      </w:pPr>
+      <w:r>
+        <w:rPr>
+          <w:rFonts w:ascii="Calibri" w:eastAsia="Calibri" w:hAnsi="Calibri" w:cs="Calibri"/>
+          <w:color w:val="1B2A35"/>
+          <w:sz w:val="22"/>
+          <w:szCs w:val="22"/>
+        </w:rPr>
+        <w:t>Open the tool and choose your airport from the drop-down at the top.</w:t>
       </w:r>
     </w:p>
     <w:p>
@@ -1267,11 +1385,11 @@
           <w:ilvl w:val="0"/>
           <w:numId w:val="4"/>
         </w:numPr>
-        <w:spacing w:after="120" w:line="276"/>
-      </w:pPr>
-      <w:r>
-        <w:rPr>
-          <w:rFonts w:ascii="Calibri" w:cs="Calibri" w:eastAsia="Calibri" w:hAnsi="Calibri"/>
+        <w:spacing w:after="120" w:line="276" w:lineRule="auto"/>
+      </w:pPr>
+      <w:r>
+        <w:rPr>
+          <w:rFonts w:ascii="Calibri" w:eastAsia="Calibri" w:hAnsi="Calibri" w:cs="Calibri"/>
           <w:color w:val="1B2A35"/>
           <w:sz w:val="22"/>
           <w:szCs w:val="22"/>
@@ -1280,58 +1398,142 @@
       </w:r>
       <w:r>
         <w:rPr>
-          <w:rFonts w:ascii="Calibri" w:cs="Calibri" w:eastAsia="Calibri" w:hAnsi="Calibri"/>
+          <w:rFonts w:ascii="Calibri" w:eastAsia="Calibri" w:hAnsi="Calibri" w:cs="Calibri"/>
           <w:i/>
           <w:iCs/>
           <w:color w:val="1B2A35"/>
           <w:sz w:val="22"/>
           <w:szCs w:val="22"/>
         </w:rPr>
-        <w:t xml:space="preserve">“Load many files at once”</w:t>
-      </w:r>
-      <w:r>
-        <w:rPr>
-          <w:rFonts w:ascii="Calibri" w:cs="Calibri" w:eastAsia="Calibri" w:hAnsi="Calibri"/>
-          <w:color w:val="1B2A35"/>
-          <w:sz w:val="22"/>
-          <w:szCs w:val="22"/>
-        </w:rPr>
-        <w:t xml:space="preserve"> box, or copy the flight list straight from Flightradar24 and paste it into the </w:t>
-      </w:r>
-      <w:r>
-        <w:rPr>
-          <w:rFonts w:ascii="Calibri" w:cs="Calibri" w:eastAsia="Calibri" w:hAnsi="Calibri"/>
+        <w:t>“Load many files at once”</w:t>
+      </w:r>
+      <w:r>
+        <w:rPr>
+          <w:rFonts w:ascii="Calibri" w:eastAsia="Calibri" w:hAnsi="Calibri" w:cs="Calibri"/>
+          <w:color w:val="1B2A35"/>
+          <w:sz w:val="22"/>
+          <w:szCs w:val="22"/>
+        </w:rPr>
+        <w:t xml:space="preserve"> </w:t>
+      </w:r>
+      <w:proofErr w:type="gramStart"/>
+      <w:r>
+        <w:rPr>
+          <w:rFonts w:ascii="Calibri" w:eastAsia="Calibri" w:hAnsi="Calibri" w:cs="Calibri"/>
+          <w:color w:val="1B2A35"/>
+          <w:sz w:val="22"/>
+          <w:szCs w:val="22"/>
+        </w:rPr>
+        <w:t>box, or</w:t>
+      </w:r>
+      <w:proofErr w:type="gramEnd"/>
+      <w:r>
+        <w:rPr>
+          <w:rFonts w:ascii="Calibri" w:eastAsia="Calibri" w:hAnsi="Calibri" w:cs="Calibri"/>
+          <w:color w:val="1B2A35"/>
+          <w:sz w:val="22"/>
+          <w:szCs w:val="22"/>
+        </w:rPr>
+        <w:t xml:space="preserve"> copy the flight list straight from Flightradar24 and paste it into the </w:t>
+      </w:r>
+      <w:r>
+        <w:rPr>
+          <w:rFonts w:ascii="Calibri" w:eastAsia="Calibri" w:hAnsi="Calibri" w:cs="Calibri"/>
           <w:b/>
           <w:bCs/>
           <w:color w:val="1B2A35"/>
           <w:sz w:val="22"/>
           <w:szCs w:val="22"/>
         </w:rPr>
-        <w:t xml:space="preserve">Arrivals</w:t>
-      </w:r>
-      <w:r>
-        <w:rPr>
-          <w:rFonts w:ascii="Calibri" w:cs="Calibri" w:eastAsia="Calibri" w:hAnsi="Calibri"/>
-          <w:color w:val="1B2A35"/>
-          <w:sz w:val="22"/>
-          <w:szCs w:val="22"/>
-        </w:rPr>
-        <w:t xml:space="preserve"> and </w:t>
-      </w:r>
-      <w:r>
-        <w:rPr>
-          <w:rFonts w:ascii="Calibri" w:cs="Calibri" w:eastAsia="Calibri" w:hAnsi="Calibri"/>
+        <w:t>Arrivals</w:t>
+      </w:r>
+      <w:r>
+        <w:rPr>
+          <w:rFonts w:ascii="Calibri" w:eastAsia="Calibri" w:hAnsi="Calibri" w:cs="Calibri"/>
+          <w:color w:val="1B2A35"/>
+          <w:sz w:val="22"/>
+          <w:szCs w:val="22"/>
+        </w:rPr>
+        <w:t xml:space="preserve"> </w:t>
+      </w:r>
+      <w:r>
+        <w:rPr>
+          <w:rFonts w:ascii="Calibri" w:eastAsia="Calibri" w:hAnsi="Calibri" w:cs="Calibri"/>
           <w:b/>
           <w:bCs/>
           <w:color w:val="1B2A35"/>
           <w:sz w:val="22"/>
           <w:szCs w:val="22"/>
         </w:rPr>
-        <w:t xml:space="preserve">Departures</w:t>
-      </w:r>
-      <w:r>
-        <w:rPr>
-          <w:rFonts w:ascii="Calibri" w:cs="Calibri" w:eastAsia="Calibri" w:hAnsi="Calibri"/>
+        <w:t>(Landings)</w:t>
+      </w:r>
+      <w:r>
+        <w:rPr>
+          <w:rFonts w:ascii="Calibri" w:eastAsia="Calibri" w:hAnsi="Calibri" w:cs="Calibri"/>
+          <w:color w:val="1B2A35"/>
+          <w:sz w:val="22"/>
+          <w:szCs w:val="22"/>
+        </w:rPr>
+        <w:t xml:space="preserve"> </w:t>
+      </w:r>
+      <w:r>
+        <w:rPr>
+          <w:rFonts w:ascii="Calibri" w:eastAsia="Calibri" w:hAnsi="Calibri" w:cs="Calibri"/>
+          <w:color w:val="1B2A35"/>
+          <w:sz w:val="22"/>
+          <w:szCs w:val="22"/>
+        </w:rPr>
+        <w:t xml:space="preserve">and </w:t>
+      </w:r>
+      <w:r>
+        <w:rPr>
+          <w:rFonts w:ascii="Calibri" w:eastAsia="Calibri" w:hAnsi="Calibri" w:cs="Calibri"/>
+          <w:b/>
+          <w:bCs/>
+          <w:color w:val="1B2A35"/>
+          <w:sz w:val="22"/>
+          <w:szCs w:val="22"/>
+        </w:rPr>
+        <w:t>Departures</w:t>
+      </w:r>
+      <w:r>
+        <w:rPr>
+          <w:rFonts w:ascii="Calibri" w:eastAsia="Calibri" w:hAnsi="Calibri" w:cs="Calibri"/>
+          <w:b/>
+          <w:bCs/>
+          <w:color w:val="1B2A35"/>
+          <w:sz w:val="22"/>
+          <w:szCs w:val="22"/>
+        </w:rPr>
+        <w:t xml:space="preserve"> (</w:t>
+      </w:r>
+      <w:proofErr w:type="spellStart"/>
+      <w:r>
+        <w:rPr>
+          <w:rFonts w:ascii="Calibri" w:eastAsia="Calibri" w:hAnsi="Calibri" w:cs="Calibri"/>
+          <w:b/>
+          <w:bCs/>
+          <w:color w:val="1B2A35"/>
+          <w:sz w:val="22"/>
+          <w:szCs w:val="22"/>
+        </w:rPr>
+        <w:t>Takeoffs</w:t>
+      </w:r>
+      <w:proofErr w:type="spellEnd"/>
+      <w:r>
+        <w:rPr>
+          <w:rFonts w:ascii="Calibri" w:eastAsia="Calibri" w:hAnsi="Calibri" w:cs="Calibri"/>
+          <w:b/>
+          <w:bCs/>
+          <w:color w:val="1B2A35"/>
+          <w:sz w:val="22"/>
+          <w:szCs w:val="22"/>
+        </w:rPr>
+        <w:t>)</w:t>
+      </w:r>
+      <w:r>
+        <w:rPr>
+          <w:rFonts w:ascii="Calibri" w:eastAsia="Calibri" w:hAnsi="Calibri" w:cs="Calibri"/>
           <w:color w:val="1B2A35"/>
           <w:sz w:val="22"/>
           <w:szCs w:val="22"/>
@@ -1346,11 +1548,11 @@
           <w:ilvl w:val="0"/>
           <w:numId w:val="4"/>
         </w:numPr>
-        <w:spacing w:after="120" w:line="276"/>
-      </w:pPr>
-      <w:r>
-        <w:rPr>
-          <w:rFonts w:ascii="Calibri" w:cs="Calibri" w:eastAsia="Calibri" w:hAnsi="Calibri"/>
+        <w:spacing w:after="120" w:line="276" w:lineRule="auto"/>
+      </w:pPr>
+      <w:r>
+        <w:rPr>
+          <w:rFonts w:ascii="Calibri" w:eastAsia="Calibri" w:hAnsi="Calibri" w:cs="Calibri"/>
           <w:color w:val="1B2A35"/>
           <w:sz w:val="22"/>
           <w:szCs w:val="22"/>
@@ -1359,18 +1561,18 @@
       </w:r>
       <w:r>
         <w:rPr>
-          <w:rFonts w:ascii="Calibri" w:cs="Calibri" w:eastAsia="Calibri" w:hAnsi="Calibri"/>
+          <w:rFonts w:ascii="Calibri" w:eastAsia="Calibri" w:hAnsi="Calibri" w:cs="Calibri"/>
           <w:b/>
           <w:bCs/>
           <w:color w:val="1B2A35"/>
           <w:sz w:val="22"/>
           <w:szCs w:val="22"/>
         </w:rPr>
-        <w:t xml:space="preserve">Build single-day summary</w:t>
-      </w:r>
-      <w:r>
-        <w:rPr>
-          <w:rFonts w:ascii="Calibri" w:cs="Calibri" w:eastAsia="Calibri" w:hAnsi="Calibri"/>
+        <w:t>Build single-day summary</w:t>
+      </w:r>
+      <w:r>
+        <w:rPr>
+          <w:rFonts w:ascii="Calibri" w:eastAsia="Calibri" w:hAnsi="Calibri" w:cs="Calibri"/>
           <w:color w:val="1B2A35"/>
           <w:sz w:val="22"/>
           <w:szCs w:val="22"/>
@@ -1379,18 +1581,18 @@
       </w:r>
       <w:r>
         <w:rPr>
-          <w:rFonts w:ascii="Calibri" w:cs="Calibri" w:eastAsia="Calibri" w:hAnsi="Calibri"/>
+          <w:rFonts w:ascii="Calibri" w:eastAsia="Calibri" w:hAnsi="Calibri" w:cs="Calibri"/>
           <w:b/>
           <w:bCs/>
           <w:color w:val="1B2A35"/>
           <w:sz w:val="22"/>
           <w:szCs w:val="22"/>
         </w:rPr>
-        <w:t xml:space="preserve">Build month summary</w:t>
-      </w:r>
-      <w:r>
-        <w:rPr>
-          <w:rFonts w:ascii="Calibri" w:cs="Calibri" w:eastAsia="Calibri" w:hAnsi="Calibri"/>
+        <w:t>Build month summary</w:t>
+      </w:r>
+      <w:r>
+        <w:rPr>
+          <w:rFonts w:ascii="Calibri" w:eastAsia="Calibri" w:hAnsi="Calibri" w:cs="Calibri"/>
           <w:color w:val="1B2A35"/>
           <w:sz w:val="22"/>
           <w:szCs w:val="22"/>
@@ -1400,11 +1602,11 @@
     </w:p>
     <w:p>
       <w:pPr>
-        <w:spacing w:after="120" w:line="276"/>
-      </w:pPr>
-      <w:r>
-        <w:rPr>
-          <w:rFonts w:ascii="Calibri" w:cs="Calibri" w:eastAsia="Calibri" w:hAnsi="Calibri"/>
+        <w:spacing w:after="120" w:line="276" w:lineRule="auto"/>
+      </w:pPr>
+      <w:r>
+        <w:rPr>
+          <w:rFonts w:ascii="Calibri" w:eastAsia="Calibri" w:hAnsi="Calibri" w:cs="Calibri"/>
           <w:color w:val="1B2A35"/>
           <w:sz w:val="22"/>
           <w:szCs w:val="22"/>
@@ -1413,18 +1615,18 @@
       </w:r>
       <w:r>
         <w:rPr>
-          <w:rFonts w:ascii="Calibri" w:cs="Calibri" w:eastAsia="Calibri" w:hAnsi="Calibri"/>
+          <w:rFonts w:ascii="Calibri" w:eastAsia="Calibri" w:hAnsi="Calibri" w:cs="Calibri"/>
           <w:b/>
           <w:bCs/>
           <w:color w:val="1B2A35"/>
           <w:sz w:val="22"/>
           <w:szCs w:val="22"/>
         </w:rPr>
-        <w:t xml:space="preserve">Load the sample day</w:t>
-      </w:r>
-      <w:r>
-        <w:rPr>
-          <w:rFonts w:ascii="Calibri" w:cs="Calibri" w:eastAsia="Calibri" w:hAnsi="Calibri"/>
+        <w:t>Load the sample day</w:t>
+      </w:r>
+      <w:r>
+        <w:rPr>
+          <w:rFonts w:ascii="Calibri" w:eastAsia="Calibri" w:hAnsi="Calibri" w:cs="Calibri"/>
           <w:color w:val="1B2A35"/>
           <w:sz w:val="22"/>
           <w:szCs w:val="22"/>
@@ -1435,32 +1637,32 @@
     <w:p>
       <w:pPr>
         <w:pStyle w:val="Heading1"/>
-        <w:spacing w:after="140" w:before="340"/>
-      </w:pPr>
-      <w:r>
-        <w:rPr>
-          <w:rFonts w:ascii="Calibri" w:cs="Calibri" w:eastAsia="Calibri" w:hAnsi="Calibri"/>
+        <w:spacing w:before="340" w:after="140"/>
+      </w:pPr>
+      <w:r>
+        <w:rPr>
+          <w:rFonts w:ascii="Calibri" w:eastAsia="Calibri" w:hAnsi="Calibri" w:cs="Calibri"/>
           <w:b/>
           <w:bCs/>
           <w:color w:val="1B2A35"/>
           <w:sz w:val="30"/>
           <w:szCs w:val="30"/>
         </w:rPr>
-        <w:t xml:space="preserve">Step 3 — Look at a whole month</w:t>
-      </w:r>
-    </w:p>
-    <w:p>
-      <w:pPr>
-        <w:spacing w:after="120" w:line="276"/>
-      </w:pPr>
-      <w:r>
-        <w:rPr>
-          <w:rFonts w:ascii="Calibri" w:cs="Calibri" w:eastAsia="Calibri" w:hAnsi="Calibri"/>
-          <w:color w:val="1B2A35"/>
-          <w:sz w:val="22"/>
-          <w:szCs w:val="22"/>
-        </w:rPr>
-        <w:t xml:space="preserve">This is the tool's main job. You can load a whole month, or several months, in one go.</w:t>
+        <w:t>Step 3 — Look at a whole month</w:t>
+      </w:r>
+    </w:p>
+    <w:p>
+      <w:pPr>
+        <w:spacing w:after="120" w:line="276" w:lineRule="auto"/>
+      </w:pPr>
+      <w:r>
+        <w:rPr>
+          <w:rFonts w:ascii="Calibri" w:eastAsia="Calibri" w:hAnsi="Calibri" w:cs="Calibri"/>
+          <w:color w:val="1B2A35"/>
+          <w:sz w:val="22"/>
+          <w:szCs w:val="22"/>
+        </w:rPr>
+        <w:t>This is the tool's main job. You can load a whole month, or several months, in one go.</w:t>
       </w:r>
     </w:p>
     <w:p>
@@ -1470,16 +1672,16 @@
           <w:ilvl w:val="0"/>
           <w:numId w:val="5"/>
         </w:numPr>
-        <w:spacing w:after="120" w:line="276"/>
-      </w:pPr>
-      <w:r>
-        <w:rPr>
-          <w:rFonts w:ascii="Calibri" w:cs="Calibri" w:eastAsia="Calibri" w:hAnsi="Calibri"/>
-          <w:color w:val="1B2A35"/>
-          <w:sz w:val="22"/>
-          <w:szCs w:val="22"/>
-        </w:rPr>
-        <w:t xml:space="preserve">Choose your airport from the drop-down.</w:t>
+        <w:spacing w:after="120" w:line="276" w:lineRule="auto"/>
+      </w:pPr>
+      <w:r>
+        <w:rPr>
+          <w:rFonts w:ascii="Calibri" w:eastAsia="Calibri" w:hAnsi="Calibri" w:cs="Calibri"/>
+          <w:color w:val="1B2A35"/>
+          <w:sz w:val="22"/>
+          <w:szCs w:val="22"/>
+        </w:rPr>
+        <w:t>Choose your airport from the drop-down.</w:t>
       </w:r>
     </w:p>
     <w:p>
@@ -1489,11 +1691,11 @@
           <w:ilvl w:val="0"/>
           <w:numId w:val="5"/>
         </w:numPr>
-        <w:spacing w:after="120" w:line="276"/>
-      </w:pPr>
-      <w:r>
-        <w:rPr>
-          <w:rFonts w:ascii="Calibri" w:cs="Calibri" w:eastAsia="Calibri" w:hAnsi="Calibri"/>
+        <w:spacing w:after="120" w:line="276" w:lineRule="auto"/>
+      </w:pPr>
+      <w:r>
+        <w:rPr>
+          <w:rFonts w:ascii="Calibri" w:eastAsia="Calibri" w:hAnsi="Calibri" w:cs="Calibri"/>
           <w:color w:val="1B2A35"/>
           <w:sz w:val="22"/>
           <w:szCs w:val="22"/>
@@ -1502,18 +1704,18 @@
       </w:r>
       <w:r>
         <w:rPr>
-          <w:rFonts w:ascii="Calibri" w:cs="Calibri" w:eastAsia="Calibri" w:hAnsi="Calibri"/>
+          <w:rFonts w:ascii="Calibri" w:eastAsia="Calibri" w:hAnsi="Calibri" w:cs="Calibri"/>
           <w:b/>
           <w:bCs/>
           <w:color w:val="1B2A35"/>
           <w:sz w:val="22"/>
           <w:szCs w:val="22"/>
         </w:rPr>
-        <w:t xml:space="preserve">all</w:t>
-      </w:r>
-      <w:r>
-        <w:rPr>
-          <w:rFonts w:ascii="Calibri" w:cs="Calibri" w:eastAsia="Calibri" w:hAnsi="Calibri"/>
+        <w:t>all</w:t>
+      </w:r>
+      <w:r>
+        <w:rPr>
+          <w:rFonts w:ascii="Calibri" w:eastAsia="Calibri" w:hAnsi="Calibri" w:cs="Calibri"/>
           <w:color w:val="1B2A35"/>
           <w:sz w:val="22"/>
           <w:szCs w:val="22"/>
@@ -1522,18 +1724,18 @@
       </w:r>
       <w:r>
         <w:rPr>
-          <w:rFonts w:ascii="Calibri" w:cs="Calibri" w:eastAsia="Calibri" w:hAnsi="Calibri"/>
+          <w:rFonts w:ascii="Calibri" w:eastAsia="Calibri" w:hAnsi="Calibri" w:cs="Calibri"/>
           <w:i/>
           <w:iCs/>
           <w:color w:val="1B2A35"/>
           <w:sz w:val="22"/>
           <w:szCs w:val="22"/>
         </w:rPr>
-        <w:t xml:space="preserve">“Load many files at once”</w:t>
-      </w:r>
-      <w:r>
-        <w:rPr>
-          <w:rFonts w:ascii="Calibri" w:cs="Calibri" w:eastAsia="Calibri" w:hAnsi="Calibri"/>
+        <w:t>“Load many files at once”</w:t>
+      </w:r>
+      <w:r>
+        <w:rPr>
+          <w:rFonts w:ascii="Calibri" w:eastAsia="Calibri" w:hAnsi="Calibri" w:cs="Calibri"/>
           <w:color w:val="1B2A35"/>
           <w:sz w:val="22"/>
           <w:szCs w:val="22"/>
@@ -1548,47 +1750,49 @@
           <w:ilvl w:val="0"/>
           <w:numId w:val="5"/>
         </w:numPr>
-        <w:spacing w:after="120" w:line="276"/>
-      </w:pPr>
-      <w:r>
-        <w:rPr>
-          <w:rFonts w:ascii="Calibri" w:cs="Calibri" w:eastAsia="Calibri" w:hAnsi="Calibri"/>
-          <w:color w:val="1B2A35"/>
-          <w:sz w:val="22"/>
-          <w:szCs w:val="22"/>
-        </w:rPr>
-        <w:t xml:space="preserve">Check the list that appears. Each file shows its date and whether it's arrivals (</w:t>
-      </w:r>
-      <w:r>
-        <w:rPr>
-          <w:rFonts w:ascii="Consolas" w:cs="Consolas" w:eastAsia="Consolas" w:hAnsi="Consolas"/>
-          <w:color w:val="1B2A35"/>
-          <w:sz w:val="22"/>
-          <w:szCs w:val="22"/>
-        </w:rPr>
-        <w:t xml:space="preserve">arr</w:t>
-      </w:r>
-      <w:r>
-        <w:rPr>
-          <w:rFonts w:ascii="Calibri" w:cs="Calibri" w:eastAsia="Calibri" w:hAnsi="Calibri"/>
-          <w:color w:val="1B2A35"/>
-          <w:sz w:val="22"/>
-          <w:szCs w:val="22"/>
-        </w:rPr>
-        <w:t xml:space="preserve">) or departures (</w:t>
-      </w:r>
-      <w:r>
-        <w:rPr>
-          <w:rFonts w:ascii="Consolas" w:cs="Consolas" w:eastAsia="Consolas" w:hAnsi="Consolas"/>
-          <w:color w:val="1B2A35"/>
-          <w:sz w:val="22"/>
-          <w:szCs w:val="22"/>
-        </w:rPr>
-        <w:t xml:space="preserve">dep</w:t>
-      </w:r>
-      <w:r>
-        <w:rPr>
-          <w:rFonts w:ascii="Calibri" w:cs="Calibri" w:eastAsia="Calibri" w:hAnsi="Calibri"/>
+        <w:spacing w:after="120" w:line="276" w:lineRule="auto"/>
+      </w:pPr>
+      <w:r>
+        <w:rPr>
+          <w:rFonts w:ascii="Calibri" w:eastAsia="Calibri" w:hAnsi="Calibri" w:cs="Calibri"/>
+          <w:color w:val="1B2A35"/>
+          <w:sz w:val="22"/>
+          <w:szCs w:val="22"/>
+        </w:rPr>
+        <w:t>Check the list that appears. Each file shows its date and whether it's arrivals (</w:t>
+      </w:r>
+      <w:proofErr w:type="spellStart"/>
+      <w:r>
+        <w:rPr>
+          <w:rFonts w:ascii="Consolas" w:eastAsia="Consolas" w:hAnsi="Consolas" w:cs="Consolas"/>
+          <w:color w:val="1B2A35"/>
+          <w:sz w:val="22"/>
+          <w:szCs w:val="22"/>
+        </w:rPr>
+        <w:t>arr</w:t>
+      </w:r>
+      <w:proofErr w:type="spellEnd"/>
+      <w:r>
+        <w:rPr>
+          <w:rFonts w:ascii="Calibri" w:eastAsia="Calibri" w:hAnsi="Calibri" w:cs="Calibri"/>
+          <w:color w:val="1B2A35"/>
+          <w:sz w:val="22"/>
+          <w:szCs w:val="22"/>
+        </w:rPr>
+        <w:t>) or departures (</w:t>
+      </w:r>
+      <w:r>
+        <w:rPr>
+          <w:rFonts w:ascii="Consolas" w:eastAsia="Consolas" w:hAnsi="Consolas" w:cs="Consolas"/>
+          <w:color w:val="1B2A35"/>
+          <w:sz w:val="22"/>
+          <w:szCs w:val="22"/>
+        </w:rPr>
+        <w:t>dep</w:t>
+      </w:r>
+      <w:r>
+        <w:rPr>
+          <w:rFonts w:ascii="Calibri" w:eastAsia="Calibri" w:hAnsi="Calibri" w:cs="Calibri"/>
           <w:color w:val="1B2A35"/>
           <w:sz w:val="22"/>
           <w:szCs w:val="22"/>
@@ -1597,16 +1801,16 @@
       </w:r>
       <w:r>
         <w:rPr>
-          <w:rFonts w:ascii="Consolas" w:cs="Consolas" w:eastAsia="Consolas" w:hAnsi="Consolas"/>
-          <w:color w:val="1B2A35"/>
-          <w:sz w:val="22"/>
-          <w:szCs w:val="22"/>
-        </w:rPr>
-        <w:t xml:space="preserve">✕</w:t>
-      </w:r>
-      <w:r>
-        <w:rPr>
-          <w:rFonts w:ascii="Calibri" w:cs="Calibri" w:eastAsia="Calibri" w:hAnsi="Calibri"/>
+          <w:rFonts w:ascii="Consolas" w:eastAsia="Consolas" w:hAnsi="Consolas" w:cs="Consolas"/>
+          <w:color w:val="1B2A35"/>
+          <w:sz w:val="22"/>
+          <w:szCs w:val="22"/>
+        </w:rPr>
+        <w:t>✕</w:t>
+      </w:r>
+      <w:r>
+        <w:rPr>
+          <w:rFonts w:ascii="Calibri" w:eastAsia="Calibri" w:hAnsi="Calibri" w:cs="Calibri"/>
           <w:color w:val="1B2A35"/>
           <w:sz w:val="22"/>
           <w:szCs w:val="22"/>
@@ -1621,11 +1825,11 @@
           <w:ilvl w:val="0"/>
           <w:numId w:val="5"/>
         </w:numPr>
-        <w:spacing w:after="120" w:line="276"/>
-      </w:pPr>
-      <w:r>
-        <w:rPr>
-          <w:rFonts w:ascii="Calibri" w:cs="Calibri" w:eastAsia="Calibri" w:hAnsi="Calibri"/>
+        <w:spacing w:after="120" w:line="276" w:lineRule="auto"/>
+      </w:pPr>
+      <w:r>
+        <w:rPr>
+          <w:rFonts w:ascii="Calibri" w:eastAsia="Calibri" w:hAnsi="Calibri" w:cs="Calibri"/>
           <w:color w:val="1B2A35"/>
           <w:sz w:val="22"/>
           <w:szCs w:val="22"/>
@@ -1634,50 +1838,59 @@
       </w:r>
       <w:r>
         <w:rPr>
-          <w:rFonts w:ascii="Calibri" w:cs="Calibri" w:eastAsia="Calibri" w:hAnsi="Calibri"/>
+          <w:rFonts w:ascii="Calibri" w:eastAsia="Calibri" w:hAnsi="Calibri" w:cs="Calibri"/>
           <w:b/>
           <w:bCs/>
           <w:color w:val="1B2A35"/>
           <w:sz w:val="22"/>
           <w:szCs w:val="22"/>
         </w:rPr>
-        <w:t xml:space="preserve">Build month summary</w:t>
-      </w:r>
-      <w:r>
-        <w:rPr>
-          <w:rFonts w:ascii="Calibri" w:cs="Calibri" w:eastAsia="Calibri" w:hAnsi="Calibri"/>
-          <w:color w:val="1B2A35"/>
-          <w:sz w:val="22"/>
-          <w:szCs w:val="22"/>
-        </w:rPr>
-        <w:t xml:space="preserve">.</w:t>
+        <w:t>Build month summary</w:t>
+      </w:r>
+      <w:r>
+        <w:rPr>
+          <w:rFonts w:ascii="Calibri" w:eastAsia="Calibri" w:hAnsi="Calibri" w:cs="Calibri"/>
+          <w:color w:val="1B2A35"/>
+          <w:sz w:val="22"/>
+          <w:szCs w:val="22"/>
+        </w:rPr>
+        <w:t>.</w:t>
       </w:r>
     </w:p>
     <w:tbl>
       <w:tblPr>
-        <w:tblW w:type="dxa" w:w="9360"/>
+        <w:tblW w:w="9360" w:type="dxa"/>
         <w:tblBorders>
-          <w:top w:val="single" w:color="1E7A6E" w:sz="2"/>
-          <w:left w:val="single" w:color="1E7A6E" w:sz="18"/>
-          <w:bottom w:val="single" w:color="1E7A6E" w:sz="2"/>
-          <w:right w:val="single" w:color="1E7A6E" w:sz="2"/>
-          <w:insideH w:val="none"/>
-          <w:insideV w:val="none"/>
+          <w:top w:val="single" w:sz="2" w:space="0" w:color="1E7A6E"/>
+          <w:left w:val="single" w:sz="18" w:space="0" w:color="1E7A6E"/>
+          <w:bottom w:val="single" w:sz="2" w:space="0" w:color="1E7A6E"/>
+          <w:right w:val="single" w:sz="2" w:space="0" w:color="1E7A6E"/>
         </w:tblBorders>
+        <w:tblCellMar>
+          <w:left w:w="10" w:type="dxa"/>
+          <w:right w:w="10" w:type="dxa"/>
+        </w:tblCellMar>
+        <w:tblLook w:val="0000" w:firstRow="0" w:lastRow="0" w:firstColumn="0" w:lastColumn="0" w:noHBand="0" w:noVBand="0"/>
       </w:tblPr>
       <w:tblGrid>
         <w:gridCol w:w="9360"/>
       </w:tblGrid>
       <w:tr>
+        <w:tblPrEx>
+          <w:tblCellMar>
+            <w:top w:w="0" w:type="dxa"/>
+            <w:bottom w:w="0" w:type="dxa"/>
+          </w:tblCellMar>
+        </w:tblPrEx>
         <w:tc>
           <w:tcPr>
-            <w:tcW w:type="dxa" w:w="9360"/>
-            <w:shd w:fill="EEF3F5" w:color="auto" w:val="clear"/>
+            <w:tcW w:w="9360" w:type="dxa"/>
+            <w:shd w:val="clear" w:color="auto" w:fill="EEF3F5"/>
             <w:tcMar>
-              <w:top w:type="dxa" w:w="120"/>
-              <w:left w:type="dxa" w:w="200"/>
-              <w:bottom w:type="dxa" w:w="120"/>
-              <w:right w:type="dxa" w:w="200"/>
+              <w:top w:w="120" w:type="dxa"/>
+              <w:left w:w="200" w:type="dxa"/>
+              <w:bottom w:w="120" w:type="dxa"/>
+              <w:right w:w="200" w:type="dxa"/>
             </w:tcMar>
           </w:tcPr>
           <w:p>
@@ -1686,23 +1899,23 @@
             </w:pPr>
             <w:r>
               <w:rPr>
-                <w:rFonts w:ascii="Calibri" w:cs="Calibri" w:eastAsia="Calibri" w:hAnsi="Calibri"/>
+                <w:rFonts w:ascii="Calibri" w:eastAsia="Calibri" w:hAnsi="Calibri" w:cs="Calibri"/>
                 <w:b/>
                 <w:bCs/>
                 <w:color w:val="1E7A6E"/>
                 <w:sz w:val="21"/>
                 <w:szCs w:val="21"/>
               </w:rPr>
-              <w:t xml:space="preserve">Reading the results</w:t>
+              <w:t>Reading the results</w:t>
             </w:r>
           </w:p>
           <w:p>
             <w:pPr>
-              <w:spacing w:after="40" w:line="264"/>
+              <w:spacing w:after="40" w:line="264" w:lineRule="auto"/>
             </w:pPr>
             <w:r>
               <w:rPr>
-                <w:rFonts w:ascii="Calibri" w:cs="Calibri" w:eastAsia="Calibri" w:hAnsi="Calibri"/>
+                <w:rFonts w:ascii="Calibri" w:eastAsia="Calibri" w:hAnsi="Calibri" w:cs="Calibri"/>
                 <w:color w:val="1B2A35"/>
                 <w:sz w:val="22"/>
                 <w:szCs w:val="22"/>
@@ -1711,18 +1924,18 @@
             </w:r>
             <w:r>
               <w:rPr>
-                <w:rFonts w:ascii="Calibri" w:cs="Calibri" w:eastAsia="Calibri" w:hAnsi="Calibri"/>
+                <w:rFonts w:ascii="Calibri" w:eastAsia="Calibri" w:hAnsi="Calibri" w:cs="Calibri"/>
                 <w:b/>
                 <w:bCs/>
                 <w:color w:val="C0442E"/>
                 <w:sz w:val="22"/>
                 <w:szCs w:val="22"/>
               </w:rPr>
-              <w:t xml:space="preserve">night</w:t>
-            </w:r>
-            <w:r>
-              <w:rPr>
-                <w:rFonts w:ascii="Calibri" w:cs="Calibri" w:eastAsia="Calibri" w:hAnsi="Calibri"/>
+              <w:t>night</w:t>
+            </w:r>
+            <w:r>
+              <w:rPr>
+                <w:rFonts w:ascii="Calibri" w:eastAsia="Calibri" w:hAnsi="Calibri" w:cs="Calibri"/>
                 <w:color w:val="1B2A35"/>
                 <w:sz w:val="22"/>
                 <w:szCs w:val="22"/>
@@ -1731,18 +1944,18 @@
             </w:r>
             <w:r>
               <w:rPr>
-                <w:rFonts w:ascii="Calibri" w:cs="Calibri" w:eastAsia="Calibri" w:hAnsi="Calibri"/>
+                <w:rFonts w:ascii="Calibri" w:eastAsia="Calibri" w:hAnsi="Calibri" w:cs="Calibri"/>
                 <w:b/>
                 <w:bCs/>
                 <w:color w:val="B07A18"/>
                 <w:sz w:val="22"/>
                 <w:szCs w:val="22"/>
               </w:rPr>
-              <w:t xml:space="preserve">shoulder</w:t>
-            </w:r>
-            <w:r>
-              <w:rPr>
-                <w:rFonts w:ascii="Calibri" w:cs="Calibri" w:eastAsia="Calibri" w:hAnsi="Calibri"/>
+              <w:t>shoulder</w:t>
+            </w:r>
+            <w:r>
+              <w:rPr>
+                <w:rFonts w:ascii="Calibri" w:eastAsia="Calibri" w:hAnsi="Calibri" w:cs="Calibri"/>
                 <w:color w:val="1B2A35"/>
                 <w:sz w:val="22"/>
                 <w:szCs w:val="22"/>
@@ -1752,11 +1965,11 @@
           </w:p>
           <w:p>
             <w:pPr>
-              <w:spacing w:after="40" w:line="264"/>
+              <w:spacing w:after="40" w:line="264" w:lineRule="auto"/>
             </w:pPr>
             <w:r>
               <w:rPr>
-                <w:rFonts w:ascii="Calibri" w:cs="Calibri" w:eastAsia="Calibri" w:hAnsi="Calibri"/>
+                <w:rFonts w:ascii="Calibri" w:eastAsia="Calibri" w:hAnsi="Calibri" w:cs="Calibri"/>
                 <w:color w:val="1B2A35"/>
                 <w:sz w:val="22"/>
                 <w:szCs w:val="22"/>
@@ -1765,18 +1978,18 @@
             </w:r>
             <w:r>
               <w:rPr>
-                <w:rFonts w:ascii="Calibri" w:cs="Calibri" w:eastAsia="Calibri" w:hAnsi="Calibri"/>
+                <w:rFonts w:ascii="Calibri" w:eastAsia="Calibri" w:hAnsi="Calibri" w:cs="Calibri"/>
                 <w:b/>
                 <w:bCs/>
                 <w:color w:val="1B2A35"/>
                 <w:sz w:val="22"/>
                 <w:szCs w:val="22"/>
               </w:rPr>
-              <w:t xml:space="preserve">airline</w:t>
-            </w:r>
-            <w:r>
-              <w:rPr>
-                <w:rFonts w:ascii="Calibri" w:cs="Calibri" w:eastAsia="Calibri" w:hAnsi="Calibri"/>
+              <w:t>airline</w:t>
+            </w:r>
+            <w:r>
+              <w:rPr>
+                <w:rFonts w:ascii="Calibri" w:eastAsia="Calibri" w:hAnsi="Calibri" w:cs="Calibri"/>
                 <w:color w:val="1B2A35"/>
                 <w:sz w:val="22"/>
                 <w:szCs w:val="22"/>
@@ -1785,18 +1998,18 @@
             </w:r>
             <w:r>
               <w:rPr>
-                <w:rFonts w:ascii="Calibri" w:cs="Calibri" w:eastAsia="Calibri" w:hAnsi="Calibri"/>
+                <w:rFonts w:ascii="Calibri" w:eastAsia="Calibri" w:hAnsi="Calibri" w:cs="Calibri"/>
                 <w:b/>
                 <w:bCs/>
                 <w:color w:val="1B2A35"/>
                 <w:sz w:val="22"/>
                 <w:szCs w:val="22"/>
               </w:rPr>
-              <w:t xml:space="preserve">aircraft type</w:t>
-            </w:r>
-            <w:r>
-              <w:rPr>
-                <w:rFonts w:ascii="Calibri" w:cs="Calibri" w:eastAsia="Calibri" w:hAnsi="Calibri"/>
+              <w:t>aircraft type</w:t>
+            </w:r>
+            <w:r>
+              <w:rPr>
+                <w:rFonts w:ascii="Calibri" w:eastAsia="Calibri" w:hAnsi="Calibri" w:cs="Calibri"/>
                 <w:color w:val="1B2A35"/>
                 <w:sz w:val="22"/>
                 <w:szCs w:val="22"/>
@@ -1805,18 +2018,18 @@
             </w:r>
             <w:r>
               <w:rPr>
-                <w:rFonts w:ascii="Calibri" w:cs="Calibri" w:eastAsia="Calibri" w:hAnsi="Calibri"/>
+                <w:rFonts w:ascii="Calibri" w:eastAsia="Calibri" w:hAnsi="Calibri" w:cs="Calibri"/>
                 <w:b/>
                 <w:bCs/>
                 <w:color w:val="1B2A35"/>
                 <w:sz w:val="22"/>
                 <w:szCs w:val="22"/>
               </w:rPr>
-              <w:t xml:space="preserve">destination / origin</w:t>
-            </w:r>
-            <w:r>
-              <w:rPr>
-                <w:rFonts w:ascii="Calibri" w:cs="Calibri" w:eastAsia="Calibri" w:hAnsi="Calibri"/>
+              <w:t>destination / origin</w:t>
+            </w:r>
+            <w:r>
+              <w:rPr>
+                <w:rFonts w:ascii="Calibri" w:eastAsia="Calibri" w:hAnsi="Calibri" w:cs="Calibri"/>
                 <w:color w:val="1B2A35"/>
                 <w:sz w:val="22"/>
                 <w:szCs w:val="22"/>
@@ -1826,11 +2039,11 @@
           </w:p>
           <w:p>
             <w:pPr>
-              <w:spacing w:after="40" w:line="264"/>
+              <w:spacing w:after="40" w:line="264" w:lineRule="auto"/>
             </w:pPr>
             <w:r>
               <w:rPr>
-                <w:rFonts w:ascii="Calibri" w:cs="Calibri" w:eastAsia="Calibri" w:hAnsi="Calibri"/>
+                <w:rFonts w:ascii="Calibri" w:eastAsia="Calibri" w:hAnsi="Calibri" w:cs="Calibri"/>
                 <w:color w:val="1B2A35"/>
                 <w:sz w:val="22"/>
                 <w:szCs w:val="22"/>
@@ -1839,18 +2052,18 @@
             </w:r>
             <w:r>
               <w:rPr>
-                <w:rFonts w:ascii="Calibri" w:cs="Calibri" w:eastAsia="Calibri" w:hAnsi="Calibri"/>
+                <w:rFonts w:ascii="Calibri" w:eastAsia="Calibri" w:hAnsi="Calibri" w:cs="Calibri"/>
                 <w:i/>
                 <w:iCs/>
                 <w:color w:val="1B2A35"/>
                 <w:sz w:val="22"/>
                 <w:szCs w:val="22"/>
               </w:rPr>
-              <w:t xml:space="preserve">Expand all days</w:t>
-            </w:r>
-            <w:r>
-              <w:rPr>
-                <w:rFonts w:ascii="Calibri" w:cs="Calibri" w:eastAsia="Calibri" w:hAnsi="Calibri"/>
+              <w:t>Expand all days</w:t>
+            </w:r>
+            <w:r>
+              <w:rPr>
+                <w:rFonts w:ascii="Calibri" w:eastAsia="Calibri" w:hAnsi="Calibri" w:cs="Calibri"/>
                 <w:color w:val="1B2A35"/>
                 <w:sz w:val="22"/>
                 <w:szCs w:val="22"/>
@@ -1859,18 +2072,18 @@
             </w:r>
             <w:r>
               <w:rPr>
-                <w:rFonts w:ascii="Calibri" w:cs="Calibri" w:eastAsia="Calibri" w:hAnsi="Calibri"/>
+                <w:rFonts w:ascii="Calibri" w:eastAsia="Calibri" w:hAnsi="Calibri" w:cs="Calibri"/>
                 <w:i/>
                 <w:iCs/>
                 <w:color w:val="1B2A35"/>
                 <w:sz w:val="22"/>
                 <w:szCs w:val="22"/>
               </w:rPr>
-              <w:t xml:space="preserve">Collapse all days</w:t>
-            </w:r>
-            <w:r>
-              <w:rPr>
-                <w:rFonts w:ascii="Calibri" w:cs="Calibri" w:eastAsia="Calibri" w:hAnsi="Calibri"/>
+              <w:t>Collapse all days</w:t>
+            </w:r>
+            <w:r>
+              <w:rPr>
+                <w:rFonts w:ascii="Calibri" w:eastAsia="Calibri" w:hAnsi="Calibri" w:cs="Calibri"/>
                 <w:color w:val="1B2A35"/>
                 <w:sz w:val="22"/>
                 <w:szCs w:val="22"/>
@@ -1884,56 +2097,63 @@
     <w:p>
       <w:pPr>
         <w:pBdr>
-          <w:bottom w:val="single" w:color="C9D4DA" w:sz="4"/>
+          <w:bottom w:val="single" w:sz="4" w:space="0" w:color="C9D4DA"/>
         </w:pBdr>
-        <w:spacing w:after="60" w:before="60"/>
-      </w:pPr>
-      <w:r>
-        <w:t xml:space="preserve"/>
-      </w:r>
+        <w:spacing w:before="60" w:after="60"/>
+      </w:pPr>
     </w:p>
     <w:p>
       <w:pPr>
         <w:pStyle w:val="Heading1"/>
-        <w:spacing w:after="140" w:before="340"/>
-      </w:pPr>
-      <w:r>
-        <w:rPr>
-          <w:rFonts w:ascii="Calibri" w:cs="Calibri" w:eastAsia="Calibri" w:hAnsi="Calibri"/>
+        <w:spacing w:before="340" w:after="140"/>
+      </w:pPr>
+      <w:r>
+        <w:rPr>
+          <w:rFonts w:ascii="Calibri" w:eastAsia="Calibri" w:hAnsi="Calibri" w:cs="Calibri"/>
           <w:b/>
           <w:bCs/>
           <w:color w:val="1B2A35"/>
           <w:sz w:val="30"/>
           <w:szCs w:val="30"/>
         </w:rPr>
-        <w:t xml:space="preserve">Step 4 — Save your work so you don't lose it</w:t>
+        <w:lastRenderedPageBreak/>
+        <w:t>Step 4 — Save your work so you don't lose it</w:t>
       </w:r>
     </w:p>
     <w:tbl>
       <w:tblPr>
-        <w:tblW w:type="dxa" w:w="9360"/>
+        <w:tblW w:w="9360" w:type="dxa"/>
         <w:tblBorders>
-          <w:top w:val="single" w:color="C0442E" w:sz="2"/>
-          <w:left w:val="single" w:color="C0442E" w:sz="18"/>
-          <w:bottom w:val="single" w:color="C0442E" w:sz="2"/>
-          <w:right w:val="single" w:color="C0442E" w:sz="2"/>
-          <w:insideH w:val="none"/>
-          <w:insideV w:val="none"/>
+          <w:top w:val="single" w:sz="2" w:space="0" w:color="C0442E"/>
+          <w:left w:val="single" w:sz="18" w:space="0" w:color="C0442E"/>
+          <w:bottom w:val="single" w:sz="2" w:space="0" w:color="C0442E"/>
+          <w:right w:val="single" w:sz="2" w:space="0" w:color="C0442E"/>
         </w:tblBorders>
+        <w:tblCellMar>
+          <w:left w:w="10" w:type="dxa"/>
+          <w:right w:w="10" w:type="dxa"/>
+        </w:tblCellMar>
+        <w:tblLook w:val="0000" w:firstRow="0" w:lastRow="0" w:firstColumn="0" w:lastColumn="0" w:noHBand="0" w:noVBand="0"/>
       </w:tblPr>
       <w:tblGrid>
         <w:gridCol w:w="9360"/>
       </w:tblGrid>
       <w:tr>
+        <w:tblPrEx>
+          <w:tblCellMar>
+            <w:top w:w="0" w:type="dxa"/>
+            <w:bottom w:w="0" w:type="dxa"/>
+          </w:tblCellMar>
+        </w:tblPrEx>
         <w:tc>
           <w:tcPr>
-            <w:tcW w:type="dxa" w:w="9360"/>
-            <w:shd w:fill="EEF3F5" w:color="auto" w:val="clear"/>
+            <w:tcW w:w="9360" w:type="dxa"/>
+            <w:shd w:val="clear" w:color="auto" w:fill="EEF3F5"/>
             <w:tcMar>
-              <w:top w:type="dxa" w:w="120"/>
-              <w:left w:type="dxa" w:w="200"/>
-              <w:bottom w:type="dxa" w:w="120"/>
-              <w:right w:type="dxa" w:w="200"/>
+              <w:top w:w="120" w:type="dxa"/>
+              <w:left w:w="200" w:type="dxa"/>
+              <w:bottom w:w="120" w:type="dxa"/>
+              <w:right w:w="200" w:type="dxa"/>
             </w:tcMar>
           </w:tcPr>
           <w:p>
@@ -1942,28 +2162,28 @@
             </w:pPr>
             <w:r>
               <w:rPr>
-                <w:rFonts w:ascii="Calibri" w:cs="Calibri" w:eastAsia="Calibri" w:hAnsi="Calibri"/>
+                <w:rFonts w:ascii="Calibri" w:eastAsia="Calibri" w:hAnsi="Calibri" w:cs="Calibri"/>
                 <w:b/>
                 <w:bCs/>
                 <w:color w:val="C0442E"/>
                 <w:sz w:val="21"/>
                 <w:szCs w:val="21"/>
               </w:rPr>
-              <w:t xml:space="preserve">Important: the tool does not remember by itself</w:t>
+              <w:t>Important: the tool does not remember by itself</w:t>
             </w:r>
           </w:p>
           <w:p>
             <w:pPr>
-              <w:spacing w:after="40" w:line="264"/>
+              <w:spacing w:after="40" w:line="264" w:lineRule="auto"/>
             </w:pPr>
             <w:r>
               <w:rPr>
-                <w:rFonts w:ascii="Calibri" w:cs="Calibri" w:eastAsia="Calibri" w:hAnsi="Calibri"/>
+                <w:rFonts w:ascii="Calibri" w:eastAsia="Calibri" w:hAnsi="Calibri" w:cs="Calibri"/>
                 <w:color w:val="1B2A35"/>
                 <w:sz w:val="22"/>
                 <w:szCs w:val="22"/>
               </w:rPr>
-              <w:t xml:space="preserve">If you close the tab or refresh the page, everything clears. To keep your data, you must download it. This is deliberate — it's what keeps everything private to your own computer.</w:t>
+              <w:t>If you close the tab or refresh the page, everything clears. To keep your data, you must download it. This is deliberate — it's what keeps everything private to your own computer.</w:t>
             </w:r>
           </w:p>
         </w:tc>
@@ -1973,23 +2193,14 @@
       <w:pPr>
         <w:spacing w:after="120"/>
       </w:pPr>
-      <w:r>
-        <w:rPr>
-          <w:rFonts w:ascii="Calibri" w:cs="Calibri" w:eastAsia="Calibri" w:hAnsi="Calibri"/>
-          <w:color w:val="1B2A35"/>
-          <w:sz w:val="22"/>
-          <w:szCs w:val="22"/>
-        </w:rPr>
-        <w:t xml:space="preserve"/>
-      </w:r>
-    </w:p>
-    <w:p>
-      <w:pPr>
-        <w:spacing w:after="120" w:line="276"/>
-      </w:pPr>
-      <w:r>
-        <w:rPr>
-          <w:rFonts w:ascii="Calibri" w:cs="Calibri" w:eastAsia="Calibri" w:hAnsi="Calibri"/>
+    </w:p>
+    <w:p>
+      <w:pPr>
+        <w:spacing w:after="120" w:line="276" w:lineRule="auto"/>
+      </w:pPr>
+      <w:r>
+        <w:rPr>
+          <w:rFonts w:ascii="Calibri" w:eastAsia="Calibri" w:hAnsi="Calibri" w:cs="Calibri"/>
           <w:color w:val="1B2A35"/>
           <w:sz w:val="22"/>
           <w:szCs w:val="22"/>
@@ -1998,49 +2209,49 @@
       </w:r>
       <w:r>
         <w:rPr>
-          <w:rFonts w:ascii="Calibri" w:cs="Calibri" w:eastAsia="Calibri" w:hAnsi="Calibri"/>
+          <w:rFonts w:ascii="Calibri" w:eastAsia="Calibri" w:hAnsi="Calibri" w:cs="Calibri"/>
           <w:b/>
           <w:bCs/>
           <w:color w:val="1B2A35"/>
           <w:sz w:val="22"/>
           <w:szCs w:val="22"/>
         </w:rPr>
-        <w:t xml:space="preserve">Download full log (CSV)</w:t>
-      </w:r>
-      <w:r>
-        <w:rPr>
-          <w:rFonts w:ascii="Calibri" w:cs="Calibri" w:eastAsia="Calibri" w:hAnsi="Calibri"/>
-          <w:color w:val="1B2A35"/>
-          <w:sz w:val="22"/>
-          <w:szCs w:val="22"/>
-        </w:rPr>
-        <w:t xml:space="preserve">. Keep that file safe — it is your saved record. A CSV opens in Excel or Google Sheets, but its real purpose is to be loaded straight back into the tool.</w:t>
+        <w:t>Download full log (CSV)</w:t>
+      </w:r>
+      <w:r>
+        <w:rPr>
+          <w:rFonts w:ascii="Calibri" w:eastAsia="Calibri" w:hAnsi="Calibri" w:cs="Calibri"/>
+          <w:color w:val="1B2A35"/>
+          <w:sz w:val="22"/>
+          <w:szCs w:val="22"/>
+        </w:rPr>
+        <w:t>. Keep that file safe — it is your saved record. A CSV opens in Excel or Google Sheets, but its real purpose is to be loaded straight back into the tool.</w:t>
       </w:r>
     </w:p>
     <w:p>
       <w:pPr>
         <w:pStyle w:val="Heading2"/>
-        <w:spacing w:after="100" w:before="240"/>
-      </w:pPr>
-      <w:r>
-        <w:rPr>
-          <w:rFonts w:ascii="Calibri" w:cs="Calibri" w:eastAsia="Calibri" w:hAnsi="Calibri"/>
+        <w:spacing w:before="240" w:after="100"/>
+      </w:pPr>
+      <w:r>
+        <w:rPr>
+          <w:rFonts w:ascii="Calibri" w:eastAsia="Calibri" w:hAnsi="Calibri" w:cs="Calibri"/>
           <w:b/>
           <w:bCs/>
           <w:color w:val="1E7A6E"/>
           <w:sz w:val="25"/>
           <w:szCs w:val="25"/>
         </w:rPr>
-        <w:t xml:space="preserve">Coming back later</w:t>
-      </w:r>
-    </w:p>
-    <w:p>
-      <w:pPr>
-        <w:spacing w:after="120" w:line="276"/>
-      </w:pPr>
-      <w:r>
-        <w:rPr>
-          <w:rFonts w:ascii="Calibri" w:cs="Calibri" w:eastAsia="Calibri" w:hAnsi="Calibri"/>
+        <w:t>Coming back later</w:t>
+      </w:r>
+    </w:p>
+    <w:p>
+      <w:pPr>
+        <w:spacing w:after="120" w:line="276" w:lineRule="auto"/>
+      </w:pPr>
+      <w:r>
+        <w:rPr>
+          <w:rFonts w:ascii="Calibri" w:eastAsia="Calibri" w:hAnsi="Calibri" w:cs="Calibri"/>
           <w:color w:val="1B2A35"/>
           <w:sz w:val="22"/>
           <w:szCs w:val="22"/>
@@ -2049,18 +2260,18 @@
       </w:r>
       <w:r>
         <w:rPr>
-          <w:rFonts w:ascii="Calibri" w:cs="Calibri" w:eastAsia="Calibri" w:hAnsi="Calibri"/>
+          <w:rFonts w:ascii="Calibri" w:eastAsia="Calibri" w:hAnsi="Calibri" w:cs="Calibri"/>
           <w:b/>
           <w:bCs/>
           <w:color w:val="1B2A35"/>
           <w:sz w:val="22"/>
           <w:szCs w:val="22"/>
         </w:rPr>
-        <w:t xml:space="preserve">full log</w:t>
-      </w:r>
-      <w:r>
-        <w:rPr>
-          <w:rFonts w:ascii="Calibri" w:cs="Calibri" w:eastAsia="Calibri" w:hAnsi="Calibri"/>
+        <w:t>full log</w:t>
+      </w:r>
+      <w:r>
+        <w:rPr>
+          <w:rFonts w:ascii="Calibri" w:eastAsia="Calibri" w:hAnsi="Calibri" w:cs="Calibri"/>
           <w:color w:val="1B2A35"/>
           <w:sz w:val="22"/>
           <w:szCs w:val="22"/>
@@ -2069,18 +2280,18 @@
       </w:r>
       <w:r>
         <w:rPr>
-          <w:rFonts w:ascii="Calibri" w:cs="Calibri" w:eastAsia="Calibri" w:hAnsi="Calibri"/>
+          <w:rFonts w:ascii="Calibri" w:eastAsia="Calibri" w:hAnsi="Calibri" w:cs="Calibri"/>
           <w:i/>
           <w:iCs/>
           <w:color w:val="1B2A35"/>
           <w:sz w:val="22"/>
           <w:szCs w:val="22"/>
         </w:rPr>
-        <w:t xml:space="preserve">“Load many files at once”</w:t>
-      </w:r>
-      <w:r>
-        <w:rPr>
-          <w:rFonts w:ascii="Calibri" w:cs="Calibri" w:eastAsia="Calibri" w:hAnsi="Calibri"/>
+        <w:t>“Load many files at once”</w:t>
+      </w:r>
+      <w:r>
+        <w:rPr>
+          <w:rFonts w:ascii="Calibri" w:eastAsia="Calibri" w:hAnsi="Calibri" w:cs="Calibri"/>
           <w:color w:val="1B2A35"/>
           <w:sz w:val="22"/>
           <w:szCs w:val="22"/>
@@ -2091,27 +2302,27 @@
     <w:p>
       <w:pPr>
         <w:pStyle w:val="Heading2"/>
-        <w:spacing w:after="100" w:before="240"/>
-      </w:pPr>
-      <w:r>
-        <w:rPr>
-          <w:rFonts w:ascii="Calibri" w:cs="Calibri" w:eastAsia="Calibri" w:hAnsi="Calibri"/>
+        <w:spacing w:before="240" w:after="100"/>
+      </w:pPr>
+      <w:r>
+        <w:rPr>
+          <w:rFonts w:ascii="Calibri" w:eastAsia="Calibri" w:hAnsi="Calibri" w:cs="Calibri"/>
           <w:b/>
           <w:bCs/>
           <w:color w:val="1E7A6E"/>
           <w:sz w:val="25"/>
           <w:szCs w:val="25"/>
         </w:rPr>
-        <w:t xml:space="preserve">Building a running archive</w:t>
-      </w:r>
-    </w:p>
-    <w:p>
-      <w:pPr>
-        <w:spacing w:after="120" w:line="276"/>
-      </w:pPr>
-      <w:r>
-        <w:rPr>
-          <w:rFonts w:ascii="Calibri" w:cs="Calibri" w:eastAsia="Calibri" w:hAnsi="Calibri"/>
+        <w:t>Building a running archive</w:t>
+      </w:r>
+    </w:p>
+    <w:p>
+      <w:pPr>
+        <w:spacing w:after="120" w:line="276" w:lineRule="auto"/>
+      </w:pPr>
+      <w:r>
+        <w:rPr>
+          <w:rFonts w:ascii="Calibri" w:eastAsia="Calibri" w:hAnsi="Calibri" w:cs="Calibri"/>
           <w:color w:val="1B2A35"/>
           <w:sz w:val="22"/>
           <w:szCs w:val="22"/>
@@ -2120,18 +2331,18 @@
       </w:r>
       <w:r>
         <w:rPr>
-          <w:rFonts w:ascii="Calibri" w:cs="Calibri" w:eastAsia="Calibri" w:hAnsi="Calibri"/>
+          <w:rFonts w:ascii="Calibri" w:eastAsia="Calibri" w:hAnsi="Calibri" w:cs="Calibri"/>
           <w:b/>
           <w:bCs/>
           <w:color w:val="1B2A35"/>
           <w:sz w:val="22"/>
           <w:szCs w:val="22"/>
         </w:rPr>
-        <w:t xml:space="preserve">and</w:t>
-      </w:r>
-      <w:r>
-        <w:rPr>
-          <w:rFonts w:ascii="Calibri" w:cs="Calibri" w:eastAsia="Calibri" w:hAnsi="Calibri"/>
+        <w:t>and</w:t>
+      </w:r>
+      <w:r>
+        <w:rPr>
+          <w:rFonts w:ascii="Calibri" w:eastAsia="Calibri" w:hAnsi="Calibri" w:cs="Calibri"/>
           <w:color w:val="1B2A35"/>
           <w:sz w:val="22"/>
           <w:szCs w:val="22"/>
@@ -2140,16 +2351,16 @@
       </w:r>
       <w:r>
         <w:rPr>
-          <w:rFonts w:ascii="Consolas" w:cs="Consolas" w:eastAsia="Consolas" w:hAnsi="Consolas"/>
-          <w:color w:val="1B2A35"/>
-          <w:sz w:val="22"/>
-          <w:szCs w:val="22"/>
-        </w:rPr>
-        <w:t xml:space="preserve">.txt</w:t>
-      </w:r>
-      <w:r>
-        <w:rPr>
-          <w:rFonts w:ascii="Calibri" w:cs="Calibri" w:eastAsia="Calibri" w:hAnsi="Calibri"/>
+          <w:rFonts w:ascii="Consolas" w:eastAsia="Consolas" w:hAnsi="Consolas" w:cs="Consolas"/>
+          <w:color w:val="1B2A35"/>
+          <w:sz w:val="22"/>
+          <w:szCs w:val="22"/>
+        </w:rPr>
+        <w:t>.txt</w:t>
+      </w:r>
+      <w:r>
+        <w:rPr>
+          <w:rFonts w:ascii="Calibri" w:eastAsia="Calibri" w:hAnsi="Calibri" w:cs="Calibri"/>
           <w:color w:val="1B2A35"/>
           <w:sz w:val="22"/>
           <w:szCs w:val="22"/>
@@ -2159,29 +2370,38 @@
     </w:p>
     <w:tbl>
       <w:tblPr>
-        <w:tblW w:type="dxa" w:w="9360"/>
+        <w:tblW w:w="9360" w:type="dxa"/>
         <w:tblBorders>
-          <w:top w:val="single" w:color="B07A18" w:sz="2"/>
-          <w:left w:val="single" w:color="B07A18" w:sz="18"/>
-          <w:bottom w:val="single" w:color="B07A18" w:sz="2"/>
-          <w:right w:val="single" w:color="B07A18" w:sz="2"/>
-          <w:insideH w:val="none"/>
-          <w:insideV w:val="none"/>
+          <w:top w:val="single" w:sz="2" w:space="0" w:color="B07A18"/>
+          <w:left w:val="single" w:sz="18" w:space="0" w:color="B07A18"/>
+          <w:bottom w:val="single" w:sz="2" w:space="0" w:color="B07A18"/>
+          <w:right w:val="single" w:sz="2" w:space="0" w:color="B07A18"/>
         </w:tblBorders>
+        <w:tblCellMar>
+          <w:left w:w="10" w:type="dxa"/>
+          <w:right w:w="10" w:type="dxa"/>
+        </w:tblCellMar>
+        <w:tblLook w:val="0000" w:firstRow="0" w:lastRow="0" w:firstColumn="0" w:lastColumn="0" w:noHBand="0" w:noVBand="0"/>
       </w:tblPr>
       <w:tblGrid>
         <w:gridCol w:w="9360"/>
       </w:tblGrid>
       <w:tr>
+        <w:tblPrEx>
+          <w:tblCellMar>
+            <w:top w:w="0" w:type="dxa"/>
+            <w:bottom w:w="0" w:type="dxa"/>
+          </w:tblCellMar>
+        </w:tblPrEx>
         <w:tc>
           <w:tcPr>
-            <w:tcW w:type="dxa" w:w="9360"/>
-            <w:shd w:fill="EEF3F5" w:color="auto" w:val="clear"/>
+            <w:tcW w:w="9360" w:type="dxa"/>
+            <w:shd w:val="clear" w:color="auto" w:fill="EEF3F5"/>
             <w:tcMar>
-              <w:top w:type="dxa" w:w="120"/>
-              <w:left w:type="dxa" w:w="200"/>
-              <w:bottom w:type="dxa" w:w="120"/>
-              <w:right w:type="dxa" w:w="200"/>
+              <w:top w:w="120" w:type="dxa"/>
+              <w:left w:w="200" w:type="dxa"/>
+              <w:bottom w:w="120" w:type="dxa"/>
+              <w:right w:w="200" w:type="dxa"/>
             </w:tcMar>
           </w:tcPr>
           <w:p>
@@ -2190,34 +2410,34 @@
             </w:pPr>
             <w:r>
               <w:rPr>
-                <w:rFonts w:ascii="Calibri" w:cs="Calibri" w:eastAsia="Calibri" w:hAnsi="Calibri"/>
+                <w:rFonts w:ascii="Calibri" w:eastAsia="Calibri" w:hAnsi="Calibri" w:cs="Calibri"/>
                 <w:b/>
                 <w:bCs/>
                 <w:color w:val="B07A18"/>
                 <w:sz w:val="21"/>
                 <w:szCs w:val="21"/>
               </w:rPr>
-              <w:t xml:space="preserve">The two CSV downloads — which is which</w:t>
+              <w:t>The two CSV downloads — which is which</w:t>
             </w:r>
           </w:p>
           <w:p>
             <w:pPr>
-              <w:spacing w:after="40" w:line="264"/>
+              <w:spacing w:after="40" w:line="264" w:lineRule="auto"/>
             </w:pPr>
             <w:r>
               <w:rPr>
-                <w:rFonts w:ascii="Calibri" w:cs="Calibri" w:eastAsia="Calibri" w:hAnsi="Calibri"/>
+                <w:rFonts w:ascii="Calibri" w:eastAsia="Calibri" w:hAnsi="Calibri" w:cs="Calibri"/>
                 <w:b/>
                 <w:bCs/>
                 <w:color w:val="1B2A35"/>
                 <w:sz w:val="22"/>
                 <w:szCs w:val="22"/>
               </w:rPr>
-              <w:t xml:space="preserve">Full log</w:t>
-            </w:r>
-            <w:r>
-              <w:rPr>
-                <w:rFonts w:ascii="Calibri" w:cs="Calibri" w:eastAsia="Calibri" w:hAnsi="Calibri"/>
+              <w:t>Full log</w:t>
+            </w:r>
+            <w:r>
+              <w:rPr>
+                <w:rFonts w:ascii="Calibri" w:eastAsia="Calibri" w:hAnsi="Calibri" w:cs="Calibri"/>
                 <w:color w:val="1B2A35"/>
                 <w:sz w:val="22"/>
                 <w:szCs w:val="22"/>
@@ -2227,22 +2447,22 @@
           </w:p>
           <w:p>
             <w:pPr>
-              <w:spacing w:after="40" w:line="264"/>
+              <w:spacing w:after="40" w:line="264" w:lineRule="auto"/>
             </w:pPr>
             <w:r>
               <w:rPr>
-                <w:rFonts w:ascii="Calibri" w:cs="Calibri" w:eastAsia="Calibri" w:hAnsi="Calibri"/>
+                <w:rFonts w:ascii="Calibri" w:eastAsia="Calibri" w:hAnsi="Calibri" w:cs="Calibri"/>
                 <w:b/>
                 <w:bCs/>
                 <w:color w:val="1B2A35"/>
                 <w:sz w:val="22"/>
                 <w:szCs w:val="22"/>
               </w:rPr>
-              <w:t xml:space="preserve">Summary</w:t>
-            </w:r>
-            <w:r>
-              <w:rPr>
-                <w:rFonts w:ascii="Calibri" w:cs="Calibri" w:eastAsia="Calibri" w:hAnsi="Calibri"/>
+              <w:t>Summary</w:t>
+            </w:r>
+            <w:r>
+              <w:rPr>
+                <w:rFonts w:ascii="Calibri" w:eastAsia="Calibri" w:hAnsi="Calibri" w:cs="Calibri"/>
                 <w:color w:val="1B2A35"/>
                 <w:sz w:val="22"/>
                 <w:szCs w:val="22"/>
@@ -2256,29 +2476,26 @@
     <w:p>
       <w:pPr>
         <w:pBdr>
-          <w:bottom w:val="single" w:color="C9D4DA" w:sz="4"/>
+          <w:bottom w:val="single" w:sz="4" w:space="0" w:color="C9D4DA"/>
         </w:pBdr>
-        <w:spacing w:after="60" w:before="60"/>
-      </w:pPr>
-      <w:r>
-        <w:t xml:space="preserve"/>
-      </w:r>
+        <w:spacing w:before="60" w:after="60"/>
+      </w:pPr>
     </w:p>
     <w:p>
       <w:pPr>
         <w:pStyle w:val="Heading1"/>
-        <w:spacing w:after="140" w:before="340"/>
-      </w:pPr>
-      <w:r>
-        <w:rPr>
-          <w:rFonts w:ascii="Calibri" w:cs="Calibri" w:eastAsia="Calibri" w:hAnsi="Calibri"/>
+        <w:spacing w:before="340" w:after="140"/>
+      </w:pPr>
+      <w:r>
+        <w:rPr>
+          <w:rFonts w:ascii="Calibri" w:eastAsia="Calibri" w:hAnsi="Calibri" w:cs="Calibri"/>
           <w:b/>
           <w:bCs/>
           <w:color w:val="1B2A35"/>
           <w:sz w:val="30"/>
           <w:szCs w:val="30"/>
         </w:rPr>
-        <w:t xml:space="preserve">If something doesn't look right</w:t>
+        <w:t>If something doesn't look right</w:t>
       </w:r>
     </w:p>
     <w:p>
@@ -2288,11 +2505,11 @@
           <w:ilvl w:val="0"/>
           <w:numId w:val="2"/>
         </w:numPr>
-        <w:spacing w:after="90" w:line="268"/>
-      </w:pPr>
-      <w:r>
-        <w:rPr>
-          <w:rFonts w:ascii="Calibri" w:cs="Calibri" w:eastAsia="Calibri" w:hAnsi="Calibri"/>
+        <w:spacing w:after="90" w:line="268" w:lineRule="auto"/>
+      </w:pPr>
+      <w:r>
+        <w:rPr>
+          <w:rFonts w:ascii="Calibri" w:eastAsia="Calibri" w:hAnsi="Calibri" w:cs="Calibri"/>
           <w:b/>
           <w:bCs/>
           <w:color w:val="1B2A35"/>
@@ -2303,12 +2520,12 @@
       </w:r>
       <w:r>
         <w:rPr>
-          <w:rFonts w:ascii="Calibri" w:cs="Calibri" w:eastAsia="Calibri" w:hAnsi="Calibri"/>
-          <w:color w:val="1B2A35"/>
-          <w:sz w:val="22"/>
-          <w:szCs w:val="22"/>
-        </w:rPr>
-        <w:t xml:space="preserve">check the file name matches the pattern exactly, and that the airport code in the name matches the airport you picked.</w:t>
+          <w:rFonts w:ascii="Calibri" w:eastAsia="Calibri" w:hAnsi="Calibri" w:cs="Calibri"/>
+          <w:color w:val="1B2A35"/>
+          <w:sz w:val="22"/>
+          <w:szCs w:val="22"/>
+        </w:rPr>
+        <w:t>check the file name matches the pattern exactly, and that the airport code in the name matches the airport you picked.</w:t>
       </w:r>
     </w:p>
     <w:p>
@@ -2318,11 +2535,11 @@
           <w:ilvl w:val="0"/>
           <w:numId w:val="2"/>
         </w:numPr>
-        <w:spacing w:after="90" w:line="268"/>
-      </w:pPr>
-      <w:r>
-        <w:rPr>
-          <w:rFonts w:ascii="Calibri" w:cs="Calibri" w:eastAsia="Calibri" w:hAnsi="Calibri"/>
+        <w:spacing w:after="90" w:line="268" w:lineRule="auto"/>
+      </w:pPr>
+      <w:r>
+        <w:rPr>
+          <w:rFonts w:ascii="Calibri" w:eastAsia="Calibri" w:hAnsi="Calibri" w:cs="Calibri"/>
           <w:b/>
           <w:bCs/>
           <w:color w:val="1B2A35"/>
@@ -2333,12 +2550,12 @@
       </w:r>
       <w:r>
         <w:rPr>
-          <w:rFonts w:ascii="Calibri" w:cs="Calibri" w:eastAsia="Calibri" w:hAnsi="Calibri"/>
-          <w:color w:val="1B2A35"/>
-          <w:sz w:val="22"/>
-          <w:szCs w:val="22"/>
-        </w:rPr>
-        <w:t xml:space="preserve">that's normal. It means that day is already covered by your saved CSV, so the tool is avoiding a double count.</w:t>
+          <w:rFonts w:ascii="Calibri" w:eastAsia="Calibri" w:hAnsi="Calibri" w:cs="Calibri"/>
+          <w:color w:val="1B2A35"/>
+          <w:sz w:val="22"/>
+          <w:szCs w:val="22"/>
+        </w:rPr>
+        <w:t>that's normal. It means that day is already covered by your saved CSV, so the tool is avoiding a double count.</w:t>
       </w:r>
     </w:p>
     <w:p>
@@ -2348,11 +2565,11 @@
           <w:ilvl w:val="0"/>
           <w:numId w:val="2"/>
         </w:numPr>
-        <w:spacing w:after="90" w:line="268"/>
-      </w:pPr>
-      <w:r>
-        <w:rPr>
-          <w:rFonts w:ascii="Calibri" w:cs="Calibri" w:eastAsia="Calibri" w:hAnsi="Calibri"/>
+        <w:spacing w:after="90" w:line="268" w:lineRule="auto"/>
+      </w:pPr>
+      <w:r>
+        <w:rPr>
+          <w:rFonts w:ascii="Calibri" w:eastAsia="Calibri" w:hAnsi="Calibri" w:cs="Calibri"/>
           <w:b/>
           <w:bCs/>
           <w:color w:val="1B2A35"/>
@@ -2363,12 +2580,12 @@
       </w:r>
       <w:r>
         <w:rPr>
-          <w:rFonts w:ascii="Calibri" w:cs="Calibri" w:eastAsia="Calibri" w:hAnsi="Calibri"/>
-          <w:color w:val="1B2A35"/>
-          <w:sz w:val="22"/>
-          <w:szCs w:val="22"/>
-        </w:rPr>
-        <w:t xml:space="preserve">make sure you loaded both arrivals and departures, and that you copied the full list from Flightradar24, not just the part visible on screen.</w:t>
+          <w:rFonts w:ascii="Calibri" w:eastAsia="Calibri" w:hAnsi="Calibri" w:cs="Calibri"/>
+          <w:color w:val="1B2A35"/>
+          <w:sz w:val="22"/>
+          <w:szCs w:val="22"/>
+        </w:rPr>
+        <w:t>make sure you loaded both arrivals and departures, and that you copied the full list from Flightradar24, not just the part visible on screen.</w:t>
       </w:r>
     </w:p>
     <w:p>
@@ -2378,11 +2595,11 @@
           <w:ilvl w:val="0"/>
           <w:numId w:val="2"/>
         </w:numPr>
-        <w:spacing w:after="90" w:line="268"/>
-      </w:pPr>
-      <w:r>
-        <w:rPr>
-          <w:rFonts w:ascii="Calibri" w:cs="Calibri" w:eastAsia="Calibri" w:hAnsi="Calibri"/>
+        <w:spacing w:after="90" w:line="268" w:lineRule="auto"/>
+      </w:pPr>
+      <w:r>
+        <w:rPr>
+          <w:rFonts w:ascii="Calibri" w:eastAsia="Calibri" w:hAnsi="Calibri" w:cs="Calibri"/>
           <w:b/>
           <w:bCs/>
           <w:color w:val="1B2A35"/>
@@ -2393,12 +2610,12 @@
       </w:r>
       <w:r>
         <w:rPr>
-          <w:rFonts w:ascii="Calibri" w:cs="Calibri" w:eastAsia="Calibri" w:hAnsi="Calibri"/>
-          <w:color w:val="1B2A35"/>
-          <w:sz w:val="22"/>
-          <w:szCs w:val="22"/>
-        </w:rPr>
-        <w:t xml:space="preserve">this is expected. Reload your saved CSV to bring it back. See Step 4.</w:t>
+          <w:rFonts w:ascii="Calibri" w:eastAsia="Calibri" w:hAnsi="Calibri" w:cs="Calibri"/>
+          <w:color w:val="1B2A35"/>
+          <w:sz w:val="22"/>
+          <w:szCs w:val="22"/>
+        </w:rPr>
+        <w:t>this is expected. Reload your saved CSV to bring it back. See Step 4.</w:t>
       </w:r>
     </w:p>
     <w:p>
@@ -2408,11 +2625,11 @@
           <w:ilvl w:val="0"/>
           <w:numId w:val="2"/>
         </w:numPr>
-        <w:spacing w:after="90" w:line="268"/>
-      </w:pPr>
-      <w:r>
-        <w:rPr>
-          <w:rFonts w:ascii="Calibri" w:cs="Calibri" w:eastAsia="Calibri" w:hAnsi="Calibri"/>
+        <w:spacing w:after="90" w:line="268" w:lineRule="auto"/>
+      </w:pPr>
+      <w:r>
+        <w:rPr>
+          <w:rFonts w:ascii="Calibri" w:eastAsia="Calibri" w:hAnsi="Calibri" w:cs="Calibri"/>
           <w:b/>
           <w:bCs/>
           <w:color w:val="1B2A35"/>
@@ -2423,7 +2640,7 @@
       </w:r>
       <w:r>
         <w:rPr>
-          <w:rFonts w:ascii="Calibri" w:cs="Calibri" w:eastAsia="Calibri" w:hAnsi="Calibri"/>
+          <w:rFonts w:ascii="Calibri" w:eastAsia="Calibri" w:hAnsi="Calibri" w:cs="Calibri"/>
           <w:color w:val="1B2A35"/>
           <w:sz w:val="22"/>
           <w:szCs w:val="22"/>
@@ -2432,16 +2649,16 @@
       </w:r>
       <w:r>
         <w:rPr>
-          <w:rFonts w:ascii="Consolas" w:cs="Consolas" w:eastAsia="Consolas" w:hAnsi="Consolas"/>
-          <w:color w:val="1B2A35"/>
-          <w:sz w:val="22"/>
-          <w:szCs w:val="22"/>
-        </w:rPr>
-        <w:t xml:space="preserve">index.html</w:t>
-      </w:r>
-      <w:r>
-        <w:rPr>
-          <w:rFonts w:ascii="Calibri" w:cs="Calibri" w:eastAsia="Calibri" w:hAnsi="Calibri"/>
+          <w:rFonts w:ascii="Consolas" w:eastAsia="Consolas" w:hAnsi="Consolas" w:cs="Consolas"/>
+          <w:color w:val="1B2A35"/>
+          <w:sz w:val="22"/>
+          <w:szCs w:val="22"/>
+        </w:rPr>
+        <w:t>index.html</w:t>
+      </w:r>
+      <w:r>
+        <w:rPr>
+          <w:rFonts w:ascii="Calibri" w:eastAsia="Calibri" w:hAnsi="Calibri" w:cs="Calibri"/>
           <w:color w:val="1B2A35"/>
           <w:sz w:val="22"/>
           <w:szCs w:val="22"/>
@@ -2450,18 +2667,18 @@
       </w:r>
       <w:r>
         <w:rPr>
-          <w:rFonts w:ascii="Calibri" w:cs="Calibri" w:eastAsia="Calibri" w:hAnsi="Calibri"/>
+          <w:rFonts w:ascii="Calibri" w:eastAsia="Calibri" w:hAnsi="Calibri" w:cs="Calibri"/>
           <w:i/>
           <w:iCs/>
           <w:color w:val="1B2A35"/>
           <w:sz w:val="22"/>
           <w:szCs w:val="22"/>
         </w:rPr>
-        <w:t xml:space="preserve">Open with</w:t>
-      </w:r>
-      <w:r>
-        <w:rPr>
-          <w:rFonts w:ascii="Calibri" w:cs="Calibri" w:eastAsia="Calibri" w:hAnsi="Calibri"/>
+        <w:t>Open with</w:t>
+      </w:r>
+      <w:r>
+        <w:rPr>
+          <w:rFonts w:ascii="Calibri" w:eastAsia="Calibri" w:hAnsi="Calibri" w:cs="Calibri"/>
           <w:color w:val="1B2A35"/>
           <w:sz w:val="22"/>
           <w:szCs w:val="22"/>
@@ -2472,18 +2689,18 @@
     <w:p>
       <w:pPr>
         <w:pStyle w:val="Heading1"/>
-        <w:spacing w:after="140" w:before="340"/>
-      </w:pPr>
-      <w:r>
-        <w:rPr>
-          <w:rFonts w:ascii="Calibri" w:cs="Calibri" w:eastAsia="Calibri" w:hAnsi="Calibri"/>
+        <w:spacing w:before="340" w:after="140"/>
+      </w:pPr>
+      <w:r>
+        <w:rPr>
+          <w:rFonts w:ascii="Calibri" w:eastAsia="Calibri" w:hAnsi="Calibri" w:cs="Calibri"/>
           <w:b/>
           <w:bCs/>
           <w:color w:val="1B2A35"/>
           <w:sz w:val="30"/>
           <w:szCs w:val="30"/>
         </w:rPr>
-        <w:t xml:space="preserve">A few things worth knowing</w:t>
+        <w:t>A few things worth knowing</w:t>
       </w:r>
     </w:p>
     <w:p>
@@ -2493,16 +2710,16 @@
           <w:ilvl w:val="0"/>
           <w:numId w:val="2"/>
         </w:numPr>
-        <w:spacing w:after="90" w:line="268"/>
-      </w:pPr>
-      <w:r>
-        <w:rPr>
-          <w:rFonts w:ascii="Calibri" w:cs="Calibri" w:eastAsia="Calibri" w:hAnsi="Calibri"/>
-          <w:color w:val="1B2A35"/>
-          <w:sz w:val="22"/>
-          <w:szCs w:val="22"/>
-        </w:rPr>
-        <w:t xml:space="preserve">Flightradar24 data is a very good public record, but not the airport's official log — the odd movement can be missing or mislabelled. Treat the figures as strong evidence, not certified counts.</w:t>
+        <w:spacing w:after="90" w:line="268" w:lineRule="auto"/>
+      </w:pPr>
+      <w:r>
+        <w:rPr>
+          <w:rFonts w:ascii="Calibri" w:eastAsia="Calibri" w:hAnsi="Calibri" w:cs="Calibri"/>
+          <w:color w:val="1B2A35"/>
+          <w:sz w:val="22"/>
+          <w:szCs w:val="22"/>
+        </w:rPr>
+        <w:t>Flightradar24 data is a very good public record, but not the airport's official log — the odd movement can be missing or mislabelled. Treat the figures as strong evidence, not certified counts.</w:t>
       </w:r>
     </w:p>
     <w:p>
@@ -2512,16 +2729,16 @@
           <w:ilvl w:val="0"/>
           <w:numId w:val="2"/>
         </w:numPr>
-        <w:spacing w:after="90" w:line="268"/>
-      </w:pPr>
-      <w:r>
-        <w:rPr>
-          <w:rFonts w:ascii="Calibri" w:cs="Calibri" w:eastAsia="Calibri" w:hAnsi="Calibri"/>
-          <w:color w:val="1B2A35"/>
-          <w:sz w:val="22"/>
-          <w:szCs w:val="22"/>
-        </w:rPr>
-        <w:t xml:space="preserve">The tool covers one airport at a time. Loading files for a different airport than the one selected simply skips them.</w:t>
+        <w:spacing w:after="90" w:line="268" w:lineRule="auto"/>
+      </w:pPr>
+      <w:r>
+        <w:rPr>
+          <w:rFonts w:ascii="Calibri" w:eastAsia="Calibri" w:hAnsi="Calibri" w:cs="Calibri"/>
+          <w:color w:val="1B2A35"/>
+          <w:sz w:val="22"/>
+          <w:szCs w:val="22"/>
+        </w:rPr>
+        <w:t>The tool covers one airport at a time. Loading files for a different airport than the one selected simply skips them.</w:t>
       </w:r>
     </w:p>
     <w:p>
@@ -2531,16 +2748,16 @@
           <w:ilvl w:val="0"/>
           <w:numId w:val="2"/>
         </w:numPr>
-        <w:spacing w:after="90" w:line="268"/>
-      </w:pPr>
-      <w:r>
-        <w:rPr>
-          <w:rFonts w:ascii="Calibri" w:cs="Calibri" w:eastAsia="Calibri" w:hAnsi="Calibri"/>
-          <w:color w:val="1B2A35"/>
-          <w:sz w:val="22"/>
-          <w:szCs w:val="22"/>
-        </w:rPr>
-        <w:t xml:space="preserve">Nothing you load leaves your computer. There is no account, no upload, and no tracking.</w:t>
+        <w:spacing w:after="90" w:line="268" w:lineRule="auto"/>
+      </w:pPr>
+      <w:r>
+        <w:rPr>
+          <w:rFonts w:ascii="Calibri" w:eastAsia="Calibri" w:hAnsi="Calibri" w:cs="Calibri"/>
+          <w:color w:val="1B2A35"/>
+          <w:sz w:val="22"/>
+          <w:szCs w:val="22"/>
+        </w:rPr>
+        <w:t>Nothing you load leaves your computer. There is no account, no upload, and no tracking.</w:t>
       </w:r>
     </w:p>
     <w:p>
@@ -2550,218 +2767,116 @@
           <w:ilvl w:val="0"/>
           <w:numId w:val="2"/>
         </w:numPr>
-        <w:spacing w:after="90" w:line="268"/>
-      </w:pPr>
-      <w:r>
-        <w:rPr>
-          <w:rFonts w:ascii="Calibri" w:cs="Calibri" w:eastAsia="Calibri" w:hAnsi="Calibri"/>
-          <w:color w:val="1B2A35"/>
-          <w:sz w:val="22"/>
-          <w:szCs w:val="22"/>
-        </w:rPr>
-        <w:t xml:space="preserve">You can share the tool freely — it's a single file. Pass it, and this guide, to anyone at any of the supported airports.</w:t>
+        <w:spacing w:after="90" w:line="268" w:lineRule="auto"/>
+      </w:pPr>
+      <w:r>
+        <w:rPr>
+          <w:rFonts w:ascii="Calibri" w:eastAsia="Calibri" w:hAnsi="Calibri" w:cs="Calibri"/>
+          <w:color w:val="1B2A35"/>
+          <w:sz w:val="22"/>
+          <w:szCs w:val="22"/>
+        </w:rPr>
+        <w:lastRenderedPageBreak/>
+        <w:t>You can share the tool freely — it's a single file. Pass it, and this guide, to anyone at any of the supported airports.</w:t>
       </w:r>
     </w:p>
     <w:p>
       <w:pPr>
         <w:pBdr>
-          <w:top w:val="single" w:color="C9D4DA" w:sz="4"/>
+          <w:top w:val="single" w:sz="4" w:space="0" w:color="C9D4DA"/>
         </w:pBdr>
         <w:spacing w:before="360"/>
       </w:pPr>
       <w:r>
         <w:rPr>
-          <w:rFonts w:ascii="Calibri" w:cs="Calibri" w:eastAsia="Calibri" w:hAnsi="Calibri"/>
+          <w:rFonts w:ascii="Calibri" w:eastAsia="Calibri" w:hAnsi="Calibri" w:cs="Calibri"/>
           <w:i/>
           <w:iCs/>
           <w:color w:val="5A6B75"/>
           <w:sz w:val="19"/>
           <w:szCs w:val="19"/>
         </w:rPr>
-        <w:t xml:space="preserve">The Night Ledger — volunteer guide. Runs entirely in your browser; one file, no account.</w:t>
+        <w:t>The Night Ledger — volunteer guide. Runs entirely in your browser; one file, no account.</w:t>
       </w:r>
     </w:p>
     <w:sectPr>
-      <w:pgSz w:w="11906" w:h="16838" w:orient="portrait"/>
+      <w:pgSz w:w="11906" w:h="16838"/>
       <w:pgMar w:top="1080" w:right="1200" w:bottom="1080" w:left="1200" w:header="708" w:footer="708" w:gutter="0"/>
-      <w:pgNumType/>
+      <w:cols w:space="720"/>
       <w:docGrid w:linePitch="360"/>
     </w:sectPr>
   </w:body>
 </w:document>
 </file>
 
-<file path=word/comments.xml><?xml version="1.0" encoding="utf-8"?>
-<w:comments xmlns:cx="http://schemas.microsoft.com/office/drawing/2014/chartex" xmlns:cx1="http://schemas.microsoft.com/office/drawing/2015/9/8/chartex" xmlns:cx2="http://schemas.microsoft.com/office/drawing/2015/10/21/chartex" xmlns:cx3="http://schemas.microsoft.com/office/drawing/2016/5/9/chartex" xmlns:cx4="http://schemas.microsoft.com/office/drawing/2016/5/10/chartex" xmlns:cx5="http://schemas.microsoft.com/office/drawing/2016/5/11/chartex" xmlns:cx6="http://schemas.microsoft.com/office/drawing/2016/5/12/chartex" xmlns:cx7="http://schemas.microsoft.com/office/drawing/2016/5/13/chartex" xmlns:cx8="http://schemas.microsoft.com/office/drawing/2016/5/14/chartex" xmlns:mc="http://schemas.openxmlformats.org/markup-compatibility/2006" xmlns:aink="http://schemas.microsoft.com/office/drawing/2016/ink" xmlns:am3d="http://schemas.microsoft.com/office/drawing/2017/model3d" xmlns:o="urn:schemas-microsoft-com:office:office" xmlns:r="http://schemas.openxmlformats.org/officeDocument/2006/relationships" xmlns:m="http://schemas.openxmlformats.org/officeDocument/2006/math" xmlns:v="urn:schemas-microsoft-com:vml" xmlns:wp14="http://schemas.microsoft.com/office/word/2010/wordprocessingDrawing" xmlns:wp="http://schemas.openxmlformats.org/drawingml/2006/wordprocessingDrawing" xmlns:w10="urn:schemas-microsoft-com:office:word" xmlns:w="http://schemas.openxmlformats.org/wordprocessingml/2006/main" xmlns:w14="http://schemas.microsoft.com/office/word/2010/wordml" xmlns:w15="http://schemas.microsoft.com/office/word/2012/wordml" xmlns:w16cex="http://schemas.microsoft.com/office/word/2018/wordml/cex" xmlns:w16cid="http://schemas.microsoft.com/office/word/2016/wordml/cid" xmlns:w16="http://schemas.microsoft.com/office/word/2018/wordml" xmlns:w16sdtdh="http://schemas.microsoft.com/office/word/2020/wordml/sdtdatahash" xmlns:w16se="http://schemas.microsoft.com/office/word/2015/wordml/symex" xmlns:wpg="http://schemas.microsoft.com/office/word/2010/wordprocessingGroup" xmlns:wpi="http://schemas.microsoft.com/office/word/2010/wordprocessingInk" xmlns:wne="http://schemas.microsoft.com/office/word/2006/wordml" xmlns:wps="http://schemas.microsoft.com/office/word/2010/wordprocessingShape"/>
-</file>
-
-<file path=word/endnotes.xml><?xml version="1.0" encoding="utf-8"?>
-<w:endnotes xmlns:wpc="http://schemas.microsoft.com/office/word/2010/wordprocessingCanvas" xmlns:mc="http://schemas.openxmlformats.org/markup-compatibility/2006" xmlns:o="urn:schemas-microsoft-com:office:office" xmlns:r="http://schemas.openxmlformats.org/officeDocument/2006/relationships" xmlns:m="http://schemas.openxmlformats.org/officeDocument/2006/math" xmlns:v="urn:schemas-microsoft-com:vml" xmlns:wp14="http://schemas.microsoft.com/office/word/2010/wordprocessingDrawing" xmlns:wp="http://schemas.openxmlformats.org/drawingml/2006/wordprocessingDrawing" xmlns:w10="urn:schemas-microsoft-com:office:word" xmlns:w="http://schemas.openxmlformats.org/wordprocessingml/2006/main" xmlns:w14="http://schemas.microsoft.com/office/word/2010/wordml" xmlns:w15="http://schemas.microsoft.com/office/word/2012/wordml" xmlns:wpg="http://schemas.microsoft.com/office/word/2010/wordprocessingGroup" xmlns:wpi="http://schemas.microsoft.com/office/word/2010/wordprocessingInk" xmlns:wne="http://schemas.microsoft.com/office/word/2006/wordml" xmlns:wps="http://schemas.microsoft.com/office/word/2010/wordprocessingShape" mc:Ignorable="w14 w15 wp14">
-  <w:endnote w:type="separator" w:id="-1">
-    <w:p>
-      <w:pPr>
-        <w:spacing w:after="0" w:line="240" w:lineRule="auto"/>
-      </w:pPr>
-      <w:r>
-        <w:rPr>
-          <w:rStyle w:val="EndnoteReference"/>
-        </w:rPr>
-        <w:endnoteRef/>
-      </w:r>
-      <w:r>
-        <w:separator/>
-      </w:r>
-    </w:p>
-  </w:endnote>
-  <w:endnote w:type="continuationSeparator" w:id="0">
-    <w:p>
-      <w:pPr>
-        <w:spacing w:after="0" w:line="240" w:lineRule="auto"/>
-      </w:pPr>
-      <w:r>
-        <w:rPr>
-          <w:rStyle w:val="EndnoteReference"/>
-        </w:rPr>
-        <w:endnoteRef/>
-      </w:r>
-      <w:r>
-        <w:continuationSeparator/>
-      </w:r>
-    </w:p>
-  </w:endnote>
-</w:endnotes>
-</file>
-
-<file path=word/footnotes.xml><?xml version="1.0" encoding="utf-8"?>
-<w:footnotes xmlns:wpc="http://schemas.microsoft.com/office/word/2010/wordprocessingCanvas" xmlns:mc="http://schemas.openxmlformats.org/markup-compatibility/2006" xmlns:o="urn:schemas-microsoft-com:office:office" xmlns:r="http://schemas.openxmlformats.org/officeDocument/2006/relationships" xmlns:m="http://schemas.openxmlformats.org/officeDocument/2006/math" xmlns:v="urn:schemas-microsoft-com:vml" xmlns:wp14="http://schemas.microsoft.com/office/word/2010/wordprocessingDrawing" xmlns:wp="http://schemas.openxmlformats.org/drawingml/2006/wordprocessingDrawing" xmlns:w10="urn:schemas-microsoft-com:office:word" xmlns:w="http://schemas.openxmlformats.org/wordprocessingml/2006/main" xmlns:w14="http://schemas.microsoft.com/office/word/2010/wordml" xmlns:w15="http://schemas.microsoft.com/office/word/2012/wordml" xmlns:wpg="http://schemas.microsoft.com/office/word/2010/wordprocessingGroup" xmlns:wpi="http://schemas.microsoft.com/office/word/2010/wordprocessingInk" xmlns:wne="http://schemas.microsoft.com/office/word/2006/wordml" xmlns:wps="http://schemas.microsoft.com/office/word/2010/wordprocessingShape" mc:Ignorable="w14 w15 wp14">
-  <w:footnote w:type="separator" w:id="-1">
-    <w:p>
-      <w:pPr>
-        <w:spacing w:after="0" w:line="240" w:lineRule="auto"/>
-      </w:pPr>
-      <w:r>
-        <w:rPr>
-          <w:rStyle w:val="FootnoteReference"/>
-        </w:rPr>
-        <w:footnoteRef/>
-      </w:r>
-      <w:r>
-        <w:separator/>
-      </w:r>
-    </w:p>
-  </w:footnote>
-  <w:footnote w:type="continuationSeparator" w:id="0">
-    <w:p>
-      <w:pPr>
-        <w:spacing w:after="0" w:line="240" w:lineRule="auto"/>
-      </w:pPr>
-      <w:r>
-        <w:rPr>
-          <w:rStyle w:val="FootnoteReference"/>
-        </w:rPr>
-        <w:footnoteRef/>
-      </w:r>
-      <w:r>
-        <w:continuationSeparator/>
-      </w:r>
-    </w:p>
-  </w:footnote>
-</w:footnotes>
-</file>
-
 <file path=word/numbering.xml><?xml version="1.0" encoding="utf-8"?>
-<w:numbering xmlns:wpc="http://schemas.microsoft.com/office/word/2010/wordprocessingCanvas" xmlns:mc="http://schemas.openxmlformats.org/markup-compatibility/2006" xmlns:o="urn:schemas-microsoft-com:office:office" xmlns:r="http://schemas.openxmlformats.org/officeDocument/2006/relationships" xmlns:m="http://schemas.openxmlformats.org/officeDocument/2006/math" xmlns:v="urn:schemas-microsoft-com:vml" xmlns:wp14="http://schemas.microsoft.com/office/word/2010/wordprocessingDrawing" xmlns:wp="http://schemas.openxmlformats.org/drawingml/2006/wordprocessingDrawing" xmlns:w10="urn:schemas-microsoft-com:office:word" xmlns:w="http://schemas.openxmlformats.org/wordprocessingml/2006/main" xmlns:w14="http://schemas.microsoft.com/office/word/2010/wordml" xmlns:w15="http://schemas.microsoft.com/office/word/2012/wordml" xmlns:wpg="http://schemas.microsoft.com/office/word/2010/wordprocessingGroup" xmlns:wpi="http://schemas.microsoft.com/office/word/2010/wordprocessingInk" xmlns:wne="http://schemas.microsoft.com/office/word/2006/wordml" xmlns:wps="http://schemas.microsoft.com/office/word/2010/wordprocessingShape" mc:Ignorable="w14 w15 wp14">
-  <w:abstractNum w:abstractNumId="1" w15:restartNumberingAfterBreak="0">
+<w:numbering xmlns:wpc="http://schemas.microsoft.com/office/word/2010/wordprocessingCanvas" xmlns:cx="http://schemas.microsoft.com/office/drawing/2014/chartex" xmlns:cx1="http://schemas.microsoft.com/office/drawing/2015/9/8/chartex" xmlns:cx2="http://schemas.microsoft.com/office/drawing/2015/10/21/chartex" xmlns:cx3="http://schemas.microsoft.com/office/drawing/2016/5/9/chartex" xmlns:cx4="http://schemas.microsoft.com/office/drawing/2016/5/10/chartex" xmlns:cx5="http://schemas.microsoft.com/office/drawing/2016/5/11/chartex" xmlns:cx6="http://schemas.microsoft.com/office/drawing/2016/5/12/chartex" xmlns:cx7="http://schemas.microsoft.com/office/drawing/2016/5/13/chartex" xmlns:cx8="http://schemas.microsoft.com/office/drawing/2016/5/14/chartex" xmlns:mc="http://schemas.openxmlformats.org/markup-compatibility/2006" xmlns:aink="http://schemas.microsoft.com/office/drawing/2016/ink" xmlns:am3d="http://schemas.microsoft.com/office/drawing/2017/model3d" xmlns:o="urn:schemas-microsoft-com:office:office" xmlns:oel="http://schemas.microsoft.com/office/2019/extlst" xmlns:r="http://schemas.openxmlformats.org/officeDocument/2006/relationships" xmlns:m="http://schemas.openxmlformats.org/officeDocument/2006/math" xmlns:v="urn:schemas-microsoft-com:vml" xmlns:wp14="http://schemas.microsoft.com/office/word/2010/wordprocessingDrawing" xmlns:wp="http://schemas.openxmlformats.org/drawingml/2006/wordprocessingDrawing" xmlns:w10="urn:schemas-microsoft-com:office:word" xmlns:w="http://schemas.openxmlformats.org/wordprocessingml/2006/main" xmlns:w14="http://schemas.microsoft.com/office/word/2010/wordml" xmlns:w15="http://schemas.microsoft.com/office/word/2012/wordml" xmlns:w16cex="http://schemas.microsoft.com/office/word/2018/wordml/cex" xmlns:w16cid="http://schemas.microsoft.com/office/word/2016/wordml/cid" xmlns:w16="http://schemas.microsoft.com/office/word/2018/wordml" xmlns:w16du="http://schemas.microsoft.com/office/word/2023/wordml/word16du" xmlns:w16sdtdh="http://schemas.microsoft.com/office/word/2020/wordml/sdtdatahash" xmlns:w16sdtfl="http://schemas.microsoft.com/office/word/2024/wordml/sdtformatlock" xmlns:w16se="http://schemas.microsoft.com/office/word/2015/wordml/symex" xmlns:wpg="http://schemas.microsoft.com/office/word/2010/wordprocessingGroup" xmlns:wpi="http://schemas.microsoft.com/office/word/2010/wordprocessingInk" xmlns:wne="http://schemas.microsoft.com/office/word/2006/wordml" xmlns:wps="http://schemas.microsoft.com/office/word/2010/wordprocessingShape" mc:Ignorable="w14 w15 w16se w16cid w16 w16cex w16sdtdh w16sdtfl w16du wp14">
+  <w:abstractNum w:abstractNumId="0" w15:restartNumberingAfterBreak="0">
+    <w:nsid w:val="064E099A"/>
     <w:multiLevelType w:val="hybridMultilevel"/>
-    <w:lvl w:ilvl="0" w15:tentative="1">
+    <w:tmpl w:val="18422248"/>
+    <w:lvl w:ilvl="0" w:tplc="9C32A81C">
       <w:start w:val="1"/>
       <w:numFmt w:val="bullet"/>
-      <w:lvlText w:val="●"/>
-      <w:lvlJc w:val="left"/>
-      <w:pPr>
-        <w:ind w:left="720" w:hanging="360"/>
-      </w:pPr>
-    </w:lvl>
-    <w:lvl w:ilvl="1" w15:tentative="1">
+      <w:lvlText w:val="•"/>
+      <w:lvlJc w:val="left"/>
+      <w:pPr>
+        <w:ind w:left="460" w:hanging="260"/>
+      </w:pPr>
+      <w:rPr>
+        <w:color w:val="1E7A6E"/>
+      </w:rPr>
+    </w:lvl>
+    <w:lvl w:ilvl="1" w:tplc="EAB82956">
+      <w:numFmt w:val="decimal"/>
+      <w:lvlText w:val=""/>
+      <w:lvlJc w:val="left"/>
+    </w:lvl>
+    <w:lvl w:ilvl="2" w:tplc="3530BDEA">
+      <w:numFmt w:val="decimal"/>
+      <w:lvlText w:val=""/>
+      <w:lvlJc w:val="left"/>
+    </w:lvl>
+    <w:lvl w:ilvl="3" w:tplc="47F019F6">
+      <w:numFmt w:val="decimal"/>
+      <w:lvlText w:val=""/>
+      <w:lvlJc w:val="left"/>
+    </w:lvl>
+    <w:lvl w:ilvl="4" w:tplc="4C3867D4">
+      <w:numFmt w:val="decimal"/>
+      <w:lvlText w:val=""/>
+      <w:lvlJc w:val="left"/>
+    </w:lvl>
+    <w:lvl w:ilvl="5" w:tplc="CD7A3C2E">
+      <w:numFmt w:val="decimal"/>
+      <w:lvlText w:val=""/>
+      <w:lvlJc w:val="left"/>
+    </w:lvl>
+    <w:lvl w:ilvl="6" w:tplc="2BB417A0">
+      <w:numFmt w:val="decimal"/>
+      <w:lvlText w:val=""/>
+      <w:lvlJc w:val="left"/>
+    </w:lvl>
+    <w:lvl w:ilvl="7" w:tplc="BC64F860">
+      <w:numFmt w:val="decimal"/>
+      <w:lvlText w:val=""/>
+      <w:lvlJc w:val="left"/>
+    </w:lvl>
+    <w:lvl w:ilvl="8" w:tplc="1EC27804">
+      <w:numFmt w:val="decimal"/>
+      <w:lvlText w:val=""/>
+      <w:lvlJc w:val="left"/>
+    </w:lvl>
+  </w:abstractNum>
+  <w:abstractNum w:abstractNumId="1" w15:restartNumberingAfterBreak="0">
+    <w:nsid w:val="25544D03"/>
+    <w:multiLevelType w:val="hybridMultilevel"/>
+    <w:tmpl w:val="587015D2"/>
+    <w:lvl w:ilvl="0" w:tplc="9D6CC11C">
       <w:start w:val="1"/>
-      <w:numFmt w:val="bullet"/>
-      <w:lvlText w:val="○"/>
-      <w:lvlJc w:val="left"/>
-      <w:pPr>
-        <w:ind w:left="1440" w:hanging="360"/>
-      </w:pPr>
-    </w:lvl>
-    <w:lvl w:ilvl="2" w15:tentative="1">
-      <w:start w:val="1"/>
-      <w:numFmt w:val="bullet"/>
-      <w:lvlText w:val="■"/>
-      <w:lvlJc w:val="left"/>
-      <w:pPr>
-        <w:ind w:left="2160" w:hanging="360"/>
-      </w:pPr>
-    </w:lvl>
-    <w:lvl w:ilvl="3" w15:tentative="1">
-      <w:start w:val="1"/>
-      <w:numFmt w:val="bullet"/>
-      <w:lvlText w:val="●"/>
-      <w:lvlJc w:val="left"/>
-      <w:pPr>
-        <w:ind w:left="2880" w:hanging="360"/>
-      </w:pPr>
-    </w:lvl>
-    <w:lvl w:ilvl="4" w15:tentative="1">
-      <w:start w:val="1"/>
-      <w:numFmt w:val="bullet"/>
-      <w:lvlText w:val="○"/>
-      <w:lvlJc w:val="left"/>
-      <w:pPr>
-        <w:ind w:left="3600" w:hanging="360"/>
-      </w:pPr>
-    </w:lvl>
-    <w:lvl w:ilvl="5" w15:tentative="1">
-      <w:start w:val="1"/>
-      <w:numFmt w:val="bullet"/>
-      <w:lvlText w:val="■"/>
-      <w:lvlJc w:val="left"/>
-      <w:pPr>
-        <w:ind w:left="4320" w:hanging="360"/>
-      </w:pPr>
-    </w:lvl>
-    <w:lvl w:ilvl="6" w15:tentative="1">
-      <w:start w:val="1"/>
-      <w:numFmt w:val="bullet"/>
-      <w:lvlText w:val="●"/>
-      <w:lvlJc w:val="left"/>
-      <w:pPr>
-        <w:ind w:left="5040" w:hanging="360"/>
-      </w:pPr>
-    </w:lvl>
-    <w:lvl w:ilvl="7" w15:tentative="1">
-      <w:start w:val="1"/>
-      <w:numFmt w:val="bullet"/>
-      <w:lvlText w:val="●"/>
-      <w:lvlJc w:val="left"/>
-      <w:pPr>
-        <w:ind w:left="5760" w:hanging="360"/>
-      </w:pPr>
-    </w:lvl>
-    <w:lvl w:ilvl="8" w15:tentative="1">
-      <w:start w:val="1"/>
-      <w:numFmt w:val="bullet"/>
-      <w:lvlText w:val="●"/>
-      <w:lvlJc w:val="left"/>
-      <w:pPr>
-        <w:ind w:left="6480" w:hanging="360"/>
-      </w:pPr>
-    </w:lvl>
-  </w:abstractNum>
-  <w:abstractNum w:abstractNumId="2" w15:restartNumberingAfterBreak="0">
-    <w:multiLevelType w:val="hybridMultilevel"/>
-    <w:lvl w:ilvl="0" w15:tentative="1">
-      <w:start w:val="1"/>
       <w:numFmt w:val="decimal"/>
       <w:lvlText w:val="%1."/>
-      <w:lvlJc w:val="start"/>
+      <w:lvlJc w:val="left"/>
       <w:pPr>
         <w:ind w:left="460" w:hanging="300"/>
       </w:pPr>
@@ -2771,14 +2886,142 @@
         <w:color w:val="1E7A6E"/>
       </w:rPr>
     </w:lvl>
+    <w:lvl w:ilvl="1" w:tplc="F912E102">
+      <w:numFmt w:val="decimal"/>
+      <w:lvlText w:val=""/>
+      <w:lvlJc w:val="left"/>
+    </w:lvl>
+    <w:lvl w:ilvl="2" w:tplc="C2A01840">
+      <w:numFmt w:val="decimal"/>
+      <w:lvlText w:val=""/>
+      <w:lvlJc w:val="left"/>
+    </w:lvl>
+    <w:lvl w:ilvl="3" w:tplc="D3F05318">
+      <w:numFmt w:val="decimal"/>
+      <w:lvlText w:val=""/>
+      <w:lvlJc w:val="left"/>
+    </w:lvl>
+    <w:lvl w:ilvl="4" w:tplc="23BA0262">
+      <w:numFmt w:val="decimal"/>
+      <w:lvlText w:val=""/>
+      <w:lvlJc w:val="left"/>
+    </w:lvl>
+    <w:lvl w:ilvl="5" w:tplc="DF740B52">
+      <w:numFmt w:val="decimal"/>
+      <w:lvlText w:val=""/>
+      <w:lvlJc w:val="left"/>
+    </w:lvl>
+    <w:lvl w:ilvl="6" w:tplc="862A5E98">
+      <w:numFmt w:val="decimal"/>
+      <w:lvlText w:val=""/>
+      <w:lvlJc w:val="left"/>
+    </w:lvl>
+    <w:lvl w:ilvl="7" w:tplc="7B6ECB8A">
+      <w:numFmt w:val="decimal"/>
+      <w:lvlText w:val=""/>
+      <w:lvlJc w:val="left"/>
+    </w:lvl>
+    <w:lvl w:ilvl="8" w:tplc="251057DE">
+      <w:numFmt w:val="decimal"/>
+      <w:lvlText w:val=""/>
+      <w:lvlJc w:val="left"/>
+    </w:lvl>
+  </w:abstractNum>
+  <w:abstractNum w:abstractNumId="2" w15:restartNumberingAfterBreak="0">
+    <w:nsid w:val="5B533B04"/>
+    <w:multiLevelType w:val="hybridMultilevel"/>
+    <w:tmpl w:val="B3B0DAF8"/>
+    <w:lvl w:ilvl="0" w:tplc="071894C2">
+      <w:start w:val="1"/>
+      <w:numFmt w:val="bullet"/>
+      <w:lvlText w:val="●"/>
+      <w:lvlJc w:val="left"/>
+      <w:pPr>
+        <w:ind w:left="720" w:hanging="360"/>
+      </w:pPr>
+    </w:lvl>
+    <w:lvl w:ilvl="1" w:tplc="3A26545A">
+      <w:start w:val="1"/>
+      <w:numFmt w:val="bullet"/>
+      <w:lvlText w:val="○"/>
+      <w:lvlJc w:val="left"/>
+      <w:pPr>
+        <w:ind w:left="1440" w:hanging="360"/>
+      </w:pPr>
+    </w:lvl>
+    <w:lvl w:ilvl="2" w:tplc="8166C2B4">
+      <w:start w:val="1"/>
+      <w:numFmt w:val="bullet"/>
+      <w:lvlText w:val="■"/>
+      <w:lvlJc w:val="left"/>
+      <w:pPr>
+        <w:ind w:left="2160" w:hanging="360"/>
+      </w:pPr>
+    </w:lvl>
+    <w:lvl w:ilvl="3" w:tplc="2834A3AE">
+      <w:start w:val="1"/>
+      <w:numFmt w:val="bullet"/>
+      <w:lvlText w:val="●"/>
+      <w:lvlJc w:val="left"/>
+      <w:pPr>
+        <w:ind w:left="2880" w:hanging="360"/>
+      </w:pPr>
+    </w:lvl>
+    <w:lvl w:ilvl="4" w:tplc="B78035A0">
+      <w:start w:val="1"/>
+      <w:numFmt w:val="bullet"/>
+      <w:lvlText w:val="○"/>
+      <w:lvlJc w:val="left"/>
+      <w:pPr>
+        <w:ind w:left="3600" w:hanging="360"/>
+      </w:pPr>
+    </w:lvl>
+    <w:lvl w:ilvl="5" w:tplc="A0EC08A4">
+      <w:start w:val="1"/>
+      <w:numFmt w:val="bullet"/>
+      <w:lvlText w:val="■"/>
+      <w:lvlJc w:val="left"/>
+      <w:pPr>
+        <w:ind w:left="4320" w:hanging="360"/>
+      </w:pPr>
+    </w:lvl>
+    <w:lvl w:ilvl="6" w:tplc="E1E80BAC">
+      <w:start w:val="1"/>
+      <w:numFmt w:val="bullet"/>
+      <w:lvlText w:val="●"/>
+      <w:lvlJc w:val="left"/>
+      <w:pPr>
+        <w:ind w:left="5040" w:hanging="360"/>
+      </w:pPr>
+    </w:lvl>
+    <w:lvl w:ilvl="7" w:tplc="4A089E3C">
+      <w:start w:val="1"/>
+      <w:numFmt w:val="bullet"/>
+      <w:lvlText w:val="●"/>
+      <w:lvlJc w:val="left"/>
+      <w:pPr>
+        <w:ind w:left="5760" w:hanging="360"/>
+      </w:pPr>
+    </w:lvl>
+    <w:lvl w:ilvl="8" w:tplc="0EA29960">
+      <w:start w:val="1"/>
+      <w:numFmt w:val="bullet"/>
+      <w:lvlText w:val="●"/>
+      <w:lvlJc w:val="left"/>
+      <w:pPr>
+        <w:ind w:left="6480" w:hanging="360"/>
+      </w:pPr>
+    </w:lvl>
   </w:abstractNum>
   <w:abstractNum w:abstractNumId="3" w15:restartNumberingAfterBreak="0">
+    <w:nsid w:val="5DD5777F"/>
     <w:multiLevelType w:val="hybridMultilevel"/>
-    <w:lvl w:ilvl="0" w15:tentative="1">
+    <w:tmpl w:val="443C0668"/>
+    <w:lvl w:ilvl="0" w:tplc="16229686">
       <w:start w:val="1"/>
       <w:numFmt w:val="decimal"/>
       <w:lvlText w:val="%1."/>
-      <w:lvlJc w:val="start"/>
+      <w:lvlJc w:val="left"/>
       <w:pPr>
         <w:ind w:left="460" w:hanging="300"/>
       </w:pPr>
@@ -2788,14 +3031,56 @@
         <w:color w:val="1E7A6E"/>
       </w:rPr>
     </w:lvl>
+    <w:lvl w:ilvl="1" w:tplc="3212596A">
+      <w:numFmt w:val="decimal"/>
+      <w:lvlText w:val=""/>
+      <w:lvlJc w:val="left"/>
+    </w:lvl>
+    <w:lvl w:ilvl="2" w:tplc="8E027638">
+      <w:numFmt w:val="decimal"/>
+      <w:lvlText w:val=""/>
+      <w:lvlJc w:val="left"/>
+    </w:lvl>
+    <w:lvl w:ilvl="3" w:tplc="C9B6D680">
+      <w:numFmt w:val="decimal"/>
+      <w:lvlText w:val=""/>
+      <w:lvlJc w:val="left"/>
+    </w:lvl>
+    <w:lvl w:ilvl="4" w:tplc="66F659DE">
+      <w:numFmt w:val="decimal"/>
+      <w:lvlText w:val=""/>
+      <w:lvlJc w:val="left"/>
+    </w:lvl>
+    <w:lvl w:ilvl="5" w:tplc="007E55B8">
+      <w:numFmt w:val="decimal"/>
+      <w:lvlText w:val=""/>
+      <w:lvlJc w:val="left"/>
+    </w:lvl>
+    <w:lvl w:ilvl="6" w:tplc="D8E0B88A">
+      <w:numFmt w:val="decimal"/>
+      <w:lvlText w:val=""/>
+      <w:lvlJc w:val="left"/>
+    </w:lvl>
+    <w:lvl w:ilvl="7" w:tplc="3098A4B6">
+      <w:numFmt w:val="decimal"/>
+      <w:lvlText w:val=""/>
+      <w:lvlJc w:val="left"/>
+    </w:lvl>
+    <w:lvl w:ilvl="8" w:tplc="8E3897BE">
+      <w:numFmt w:val="decimal"/>
+      <w:lvlText w:val=""/>
+      <w:lvlJc w:val="left"/>
+    </w:lvl>
   </w:abstractNum>
   <w:abstractNum w:abstractNumId="4" w15:restartNumberingAfterBreak="0">
+    <w:nsid w:val="5EA10C80"/>
     <w:multiLevelType w:val="hybridMultilevel"/>
-    <w:lvl w:ilvl="0" w15:tentative="1">
+    <w:tmpl w:val="65AA923E"/>
+    <w:lvl w:ilvl="0" w:tplc="F38E19EA">
       <w:start w:val="1"/>
       <w:numFmt w:val="decimal"/>
       <w:lvlText w:val="%1."/>
-      <w:lvlJc w:val="start"/>
+      <w:lvlJc w:val="left"/>
       <w:pPr>
         <w:ind w:left="460" w:hanging="300"/>
       </w:pPr>
@@ -2805,14 +3090,56 @@
         <w:color w:val="1E7A6E"/>
       </w:rPr>
     </w:lvl>
+    <w:lvl w:ilvl="1" w:tplc="9D82FE2A">
+      <w:numFmt w:val="decimal"/>
+      <w:lvlText w:val=""/>
+      <w:lvlJc w:val="left"/>
+    </w:lvl>
+    <w:lvl w:ilvl="2" w:tplc="298E9946">
+      <w:numFmt w:val="decimal"/>
+      <w:lvlText w:val=""/>
+      <w:lvlJc w:val="left"/>
+    </w:lvl>
+    <w:lvl w:ilvl="3" w:tplc="7690E5A2">
+      <w:numFmt w:val="decimal"/>
+      <w:lvlText w:val=""/>
+      <w:lvlJc w:val="left"/>
+    </w:lvl>
+    <w:lvl w:ilvl="4" w:tplc="FE36FFBC">
+      <w:numFmt w:val="decimal"/>
+      <w:lvlText w:val=""/>
+      <w:lvlJc w:val="left"/>
+    </w:lvl>
+    <w:lvl w:ilvl="5" w:tplc="5E487328">
+      <w:numFmt w:val="decimal"/>
+      <w:lvlText w:val=""/>
+      <w:lvlJc w:val="left"/>
+    </w:lvl>
+    <w:lvl w:ilvl="6" w:tplc="33FC9D48">
+      <w:numFmt w:val="decimal"/>
+      <w:lvlText w:val=""/>
+      <w:lvlJc w:val="left"/>
+    </w:lvl>
+    <w:lvl w:ilvl="7" w:tplc="552AA60E">
+      <w:numFmt w:val="decimal"/>
+      <w:lvlText w:val=""/>
+      <w:lvlJc w:val="left"/>
+    </w:lvl>
+    <w:lvl w:ilvl="8" w:tplc="D2768856">
+      <w:numFmt w:val="decimal"/>
+      <w:lvlText w:val=""/>
+      <w:lvlJc w:val="left"/>
+    </w:lvl>
   </w:abstractNum>
   <w:abstractNum w:abstractNumId="5" w15:restartNumberingAfterBreak="0">
+    <w:nsid w:val="7AFC745A"/>
     <w:multiLevelType w:val="hybridMultilevel"/>
-    <w:lvl w:ilvl="0" w15:tentative="1">
+    <w:tmpl w:val="FE269334"/>
+    <w:lvl w:ilvl="0" w:tplc="BAC6C068">
       <w:start w:val="1"/>
       <w:numFmt w:val="decimal"/>
       <w:lvlText w:val="%1."/>
-      <w:lvlJc w:val="start"/>
+      <w:lvlJc w:val="left"/>
       <w:pPr>
         <w:ind w:left="460" w:hanging="300"/>
       </w:pPr>
@@ -2822,48 +3149,73 @@
         <w:color w:val="1E7A6E"/>
       </w:rPr>
     </w:lvl>
+    <w:lvl w:ilvl="1" w:tplc="EBA4AF32">
+      <w:numFmt w:val="decimal"/>
+      <w:lvlText w:val=""/>
+      <w:lvlJc w:val="left"/>
+    </w:lvl>
+    <w:lvl w:ilvl="2" w:tplc="8592D374">
+      <w:numFmt w:val="decimal"/>
+      <w:lvlText w:val=""/>
+      <w:lvlJc w:val="left"/>
+    </w:lvl>
+    <w:lvl w:ilvl="3" w:tplc="83387952">
+      <w:numFmt w:val="decimal"/>
+      <w:lvlText w:val=""/>
+      <w:lvlJc w:val="left"/>
+    </w:lvl>
+    <w:lvl w:ilvl="4" w:tplc="DD4647EC">
+      <w:numFmt w:val="decimal"/>
+      <w:lvlText w:val=""/>
+      <w:lvlJc w:val="left"/>
+    </w:lvl>
+    <w:lvl w:ilvl="5" w:tplc="A360108E">
+      <w:numFmt w:val="decimal"/>
+      <w:lvlText w:val=""/>
+      <w:lvlJc w:val="left"/>
+    </w:lvl>
+    <w:lvl w:ilvl="6" w:tplc="744AADC0">
+      <w:numFmt w:val="decimal"/>
+      <w:lvlText w:val=""/>
+      <w:lvlJc w:val="left"/>
+    </w:lvl>
+    <w:lvl w:ilvl="7" w:tplc="3CA6FE1E">
+      <w:numFmt w:val="decimal"/>
+      <w:lvlText w:val=""/>
+      <w:lvlJc w:val="left"/>
+    </w:lvl>
+    <w:lvl w:ilvl="8" w:tplc="679AE9EE">
+      <w:numFmt w:val="decimal"/>
+      <w:lvlText w:val=""/>
+      <w:lvlJc w:val="left"/>
+    </w:lvl>
   </w:abstractNum>
-  <w:abstractNum w:abstractNumId="6" w15:restartNumberingAfterBreak="0">
-    <w:multiLevelType w:val="hybridMultilevel"/>
-    <w:lvl w:ilvl="0" w15:tentative="1">
-      <w:start w:val="1"/>
-      <w:numFmt w:val="bullet"/>
-      <w:lvlText w:val="•"/>
-      <w:lvlJc w:val="start"/>
-      <w:pPr>
-        <w:ind w:left="460" w:hanging="260"/>
-      </w:pPr>
-      <w:rPr>
-        <w:color w:val="1E7A6E"/>
-      </w:rPr>
-    </w:lvl>
-  </w:abstractNum>
-  <w:num w:numId="1">
-    <w:abstractNumId w:val="1"/>
-    <w:lvlOverride w:ilvl="0">
-      <w:startOverride w:val="1"/>
-    </w:lvlOverride>
-  </w:num>
-  <w:num w:numId="2">
-    <w:abstractNumId w:val="6"/>
-    <w:lvlOverride w:ilvl="0">
-      <w:startOverride w:val="1"/>
-    </w:lvlOverride>
-  </w:num>
-  <w:num w:numId="3">
+  <w:num w:numId="1" w16cid:durableId="621573662">
     <w:abstractNumId w:val="2"/>
     <w:lvlOverride w:ilvl="0">
       <w:startOverride w:val="1"/>
     </w:lvlOverride>
   </w:num>
-  <w:num w:numId="4">
+  <w:num w:numId="2" w16cid:durableId="575944146">
+    <w:abstractNumId w:val="0"/>
+    <w:lvlOverride w:ilvl="0">
+      <w:startOverride w:val="1"/>
+    </w:lvlOverride>
+  </w:num>
+  <w:num w:numId="3" w16cid:durableId="1449541743">
     <w:abstractNumId w:val="3"/>
     <w:lvlOverride w:ilvl="0">
       <w:startOverride w:val="1"/>
     </w:lvlOverride>
   </w:num>
-  <w:num w:numId="5">
-    <w:abstractNumId w:val="4"/>
+  <w:num w:numId="4" w16cid:durableId="120418648">
+    <w:abstractNumId w:val="5"/>
+    <w:lvlOverride w:ilvl="0">
+      <w:startOverride w:val="1"/>
+    </w:lvlOverride>
+  </w:num>
+  <w:num w:numId="5" w16cid:durableId="1289359374">
+    <w:abstractNumId w:val="1"/>
     <w:lvlOverride w:ilvl="0">
       <w:startOverride w:val="1"/>
     </w:lvlOverride>
@@ -2872,26 +3224,405 @@
 </file>
 
 <file path=word/styles.xml><?xml version="1.0" encoding="utf-8"?>
-<w:styles xmlns:mc="http://schemas.openxmlformats.org/markup-compatibility/2006" xmlns:r="http://schemas.openxmlformats.org/officeDocument/2006/relationships" xmlns:w="http://schemas.openxmlformats.org/wordprocessingml/2006/main" xmlns:w14="http://schemas.microsoft.com/office/word/2010/wordml" xmlns:w15="http://schemas.microsoft.com/office/word/2012/wordml" mc:Ignorable="w14 w15">
+<w:styles xmlns:mc="http://schemas.openxmlformats.org/markup-compatibility/2006" xmlns:r="http://schemas.openxmlformats.org/officeDocument/2006/relationships" xmlns:w="http://schemas.openxmlformats.org/wordprocessingml/2006/main" xmlns:w14="http://schemas.microsoft.com/office/word/2010/wordml" xmlns:w15="http://schemas.microsoft.com/office/word/2012/wordml" xmlns:w16cex="http://schemas.microsoft.com/office/word/2018/wordml/cex" xmlns:w16cid="http://schemas.microsoft.com/office/word/2016/wordml/cid" xmlns:w16="http://schemas.microsoft.com/office/word/2018/wordml" xmlns:w16du="http://schemas.microsoft.com/office/word/2023/wordml/word16du" xmlns:w16sdtdh="http://schemas.microsoft.com/office/word/2020/wordml/sdtdatahash" xmlns:w16sdtfl="http://schemas.microsoft.com/office/word/2024/wordml/sdtformatlock" xmlns:w16se="http://schemas.microsoft.com/office/word/2015/wordml/symex" mc:Ignorable="w14 w15 w16se w16cid w16 w16cex w16sdtdh w16sdtfl w16du">
   <w:docDefaults>
-    <w:rPrDefault/>
+    <w:rPrDefault>
+      <w:rPr>
+        <w:rFonts w:ascii="Times New Roman" w:eastAsia="Times New Roman" w:hAnsi="Times New Roman" w:cs="Times New Roman"/>
+        <w:lang w:val="en-GB" w:eastAsia="en-GB" w:bidi="ar-SA"/>
+      </w:rPr>
+    </w:rPrDefault>
     <w:pPrDefault/>
   </w:docDefaults>
-  <w:style w:type="paragraph" w:styleId="Title">
-    <w:name w:val="Title"/>
-    <w:basedOn w:val="Normal"/>
-    <w:next w:val="Normal"/>
+  <w:latentStyles w:defLockedState="0" w:defUIPriority="99" w:defSemiHidden="0" w:defUnhideWhenUsed="0" w:defQFormat="0" w:count="376">
+    <w:lsdException w:name="Normal" w:uiPriority="0" w:qFormat="1"/>
+    <w:lsdException w:name="heading 1" w:uiPriority="9" w:qFormat="1"/>
+    <w:lsdException w:name="heading 2" w:semiHidden="1" w:uiPriority="9" w:unhideWhenUsed="1" w:qFormat="1"/>
+    <w:lsdException w:name="heading 3" w:semiHidden="1" w:uiPriority="9" w:unhideWhenUsed="1" w:qFormat="1"/>
+    <w:lsdException w:name="heading 4" w:semiHidden="1" w:uiPriority="9" w:unhideWhenUsed="1" w:qFormat="1"/>
+    <w:lsdException w:name="heading 5" w:semiHidden="1" w:uiPriority="9" w:unhideWhenUsed="1" w:qFormat="1"/>
+    <w:lsdException w:name="heading 6" w:semiHidden="1" w:uiPriority="9" w:unhideWhenUsed="1" w:qFormat="1"/>
+    <w:lsdException w:name="heading 7" w:semiHidden="1" w:uiPriority="9" w:unhideWhenUsed="1" w:qFormat="1"/>
+    <w:lsdException w:name="heading 8" w:semiHidden="1" w:uiPriority="9" w:unhideWhenUsed="1" w:qFormat="1"/>
+    <w:lsdException w:name="heading 9" w:semiHidden="1" w:uiPriority="9" w:unhideWhenUsed="1" w:qFormat="1"/>
+    <w:lsdException w:name="index 1" w:semiHidden="1" w:unhideWhenUsed="1"/>
+    <w:lsdException w:name="index 2" w:semiHidden="1" w:unhideWhenUsed="1"/>
+    <w:lsdException w:name="index 3" w:semiHidden="1" w:unhideWhenUsed="1"/>
+    <w:lsdException w:name="index 4" w:semiHidden="1" w:unhideWhenUsed="1"/>
+    <w:lsdException w:name="index 5" w:semiHidden="1" w:unhideWhenUsed="1"/>
+    <w:lsdException w:name="index 6" w:semiHidden="1" w:unhideWhenUsed="1"/>
+    <w:lsdException w:name="index 7" w:semiHidden="1" w:unhideWhenUsed="1"/>
+    <w:lsdException w:name="index 8" w:semiHidden="1" w:unhideWhenUsed="1"/>
+    <w:lsdException w:name="index 9" w:semiHidden="1" w:unhideWhenUsed="1"/>
+    <w:lsdException w:name="toc 1" w:semiHidden="1" w:uiPriority="39" w:unhideWhenUsed="1"/>
+    <w:lsdException w:name="toc 2" w:semiHidden="1" w:uiPriority="39" w:unhideWhenUsed="1"/>
+    <w:lsdException w:name="toc 3" w:semiHidden="1" w:uiPriority="39" w:unhideWhenUsed="1"/>
+    <w:lsdException w:name="toc 4" w:semiHidden="1" w:uiPriority="39" w:unhideWhenUsed="1"/>
+    <w:lsdException w:name="toc 5" w:semiHidden="1" w:uiPriority="39" w:unhideWhenUsed="1"/>
+    <w:lsdException w:name="toc 6" w:semiHidden="1" w:uiPriority="39" w:unhideWhenUsed="1"/>
+    <w:lsdException w:name="toc 7" w:semiHidden="1" w:uiPriority="39" w:unhideWhenUsed="1"/>
+    <w:lsdException w:name="toc 8" w:semiHidden="1" w:uiPriority="39" w:unhideWhenUsed="1"/>
+    <w:lsdException w:name="toc 9" w:semiHidden="1" w:uiPriority="39" w:unhideWhenUsed="1"/>
+    <w:lsdException w:name="Normal Indent" w:semiHidden="1" w:unhideWhenUsed="1"/>
+    <w:lsdException w:name="footnote text" w:semiHidden="1" w:unhideWhenUsed="1"/>
+    <w:lsdException w:name="annotation text" w:semiHidden="1" w:unhideWhenUsed="1"/>
+    <w:lsdException w:name="header" w:semiHidden="1" w:unhideWhenUsed="1"/>
+    <w:lsdException w:name="footer" w:semiHidden="1" w:unhideWhenUsed="1"/>
+    <w:lsdException w:name="index heading" w:semiHidden="1" w:unhideWhenUsed="1"/>
+    <w:lsdException w:name="caption" w:semiHidden="1" w:uiPriority="35" w:unhideWhenUsed="1" w:qFormat="1"/>
+    <w:lsdException w:name="table of figures" w:semiHidden="1" w:unhideWhenUsed="1"/>
+    <w:lsdException w:name="envelope address" w:semiHidden="1" w:unhideWhenUsed="1"/>
+    <w:lsdException w:name="envelope return" w:semiHidden="1" w:unhideWhenUsed="1"/>
+    <w:lsdException w:name="footnote reference" w:semiHidden="1" w:unhideWhenUsed="1"/>
+    <w:lsdException w:name="annotation reference" w:semiHidden="1" w:unhideWhenUsed="1"/>
+    <w:lsdException w:name="line number" w:semiHidden="1" w:unhideWhenUsed="1"/>
+    <w:lsdException w:name="page number" w:semiHidden="1" w:unhideWhenUsed="1"/>
+    <w:lsdException w:name="endnote reference" w:semiHidden="1" w:unhideWhenUsed="1"/>
+    <w:lsdException w:name="endnote text" w:semiHidden="1" w:unhideWhenUsed="1"/>
+    <w:lsdException w:name="table of authorities" w:semiHidden="1" w:unhideWhenUsed="1"/>
+    <w:lsdException w:name="macro" w:semiHidden="1" w:unhideWhenUsed="1"/>
+    <w:lsdException w:name="toa heading" w:semiHidden="1" w:unhideWhenUsed="1"/>
+    <w:lsdException w:name="List" w:semiHidden="1" w:unhideWhenUsed="1"/>
+    <w:lsdException w:name="List Bullet" w:semiHidden="1" w:unhideWhenUsed="1"/>
+    <w:lsdException w:name="List Number" w:semiHidden="1" w:unhideWhenUsed="1"/>
+    <w:lsdException w:name="List 2" w:semiHidden="1" w:unhideWhenUsed="1"/>
+    <w:lsdException w:name="List 3" w:semiHidden="1" w:unhideWhenUsed="1"/>
+    <w:lsdException w:name="List 4" w:semiHidden="1" w:unhideWhenUsed="1"/>
+    <w:lsdException w:name="List 5" w:semiHidden="1" w:unhideWhenUsed="1"/>
+    <w:lsdException w:name="List Bullet 2" w:semiHidden="1" w:unhideWhenUsed="1"/>
+    <w:lsdException w:name="List Bullet 3" w:semiHidden="1" w:unhideWhenUsed="1"/>
+    <w:lsdException w:name="List Bullet 4" w:semiHidden="1" w:unhideWhenUsed="1"/>
+    <w:lsdException w:name="List Bullet 5" w:semiHidden="1" w:unhideWhenUsed="1"/>
+    <w:lsdException w:name="List Number 2" w:semiHidden="1" w:unhideWhenUsed="1"/>
+    <w:lsdException w:name="List Number 3" w:semiHidden="1" w:unhideWhenUsed="1"/>
+    <w:lsdException w:name="List Number 4" w:semiHidden="1" w:unhideWhenUsed="1"/>
+    <w:lsdException w:name="List Number 5" w:semiHidden="1" w:unhideWhenUsed="1"/>
+    <w:lsdException w:name="Title" w:uiPriority="10" w:qFormat="1"/>
+    <w:lsdException w:name="Closing" w:semiHidden="1" w:unhideWhenUsed="1"/>
+    <w:lsdException w:name="Signature" w:semiHidden="1" w:unhideWhenUsed="1"/>
+    <w:lsdException w:name="Default Paragraph Font" w:semiHidden="1" w:uiPriority="1" w:unhideWhenUsed="1"/>
+    <w:lsdException w:name="Body Text" w:semiHidden="1" w:unhideWhenUsed="1"/>
+    <w:lsdException w:name="Body Text Indent" w:semiHidden="1" w:unhideWhenUsed="1"/>
+    <w:lsdException w:name="List Continue" w:semiHidden="1" w:unhideWhenUsed="1"/>
+    <w:lsdException w:name="List Continue 2" w:semiHidden="1" w:unhideWhenUsed="1"/>
+    <w:lsdException w:name="List Continue 3" w:semiHidden="1" w:unhideWhenUsed="1"/>
+    <w:lsdException w:name="List Continue 4" w:semiHidden="1" w:unhideWhenUsed="1"/>
+    <w:lsdException w:name="List Continue 5" w:semiHidden="1" w:unhideWhenUsed="1"/>
+    <w:lsdException w:name="Message Header" w:semiHidden="1" w:unhideWhenUsed="1"/>
+    <w:lsdException w:name="Subtitle" w:uiPriority="11" w:qFormat="1"/>
+    <w:lsdException w:name="Salutation" w:semiHidden="1" w:unhideWhenUsed="1"/>
+    <w:lsdException w:name="Date" w:semiHidden="1" w:unhideWhenUsed="1"/>
+    <w:lsdException w:name="Body Text First Indent" w:semiHidden="1" w:unhideWhenUsed="1"/>
+    <w:lsdException w:name="Body Text First Indent 2" w:semiHidden="1" w:unhideWhenUsed="1"/>
+    <w:lsdException w:name="Note Heading" w:semiHidden="1" w:unhideWhenUsed="1"/>
+    <w:lsdException w:name="Body Text 2" w:semiHidden="1" w:unhideWhenUsed="1"/>
+    <w:lsdException w:name="Body Text 3" w:semiHidden="1" w:unhideWhenUsed="1"/>
+    <w:lsdException w:name="Body Text Indent 2" w:semiHidden="1" w:unhideWhenUsed="1"/>
+    <w:lsdException w:name="Body Text Indent 3" w:semiHidden="1" w:unhideWhenUsed="1"/>
+    <w:lsdException w:name="Block Text" w:semiHidden="1" w:unhideWhenUsed="1"/>
+    <w:lsdException w:name="Hyperlink" w:semiHidden="1" w:unhideWhenUsed="1"/>
+    <w:lsdException w:name="FollowedHyperlink" w:semiHidden="1" w:unhideWhenUsed="1"/>
+    <w:lsdException w:name="Strong" w:uiPriority="22" w:qFormat="1"/>
+    <w:lsdException w:name="Emphasis" w:uiPriority="20" w:qFormat="1"/>
+    <w:lsdException w:name="Document Map" w:semiHidden="1" w:unhideWhenUsed="1"/>
+    <w:lsdException w:name="Plain Text" w:semiHidden="1" w:unhideWhenUsed="1"/>
+    <w:lsdException w:name="E-mail Signature" w:semiHidden="1" w:unhideWhenUsed="1"/>
+    <w:lsdException w:name="HTML Top of Form" w:semiHidden="1" w:unhideWhenUsed="1"/>
+    <w:lsdException w:name="HTML Bottom of Form" w:semiHidden="1" w:unhideWhenUsed="1"/>
+    <w:lsdException w:name="Normal (Web)" w:semiHidden="1" w:unhideWhenUsed="1"/>
+    <w:lsdException w:name="HTML Acronym" w:semiHidden="1" w:unhideWhenUsed="1"/>
+    <w:lsdException w:name="HTML Address" w:semiHidden="1" w:unhideWhenUsed="1"/>
+    <w:lsdException w:name="HTML Cite" w:semiHidden="1" w:unhideWhenUsed="1"/>
+    <w:lsdException w:name="HTML Code" w:semiHidden="1" w:unhideWhenUsed="1"/>
+    <w:lsdException w:name="HTML Definition" w:semiHidden="1" w:unhideWhenUsed="1"/>
+    <w:lsdException w:name="HTML Keyboard" w:semiHidden="1" w:unhideWhenUsed="1"/>
+    <w:lsdException w:name="HTML Preformatted" w:semiHidden="1" w:unhideWhenUsed="1"/>
+    <w:lsdException w:name="HTML Sample" w:semiHidden="1" w:unhideWhenUsed="1"/>
+    <w:lsdException w:name="HTML Typewriter" w:semiHidden="1" w:unhideWhenUsed="1"/>
+    <w:lsdException w:name="HTML Variable" w:semiHidden="1" w:unhideWhenUsed="1"/>
+    <w:lsdException w:name="Normal Table" w:semiHidden="1" w:unhideWhenUsed="1"/>
+    <w:lsdException w:name="annotation subject" w:semiHidden="1" w:unhideWhenUsed="1"/>
+    <w:lsdException w:name="No List" w:semiHidden="1" w:unhideWhenUsed="1"/>
+    <w:lsdException w:name="Outline List 1" w:semiHidden="1" w:unhideWhenUsed="1"/>
+    <w:lsdException w:name="Outline List 2" w:semiHidden="1" w:unhideWhenUsed="1"/>
+    <w:lsdException w:name="Outline List 3" w:semiHidden="1" w:unhideWhenUsed="1"/>
+    <w:lsdException w:name="Table Simple 1" w:semiHidden="1" w:unhideWhenUsed="1"/>
+    <w:lsdException w:name="Table Simple 2" w:semiHidden="1" w:unhideWhenUsed="1"/>
+    <w:lsdException w:name="Table Simple 3" w:semiHidden="1" w:unhideWhenUsed="1"/>
+    <w:lsdException w:name="Table Classic 1" w:semiHidden="1" w:unhideWhenUsed="1"/>
+    <w:lsdException w:name="Table Classic 2" w:semiHidden="1" w:unhideWhenUsed="1"/>
+    <w:lsdException w:name="Table Classic 3" w:semiHidden="1" w:unhideWhenUsed="1"/>
+    <w:lsdException w:name="Table Classic 4" w:semiHidden="1" w:unhideWhenUsed="1"/>
+    <w:lsdException w:name="Table Colorful 1" w:semiHidden="1" w:unhideWhenUsed="1"/>
+    <w:lsdException w:name="Table Colorful 2" w:semiHidden="1" w:unhideWhenUsed="1"/>
+    <w:lsdException w:name="Table Colorful 3" w:semiHidden="1" w:unhideWhenUsed="1"/>
+    <w:lsdException w:name="Table Columns 1" w:semiHidden="1" w:unhideWhenUsed="1"/>
+    <w:lsdException w:name="Table Columns 2" w:semiHidden="1" w:unhideWhenUsed="1"/>
+    <w:lsdException w:name="Table Columns 3" w:semiHidden="1" w:unhideWhenUsed="1"/>
+    <w:lsdException w:name="Table Columns 4" w:semiHidden="1" w:unhideWhenUsed="1"/>
+    <w:lsdException w:name="Table Columns 5" w:semiHidden="1" w:unhideWhenUsed="1"/>
+    <w:lsdException w:name="Table Grid 1" w:semiHidden="1" w:unhideWhenUsed="1"/>
+    <w:lsdException w:name="Table Grid 2" w:semiHidden="1" w:unhideWhenUsed="1"/>
+    <w:lsdException w:name="Table Grid 3" w:semiHidden="1" w:unhideWhenUsed="1"/>
+    <w:lsdException w:name="Table Grid 4" w:semiHidden="1" w:unhideWhenUsed="1"/>
+    <w:lsdException w:name="Table Grid 5" w:semiHidden="1" w:unhideWhenUsed="1"/>
+    <w:lsdException w:name="Table Grid 6" w:semiHidden="1" w:unhideWhenUsed="1"/>
+    <w:lsdException w:name="Table Grid 7" w:semiHidden="1" w:unhideWhenUsed="1"/>
+    <w:lsdException w:name="Table Grid 8" w:semiHidden="1" w:unhideWhenUsed="1"/>
+    <w:lsdException w:name="Table List 1" w:semiHidden="1" w:unhideWhenUsed="1"/>
+    <w:lsdException w:name="Table List 2" w:semiHidden="1" w:unhideWhenUsed="1"/>
+    <w:lsdException w:name="Table List 3" w:semiHidden="1" w:unhideWhenUsed="1"/>
+    <w:lsdException w:name="Table List 4" w:semiHidden="1" w:unhideWhenUsed="1"/>
+    <w:lsdException w:name="Table List 5" w:semiHidden="1" w:unhideWhenUsed="1"/>
+    <w:lsdException w:name="Table List 6" w:semiHidden="1" w:unhideWhenUsed="1"/>
+    <w:lsdException w:name="Table List 7" w:semiHidden="1" w:unhideWhenUsed="1"/>
+    <w:lsdException w:name="Table List 8" w:semiHidden="1" w:unhideWhenUsed="1"/>
+    <w:lsdException w:name="Table 3D effects 1" w:semiHidden="1" w:unhideWhenUsed="1"/>
+    <w:lsdException w:name="Table 3D effects 2" w:semiHidden="1" w:unhideWhenUsed="1"/>
+    <w:lsdException w:name="Table 3D effects 3" w:semiHidden="1" w:unhideWhenUsed="1"/>
+    <w:lsdException w:name="Table Contemporary" w:semiHidden="1" w:unhideWhenUsed="1"/>
+    <w:lsdException w:name="Table Elegant" w:semiHidden="1" w:unhideWhenUsed="1"/>
+    <w:lsdException w:name="Table Professional" w:semiHidden="1" w:unhideWhenUsed="1"/>
+    <w:lsdException w:name="Table Subtle 1" w:semiHidden="1" w:unhideWhenUsed="1"/>
+    <w:lsdException w:name="Table Subtle 2" w:semiHidden="1" w:unhideWhenUsed="1"/>
+    <w:lsdException w:name="Table Web 1" w:semiHidden="1" w:unhideWhenUsed="1"/>
+    <w:lsdException w:name="Table Web 2" w:semiHidden="1" w:unhideWhenUsed="1"/>
+    <w:lsdException w:name="Table Web 3" w:semiHidden="1" w:unhideWhenUsed="1"/>
+    <w:lsdException w:name="Balloon Text" w:semiHidden="1" w:unhideWhenUsed="1"/>
+    <w:lsdException w:name="Table Grid" w:uiPriority="39"/>
+    <w:lsdException w:name="Table Theme" w:semiHidden="1" w:unhideWhenUsed="1"/>
+    <w:lsdException w:name="Placeholder Text" w:semiHidden="1"/>
+    <w:lsdException w:name="No Spacing" w:uiPriority="1" w:qFormat="1"/>
+    <w:lsdException w:name="Light Shading" w:uiPriority="60"/>
+    <w:lsdException w:name="Light List" w:uiPriority="61"/>
+    <w:lsdException w:name="Light Grid" w:uiPriority="62"/>
+    <w:lsdException w:name="Medium Shading 1" w:uiPriority="63"/>
+    <w:lsdException w:name="Medium Shading 2" w:uiPriority="64"/>
+    <w:lsdException w:name="Medium List 1" w:uiPriority="65"/>
+    <w:lsdException w:name="Medium List 2" w:uiPriority="66"/>
+    <w:lsdException w:name="Medium Grid 1" w:uiPriority="67"/>
+    <w:lsdException w:name="Medium Grid 2" w:uiPriority="68"/>
+    <w:lsdException w:name="Medium Grid 3" w:uiPriority="69"/>
+    <w:lsdException w:name="Dark List" w:uiPriority="70"/>
+    <w:lsdException w:name="Colorful Shading" w:uiPriority="71"/>
+    <w:lsdException w:name="Colorful List" w:uiPriority="72"/>
+    <w:lsdException w:name="Colorful Grid" w:uiPriority="73"/>
+    <w:lsdException w:name="Light Shading Accent 1" w:uiPriority="60"/>
+    <w:lsdException w:name="Light List Accent 1" w:uiPriority="61"/>
+    <w:lsdException w:name="Light Grid Accent 1" w:uiPriority="62"/>
+    <w:lsdException w:name="Medium Shading 1 Accent 1" w:uiPriority="63"/>
+    <w:lsdException w:name="Medium Shading 2 Accent 1" w:uiPriority="64"/>
+    <w:lsdException w:name="Medium List 1 Accent 1" w:uiPriority="65"/>
+    <w:lsdException w:name="Revision" w:semiHidden="1"/>
+    <w:lsdException w:name="List Paragraph" w:uiPriority="34" w:qFormat="1"/>
+    <w:lsdException w:name="Quote" w:uiPriority="29" w:qFormat="1"/>
+    <w:lsdException w:name="Intense Quote" w:uiPriority="30" w:qFormat="1"/>
+    <w:lsdException w:name="Medium List 2 Accent 1" w:uiPriority="66"/>
+    <w:lsdException w:name="Medium Grid 1 Accent 1" w:uiPriority="67"/>
+    <w:lsdException w:name="Medium Grid 2 Accent 1" w:uiPriority="68"/>
+    <w:lsdException w:name="Medium Grid 3 Accent 1" w:uiPriority="69"/>
+    <w:lsdException w:name="Dark List Accent 1" w:uiPriority="70"/>
+    <w:lsdException w:name="Colorful Shading Accent 1" w:uiPriority="71"/>
+    <w:lsdException w:name="Colorful List Accent 1" w:uiPriority="72"/>
+    <w:lsdException w:name="Colorful Grid Accent 1" w:uiPriority="73"/>
+    <w:lsdException w:name="Light Shading Accent 2" w:uiPriority="60"/>
+    <w:lsdException w:name="Light List Accent 2" w:uiPriority="61"/>
+    <w:lsdException w:name="Light Grid Accent 2" w:uiPriority="62"/>
+    <w:lsdException w:name="Medium Shading 1 Accent 2" w:uiPriority="63"/>
+    <w:lsdException w:name="Medium Shading 2 Accent 2" w:uiPriority="64"/>
+    <w:lsdException w:name="Medium List 1 Accent 2" w:uiPriority="65"/>
+    <w:lsdException w:name="Medium List 2 Accent 2" w:uiPriority="66"/>
+    <w:lsdException w:name="Medium Grid 1 Accent 2" w:uiPriority="67"/>
+    <w:lsdException w:name="Medium Grid 2 Accent 2" w:uiPriority="68"/>
+    <w:lsdException w:name="Medium Grid 3 Accent 2" w:uiPriority="69"/>
+    <w:lsdException w:name="Dark List Accent 2" w:uiPriority="70"/>
+    <w:lsdException w:name="Colorful Shading Accent 2" w:uiPriority="71"/>
+    <w:lsdException w:name="Colorful List Accent 2" w:uiPriority="72"/>
+    <w:lsdException w:name="Colorful Grid Accent 2" w:uiPriority="73"/>
+    <w:lsdException w:name="Light Shading Accent 3" w:uiPriority="60"/>
+    <w:lsdException w:name="Light List Accent 3" w:uiPriority="61"/>
+    <w:lsdException w:name="Light Grid Accent 3" w:uiPriority="62"/>
+    <w:lsdException w:name="Medium Shading 1 Accent 3" w:uiPriority="63"/>
+    <w:lsdException w:name="Medium Shading 2 Accent 3" w:uiPriority="64"/>
+    <w:lsdException w:name="Medium List 1 Accent 3" w:uiPriority="65"/>
+    <w:lsdException w:name="Medium List 2 Accent 3" w:uiPriority="66"/>
+    <w:lsdException w:name="Medium Grid 1 Accent 3" w:uiPriority="67"/>
+    <w:lsdException w:name="Medium Grid 2 Accent 3" w:uiPriority="68"/>
+    <w:lsdException w:name="Medium Grid 3 Accent 3" w:uiPriority="69"/>
+    <w:lsdException w:name="Dark List Accent 3" w:uiPriority="70"/>
+    <w:lsdException w:name="Colorful Shading Accent 3" w:uiPriority="71"/>
+    <w:lsdException w:name="Colorful List Accent 3" w:uiPriority="72"/>
+    <w:lsdException w:name="Colorful Grid Accent 3" w:uiPriority="73"/>
+    <w:lsdException w:name="Light Shading Accent 4" w:uiPriority="60"/>
+    <w:lsdException w:name="Light List Accent 4" w:uiPriority="61"/>
+    <w:lsdException w:name="Light Grid Accent 4" w:uiPriority="62"/>
+    <w:lsdException w:name="Medium Shading 1 Accent 4" w:uiPriority="63"/>
+    <w:lsdException w:name="Medium Shading 2 Accent 4" w:uiPriority="64"/>
+    <w:lsdException w:name="Medium List 1 Accent 4" w:uiPriority="65"/>
+    <w:lsdException w:name="Medium List 2 Accent 4" w:uiPriority="66"/>
+    <w:lsdException w:name="Medium Grid 1 Accent 4" w:uiPriority="67"/>
+    <w:lsdException w:name="Medium Grid 2 Accent 4" w:uiPriority="68"/>
+    <w:lsdException w:name="Medium Grid 3 Accent 4" w:uiPriority="69"/>
+    <w:lsdException w:name="Dark List Accent 4" w:uiPriority="70"/>
+    <w:lsdException w:name="Colorful Shading Accent 4" w:uiPriority="71"/>
+    <w:lsdException w:name="Colorful List Accent 4" w:uiPriority="72"/>
+    <w:lsdException w:name="Colorful Grid Accent 4" w:uiPriority="73"/>
+    <w:lsdException w:name="Light Shading Accent 5" w:uiPriority="60"/>
+    <w:lsdException w:name="Light List Accent 5" w:uiPriority="61"/>
+    <w:lsdException w:name="Light Grid Accent 5" w:uiPriority="62"/>
+    <w:lsdException w:name="Medium Shading 1 Accent 5" w:uiPriority="63"/>
+    <w:lsdException w:name="Medium Shading 2 Accent 5" w:uiPriority="64"/>
+    <w:lsdException w:name="Medium List 1 Accent 5" w:uiPriority="65"/>
+    <w:lsdException w:name="Medium List 2 Accent 5" w:uiPriority="66"/>
+    <w:lsdException w:name="Medium Grid 1 Accent 5" w:uiPriority="67"/>
+    <w:lsdException w:name="Medium Grid 2 Accent 5" w:uiPriority="68"/>
+    <w:lsdException w:name="Medium Grid 3 Accent 5" w:uiPriority="69"/>
+    <w:lsdException w:name="Dark List Accent 5" w:uiPriority="70"/>
+    <w:lsdException w:name="Colorful Shading Accent 5" w:uiPriority="71"/>
+    <w:lsdException w:name="Colorful List Accent 5" w:uiPriority="72"/>
+    <w:lsdException w:name="Colorful Grid Accent 5" w:uiPriority="73"/>
+    <w:lsdException w:name="Light Shading Accent 6" w:uiPriority="60"/>
+    <w:lsdException w:name="Light List Accent 6" w:uiPriority="61"/>
+    <w:lsdException w:name="Light Grid Accent 6" w:uiPriority="62"/>
+    <w:lsdException w:name="Medium Shading 1 Accent 6" w:uiPriority="63"/>
+    <w:lsdException w:name="Medium Shading 2 Accent 6" w:uiPriority="64"/>
+    <w:lsdException w:name="Medium List 1 Accent 6" w:uiPriority="65"/>
+    <w:lsdException w:name="Medium List 2 Accent 6" w:uiPriority="66"/>
+    <w:lsdException w:name="Medium Grid 1 Accent 6" w:uiPriority="67"/>
+    <w:lsdException w:name="Medium Grid 2 Accent 6" w:uiPriority="68"/>
+    <w:lsdException w:name="Medium Grid 3 Accent 6" w:uiPriority="69"/>
+    <w:lsdException w:name="Dark List Accent 6" w:uiPriority="70"/>
+    <w:lsdException w:name="Colorful Shading Accent 6" w:uiPriority="71"/>
+    <w:lsdException w:name="Colorful List Accent 6" w:uiPriority="72"/>
+    <w:lsdException w:name="Colorful Grid Accent 6" w:uiPriority="73"/>
+    <w:lsdException w:name="Subtle Emphasis" w:uiPriority="19" w:qFormat="1"/>
+    <w:lsdException w:name="Intense Emphasis" w:uiPriority="21" w:qFormat="1"/>
+    <w:lsdException w:name="Subtle Reference" w:uiPriority="31" w:qFormat="1"/>
+    <w:lsdException w:name="Intense Reference" w:uiPriority="32" w:qFormat="1"/>
+    <w:lsdException w:name="Book Title" w:uiPriority="33" w:qFormat="1"/>
+    <w:lsdException w:name="Bibliography" w:semiHidden="1" w:uiPriority="37" w:unhideWhenUsed="1"/>
+    <w:lsdException w:name="TOC Heading" w:semiHidden="1" w:uiPriority="39" w:unhideWhenUsed="1" w:qFormat="1"/>
+    <w:lsdException w:name="Plain Table 1" w:uiPriority="41"/>
+    <w:lsdException w:name="Plain Table 2" w:uiPriority="42"/>
+    <w:lsdException w:name="Plain Table 3" w:uiPriority="43"/>
+    <w:lsdException w:name="Plain Table 4" w:uiPriority="44"/>
+    <w:lsdException w:name="Plain Table 5" w:uiPriority="45"/>
+    <w:lsdException w:name="Grid Table Light" w:uiPriority="40"/>
+    <w:lsdException w:name="Grid Table 1 Light" w:uiPriority="46"/>
+    <w:lsdException w:name="Grid Table 2" w:uiPriority="47"/>
+    <w:lsdException w:name="Grid Table 3" w:uiPriority="48"/>
+    <w:lsdException w:name="Grid Table 4" w:uiPriority="49"/>
+    <w:lsdException w:name="Grid Table 5 Dark" w:uiPriority="50"/>
+    <w:lsdException w:name="Grid Table 6 Colorful" w:uiPriority="51"/>
+    <w:lsdException w:name="Grid Table 7 Colorful" w:uiPriority="52"/>
+    <w:lsdException w:name="Grid Table 1 Light Accent 1" w:uiPriority="46"/>
+    <w:lsdException w:name="Grid Table 2 Accent 1" w:uiPriority="47"/>
+    <w:lsdException w:name="Grid Table 3 Accent 1" w:uiPriority="48"/>
+    <w:lsdException w:name="Grid Table 4 Accent 1" w:uiPriority="49"/>
+    <w:lsdException w:name="Grid Table 5 Dark Accent 1" w:uiPriority="50"/>
+    <w:lsdException w:name="Grid Table 6 Colorful Accent 1" w:uiPriority="51"/>
+    <w:lsdException w:name="Grid Table 7 Colorful Accent 1" w:uiPriority="52"/>
+    <w:lsdException w:name="Grid Table 1 Light Accent 2" w:uiPriority="46"/>
+    <w:lsdException w:name="Grid Table 2 Accent 2" w:uiPriority="47"/>
+    <w:lsdException w:name="Grid Table 3 Accent 2" w:uiPriority="48"/>
+    <w:lsdException w:name="Grid Table 4 Accent 2" w:uiPriority="49"/>
+    <w:lsdException w:name="Grid Table 5 Dark Accent 2" w:uiPriority="50"/>
+    <w:lsdException w:name="Grid Table 6 Colorful Accent 2" w:uiPriority="51"/>
+    <w:lsdException w:name="Grid Table 7 Colorful Accent 2" w:uiPriority="52"/>
+    <w:lsdException w:name="Grid Table 1 Light Accent 3" w:uiPriority="46"/>
+    <w:lsdException w:name="Grid Table 2 Accent 3" w:uiPriority="47"/>
+    <w:lsdException w:name="Grid Table 3 Accent 3" w:uiPriority="48"/>
+    <w:lsdException w:name="Grid Table 4 Accent 3" w:uiPriority="49"/>
+    <w:lsdException w:name="Grid Table 5 Dark Accent 3" w:uiPriority="50"/>
+    <w:lsdException w:name="Grid Table 6 Colorful Accent 3" w:uiPriority="51"/>
+    <w:lsdException w:name="Grid Table 7 Colorful Accent 3" w:uiPriority="52"/>
+    <w:lsdException w:name="Grid Table 1 Light Accent 4" w:uiPriority="46"/>
+    <w:lsdException w:name="Grid Table 2 Accent 4" w:uiPriority="47"/>
+    <w:lsdException w:name="Grid Table 3 Accent 4" w:uiPriority="48"/>
+    <w:lsdException w:name="Grid Table 4 Accent 4" w:uiPriority="49"/>
+    <w:lsdException w:name="Grid Table 5 Dark Accent 4" w:uiPriority="50"/>
+    <w:lsdException w:name="Grid Table 6 Colorful Accent 4" w:uiPriority="51"/>
+    <w:lsdException w:name="Grid Table 7 Colorful Accent 4" w:uiPriority="52"/>
+    <w:lsdException w:name="Grid Table 1 Light Accent 5" w:uiPriority="46"/>
+    <w:lsdException w:name="Grid Table 2 Accent 5" w:uiPriority="47"/>
+    <w:lsdException w:name="Grid Table 3 Accent 5" w:uiPriority="48"/>
+    <w:lsdException w:name="Grid Table 4 Accent 5" w:uiPriority="49"/>
+    <w:lsdException w:name="Grid Table 5 Dark Accent 5" w:uiPriority="50"/>
+    <w:lsdException w:name="Grid Table 6 Colorful Accent 5" w:uiPriority="51"/>
+    <w:lsdException w:name="Grid Table 7 Colorful Accent 5" w:uiPriority="52"/>
+    <w:lsdException w:name="Grid Table 1 Light Accent 6" w:uiPriority="46"/>
+    <w:lsdException w:name="Grid Table 2 Accent 6" w:uiPriority="47"/>
+    <w:lsdException w:name="Grid Table 3 Accent 6" w:uiPriority="48"/>
+    <w:lsdException w:name="Grid Table 4 Accent 6" w:uiPriority="49"/>
+    <w:lsdException w:name="Grid Table 5 Dark Accent 6" w:uiPriority="50"/>
+    <w:lsdException w:name="Grid Table 6 Colorful Accent 6" w:uiPriority="51"/>
+    <w:lsdException w:name="Grid Table 7 Colorful Accent 6" w:uiPriority="52"/>
+    <w:lsdException w:name="List Table 1 Light" w:uiPriority="46"/>
+    <w:lsdException w:name="List Table 2" w:uiPriority="47"/>
+    <w:lsdException w:name="List Table 3" w:uiPriority="48"/>
+    <w:lsdException w:name="List Table 4" w:uiPriority="49"/>
+    <w:lsdException w:name="List Table 5 Dark" w:uiPriority="50"/>
+    <w:lsdException w:name="List Table 6 Colorful" w:uiPriority="51"/>
+    <w:lsdException w:name="List Table 7 Colorful" w:uiPriority="52"/>
+    <w:lsdException w:name="List Table 1 Light Accent 1" w:uiPriority="46"/>
+    <w:lsdException w:name="List Table 2 Accent 1" w:uiPriority="47"/>
+    <w:lsdException w:name="List Table 3 Accent 1" w:uiPriority="48"/>
+    <w:lsdException w:name="List Table 4 Accent 1" w:uiPriority="49"/>
+    <w:lsdException w:name="List Table 5 Dark Accent 1" w:uiPriority="50"/>
+    <w:lsdException w:name="List Table 6 Colorful Accent 1" w:uiPriority="51"/>
+    <w:lsdException w:name="List Table 7 Colorful Accent 1" w:uiPriority="52"/>
+    <w:lsdException w:name="List Table 1 Light Accent 2" w:uiPriority="46"/>
+    <w:lsdException w:name="List Table 2 Accent 2" w:uiPriority="47"/>
+    <w:lsdException w:name="List Table 3 Accent 2" w:uiPriority="48"/>
+    <w:lsdException w:name="List Table 4 Accent 2" w:uiPriority="49"/>
+    <w:lsdException w:name="List Table 5 Dark Accent 2" w:uiPriority="50"/>
+    <w:lsdException w:name="List Table 6 Colorful Accent 2" w:uiPriority="51"/>
+    <w:lsdException w:name="List Table 7 Colorful Accent 2" w:uiPriority="52"/>
+    <w:lsdException w:name="List Table 1 Light Accent 3" w:uiPriority="46"/>
+    <w:lsdException w:name="List Table 2 Accent 3" w:uiPriority="47"/>
+    <w:lsdException w:name="List Table 3 Accent 3" w:uiPriority="48"/>
+    <w:lsdException w:name="List Table 4 Accent 3" w:uiPriority="49"/>
+    <w:lsdException w:name="List Table 5 Dark Accent 3" w:uiPriority="50"/>
+    <w:lsdException w:name="List Table 6 Colorful Accent 3" w:uiPriority="51"/>
+    <w:lsdException w:name="List Table 7 Colorful Accent 3" w:uiPriority="52"/>
+    <w:lsdException w:name="List Table 1 Light Accent 4" w:uiPriority="46"/>
+    <w:lsdException w:name="List Table 2 Accent 4" w:uiPriority="47"/>
+    <w:lsdException w:name="List Table 3 Accent 4" w:uiPriority="48"/>
+    <w:lsdException w:name="List Table 4 Accent 4" w:uiPriority="49"/>
+    <w:lsdException w:name="List Table 5 Dark Accent 4" w:uiPriority="50"/>
+    <w:lsdException w:name="List Table 6 Colorful Accent 4" w:uiPriority="51"/>
+    <w:lsdException w:name="List Table 7 Colorful Accent 4" w:uiPriority="52"/>
+    <w:lsdException w:name="List Table 1 Light Accent 5" w:uiPriority="46"/>
+    <w:lsdException w:name="List Table 2 Accent 5" w:uiPriority="47"/>
+    <w:lsdException w:name="List Table 3 Accent 5" w:uiPriority="48"/>
+    <w:lsdException w:name="List Table 4 Accent 5" w:uiPriority="49"/>
+    <w:lsdException w:name="List Table 5 Dark Accent 5" w:uiPriority="50"/>
+    <w:lsdException w:name="List Table 6 Colorful Accent 5" w:uiPriority="51"/>
+    <w:lsdException w:name="List Table 7 Colorful Accent 5" w:uiPriority="52"/>
+    <w:lsdException w:name="List Table 1 Light Accent 6" w:uiPriority="46"/>
+    <w:lsdException w:name="List Table 2 Accent 6" w:uiPriority="47"/>
+    <w:lsdException w:name="List Table 3 Accent 6" w:uiPriority="48"/>
+    <w:lsdException w:name="List Table 4 Accent 6" w:uiPriority="49"/>
+    <w:lsdException w:name="List Table 5 Dark Accent 6" w:uiPriority="50"/>
+    <w:lsdException w:name="List Table 6 Colorful Accent 6" w:uiPriority="51"/>
+    <w:lsdException w:name="List Table 7 Colorful Accent 6" w:uiPriority="52"/>
+    <w:lsdException w:name="Mention" w:semiHidden="1" w:unhideWhenUsed="1"/>
+    <w:lsdException w:name="Smart Hyperlink" w:semiHidden="1" w:unhideWhenUsed="1"/>
+    <w:lsdException w:name="Hashtag" w:semiHidden="1" w:unhideWhenUsed="1"/>
+    <w:lsdException w:name="Unresolved Mention" w:semiHidden="1" w:unhideWhenUsed="1"/>
+    <w:lsdException w:name="Smart Link" w:semiHidden="1" w:unhideWhenUsed="1"/>
+  </w:latentStyles>
+  <w:style w:type="paragraph" w:default="1" w:styleId="Normal">
+    <w:name w:val="Normal"/>
     <w:qFormat/>
-    <w:rPr>
-      <w:sz w:val="56"/>
-      <w:szCs w:val="56"/>
-    </w:rPr>
   </w:style>
   <w:style w:type="paragraph" w:styleId="Heading1">
-    <w:name w:val="Heading 1"/>
-    <w:basedOn w:val="Normal"/>
-    <w:next w:val="Normal"/>
+    <w:name w:val="heading 1"/>
+    <w:uiPriority w:val="9"/>
     <w:qFormat/>
+    <w:pPr>
+      <w:outlineLvl w:val="0"/>
+    </w:pPr>
     <w:rPr>
       <w:color w:val="2E74B5"/>
       <w:sz w:val="32"/>
@@ -2899,10 +3630,13 @@
     </w:rPr>
   </w:style>
   <w:style w:type="paragraph" w:styleId="Heading2">
-    <w:name w:val="Heading 2"/>
-    <w:basedOn w:val="Normal"/>
-    <w:next w:val="Normal"/>
+    <w:name w:val="heading 2"/>
+    <w:uiPriority w:val="9"/>
+    <w:unhideWhenUsed/>
     <w:qFormat/>
+    <w:pPr>
+      <w:outlineLvl w:val="1"/>
+    </w:pPr>
     <w:rPr>
       <w:color w:val="2E74B5"/>
       <w:sz w:val="26"/>
@@ -2910,10 +3644,14 @@
     </w:rPr>
   </w:style>
   <w:style w:type="paragraph" w:styleId="Heading3">
-    <w:name w:val="Heading 3"/>
-    <w:basedOn w:val="Normal"/>
-    <w:next w:val="Normal"/>
+    <w:name w:val="heading 3"/>
+    <w:uiPriority w:val="9"/>
+    <w:semiHidden/>
+    <w:unhideWhenUsed/>
     <w:qFormat/>
+    <w:pPr>
+      <w:outlineLvl w:val="2"/>
+    </w:pPr>
     <w:rPr>
       <w:color w:val="1F4D78"/>
       <w:sz w:val="24"/>
@@ -2921,10 +3659,14 @@
     </w:rPr>
   </w:style>
   <w:style w:type="paragraph" w:styleId="Heading4">
-    <w:name w:val="Heading 4"/>
-    <w:basedOn w:val="Normal"/>
-    <w:next w:val="Normal"/>
+    <w:name w:val="heading 4"/>
+    <w:uiPriority w:val="9"/>
+    <w:semiHidden/>
+    <w:unhideWhenUsed/>
     <w:qFormat/>
+    <w:pPr>
+      <w:outlineLvl w:val="3"/>
+    </w:pPr>
     <w:rPr>
       <w:i/>
       <w:iCs/>
@@ -2932,27 +3674,69 @@
     </w:rPr>
   </w:style>
   <w:style w:type="paragraph" w:styleId="Heading5">
-    <w:name w:val="Heading 5"/>
-    <w:basedOn w:val="Normal"/>
-    <w:next w:val="Normal"/>
+    <w:name w:val="heading 5"/>
+    <w:uiPriority w:val="9"/>
+    <w:semiHidden/>
+    <w:unhideWhenUsed/>
     <w:qFormat/>
+    <w:pPr>
+      <w:outlineLvl w:val="4"/>
+    </w:pPr>
     <w:rPr>
       <w:color w:val="2E74B5"/>
     </w:rPr>
   </w:style>
   <w:style w:type="paragraph" w:styleId="Heading6">
-    <w:name w:val="Heading 6"/>
-    <w:basedOn w:val="Normal"/>
-    <w:next w:val="Normal"/>
+    <w:name w:val="heading 6"/>
+    <w:uiPriority w:val="9"/>
+    <w:semiHidden/>
+    <w:unhideWhenUsed/>
     <w:qFormat/>
+    <w:pPr>
+      <w:outlineLvl w:val="5"/>
+    </w:pPr>
     <w:rPr>
       <w:color w:val="1F4D78"/>
     </w:rPr>
   </w:style>
-  <w:style w:type="paragraph" w:styleId="Strong">
-    <w:name w:val="Strong"/>
-    <w:basedOn w:val="Normal"/>
-    <w:next w:val="Normal"/>
+  <w:style w:type="character" w:default="1" w:styleId="DefaultParagraphFont">
+    <w:name w:val="Default Paragraph Font"/>
+    <w:uiPriority w:val="1"/>
+    <w:semiHidden/>
+    <w:unhideWhenUsed/>
+  </w:style>
+  <w:style w:type="table" w:default="1" w:styleId="TableNormal">
+    <w:name w:val="Normal Table"/>
+    <w:uiPriority w:val="99"/>
+    <w:semiHidden/>
+    <w:unhideWhenUsed/>
+    <w:tblPr>
+      <w:tblInd w:w="0" w:type="dxa"/>
+      <w:tblCellMar>
+        <w:top w:w="0" w:type="dxa"/>
+        <w:left w:w="108" w:type="dxa"/>
+        <w:bottom w:w="0" w:type="dxa"/>
+        <w:right w:w="108" w:type="dxa"/>
+      </w:tblCellMar>
+    </w:tblPr>
+  </w:style>
+  <w:style w:type="numbering" w:default="1" w:styleId="NoList">
+    <w:name w:val="No List"/>
+    <w:uiPriority w:val="99"/>
+    <w:semiHidden/>
+    <w:unhideWhenUsed/>
+  </w:style>
+  <w:style w:type="paragraph" w:styleId="Title">
+    <w:name w:val="Title"/>
+    <w:uiPriority w:val="10"/>
+    <w:qFormat/>
+    <w:rPr>
+      <w:sz w:val="56"/>
+      <w:szCs w:val="56"/>
+    </w:rPr>
+  </w:style>
+  <w:style w:type="paragraph" w:customStyle="1" w:styleId="Strong1">
+    <w:name w:val="Strong1"/>
     <w:qFormat/>
     <w:rPr>
       <w:b/>
@@ -2961,12 +3745,10 @@
   </w:style>
   <w:style w:type="paragraph" w:styleId="ListParagraph">
     <w:name w:val="List Paragraph"/>
-    <w:basedOn w:val="Normal"/>
     <w:qFormat/>
   </w:style>
   <w:style w:type="character" w:styleId="Hyperlink">
     <w:name w:val="Hyperlink"/>
-    <w:basedOn w:val="DefaultParagraphFont"/>
     <w:uiPriority w:val="99"/>
     <w:unhideWhenUsed/>
     <w:rPr>
@@ -2976,7 +3758,6 @@
   </w:style>
   <w:style w:type="character" w:styleId="FootnoteReference">
     <w:name w:val="footnote reference"/>
-    <w:basedOn w:val="DefaultParagraphFont"/>
     <w:uiPriority w:val="99"/>
     <w:semiHidden/>
     <w:unhideWhenUsed/>
@@ -2986,22 +3767,13 @@
   </w:style>
   <w:style w:type="paragraph" w:styleId="FootnoteText">
     <w:name w:val="footnote text"/>
-    <w:basedOn w:val="Normal"/>
     <w:link w:val="FootnoteTextChar"/>
     <w:uiPriority w:val="99"/>
     <w:semiHidden/>
     <w:unhideWhenUsed/>
-    <w:pPr>
-      <w:spacing w:after="0" w:line="240" w:lineRule="auto"/>
-    </w:pPr>
-    <w:rPr>
-      <w:sz w:val="20"/>
-      <w:szCs w:val="20"/>
-    </w:rPr>
   </w:style>
-  <w:style w:type="character" w:styleId="FootnoteTextChar">
+  <w:style w:type="character" w:customStyle="1" w:styleId="FootnoteTextChar">
     <w:name w:val="Footnote Text Char"/>
-    <w:basedOn w:val="DefaultParagraphFont"/>
     <w:link w:val="FootnoteText"/>
     <w:uiPriority w:val="99"/>
     <w:semiHidden/>
@@ -3013,7 +3785,6 @@
   </w:style>
   <w:style w:type="character" w:styleId="EndnoteReference">
     <w:name w:val="endnote reference"/>
-    <w:basedOn w:val="DefaultParagraphFont"/>
     <w:uiPriority w:val="99"/>
     <w:semiHidden/>
     <w:unhideWhenUsed/>
@@ -3023,22 +3794,13 @@
   </w:style>
   <w:style w:type="paragraph" w:styleId="EndnoteText">
     <w:name w:val="endnote text"/>
-    <w:basedOn w:val="Normal"/>
     <w:link w:val="EndnoteTextChar"/>
     <w:uiPriority w:val="99"/>
     <w:semiHidden/>
     <w:unhideWhenUsed/>
-    <w:pPr>
-      <w:spacing w:after="0" w:line="240" w:lineRule="auto"/>
-    </w:pPr>
-    <w:rPr>
-      <w:sz w:val="20"/>
-      <w:szCs w:val="20"/>
-    </w:rPr>
   </w:style>
-  <w:style w:type="character" w:styleId="EndnoteTextChar">
+  <w:style w:type="character" w:customStyle="1" w:styleId="EndnoteTextChar">
     <w:name w:val="Endnote Text Char"/>
-    <w:basedOn w:val="DefaultParagraphFont"/>
     <w:link w:val="EndnoteText"/>
     <w:uiPriority w:val="99"/>
     <w:semiHidden/>
@@ -3049,4 +3811,319 @@
     </w:rPr>
   </w:style>
 </w:styles>
+</file>
+
+<file path=word/theme/theme1.xml><?xml version="1.0" encoding="utf-8"?>
+<a:theme xmlns:a="http://schemas.openxmlformats.org/drawingml/2006/main" name="Office Theme">
+  <a:themeElements>
+    <a:clrScheme name="Office">
+      <a:dk1>
+        <a:sysClr val="windowText" lastClr="000000"/>
+      </a:dk1>
+      <a:lt1>
+        <a:sysClr val="window" lastClr="FFFFFF"/>
+      </a:lt1>
+      <a:dk2>
+        <a:srgbClr val="0E2841"/>
+      </a:dk2>
+      <a:lt2>
+        <a:srgbClr val="E8E8E8"/>
+      </a:lt2>
+      <a:accent1>
+        <a:srgbClr val="156082"/>
+      </a:accent1>
+      <a:accent2>
+        <a:srgbClr val="E97132"/>
+      </a:accent2>
+      <a:accent3>
+        <a:srgbClr val="196B24"/>
+      </a:accent3>
+      <a:accent4>
+        <a:srgbClr val="0F9ED5"/>
+      </a:accent4>
+      <a:accent5>
+        <a:srgbClr val="A02B93"/>
+      </a:accent5>
+      <a:accent6>
+        <a:srgbClr val="4EA72E"/>
+      </a:accent6>
+      <a:hlink>
+        <a:srgbClr val="467886"/>
+      </a:hlink>
+      <a:folHlink>
+        <a:srgbClr val="96607D"/>
+      </a:folHlink>
+    </a:clrScheme>
+    <a:fontScheme name="Office">
+      <a:majorFont>
+        <a:latin typeface="Aptos Display" panose="02110004020202020204"/>
+        <a:ea typeface=""/>
+        <a:cs typeface=""/>
+        <a:font script="Jpan" typeface="游ゴシック Light"/>
+        <a:font script="Hang" typeface="맑은 고딕"/>
+        <a:font script="Hans" typeface="等线 Light"/>
+        <a:font script="Hant" typeface="新細明體"/>
+        <a:font script="Arab" typeface="Times New Roman"/>
+        <a:font script="Hebr" typeface="Times New Roman"/>
+        <a:font script="Thai" typeface="Angsana New"/>
+        <a:font script="Ethi" typeface="Nyala"/>
+        <a:font script="Beng" typeface="Vrinda"/>
+        <a:font script="Gujr" typeface="Shruti"/>
+        <a:font script="Khmr" typeface="MoolBoran"/>
+        <a:font script="Knda" typeface="Tunga"/>
+        <a:font script="Guru" typeface="Raavi"/>
+        <a:font script="Cans" typeface="Euphemia"/>
+        <a:font script="Cher" typeface="Plantagenet Cherokee"/>
+        <a:font script="Yiii" typeface="Microsoft Yi Baiti"/>
+        <a:font script="Tibt" typeface="Microsoft Himalaya"/>
+        <a:font script="Thaa" typeface="MV Boli"/>
+        <a:font script="Deva" typeface="Mangal"/>
+        <a:font script="Telu" typeface="Gautami"/>
+        <a:font script="Taml" typeface="Latha"/>
+        <a:font script="Syrc" typeface="Estrangelo Edessa"/>
+        <a:font script="Orya" typeface="Kalinga"/>
+        <a:font script="Mlym" typeface="Kartika"/>
+        <a:font script="Laoo" typeface="DokChampa"/>
+        <a:font script="Sinh" typeface="Iskoola Pota"/>
+        <a:font script="Mong" typeface="Mongolian Baiti"/>
+        <a:font script="Viet" typeface="Times New Roman"/>
+        <a:font script="Uigh" typeface="Microsoft Uighur"/>
+        <a:font script="Geor" typeface="Sylfaen"/>
+        <a:font script="Armn" typeface="Arial"/>
+        <a:font script="Bugi" typeface="Leelawadee UI"/>
+        <a:font script="Bopo" typeface="Microsoft JhengHei"/>
+        <a:font script="Java" typeface="Javanese Text"/>
+        <a:font script="Lisu" typeface="Segoe UI"/>
+        <a:font script="Mymr" typeface="Myanmar Text"/>
+        <a:font script="Nkoo" typeface="Ebrima"/>
+        <a:font script="Olck" typeface="Nirmala UI"/>
+        <a:font script="Osma" typeface="Ebrima"/>
+        <a:font script="Phag" typeface="Phagspa"/>
+        <a:font script="Syrn" typeface="Estrangelo Edessa"/>
+        <a:font script="Syrj" typeface="Estrangelo Edessa"/>
+        <a:font script="Syre" typeface="Estrangelo Edessa"/>
+        <a:font script="Sora" typeface="Nirmala UI"/>
+        <a:font script="Tale" typeface="Microsoft Tai Le"/>
+        <a:font script="Talu" typeface="Microsoft New Tai Lue"/>
+        <a:font script="Tfng" typeface="Ebrima"/>
+      </a:majorFont>
+      <a:minorFont>
+        <a:latin typeface="Aptos" panose="02110004020202020204"/>
+        <a:ea typeface=""/>
+        <a:cs typeface=""/>
+        <a:font script="Jpan" typeface="游明朝"/>
+        <a:font script="Hang" typeface="맑은 고딕"/>
+        <a:font script="Hans" typeface="等线"/>
+        <a:font script="Hant" typeface="新細明體"/>
+        <a:font script="Arab" typeface="Arial"/>
+        <a:font script="Hebr" typeface="Arial"/>
+        <a:font script="Thai" typeface="Cordia New"/>
+        <a:font script="Ethi" typeface="Nyala"/>
+        <a:font script="Beng" typeface="Vrinda"/>
+        <a:font script="Gujr" typeface="Shruti"/>
+        <a:font script="Khmr" typeface="DaunPenh"/>
+        <a:font script="Knda" typeface="Tunga"/>
+        <a:font script="Guru" typeface="Raavi"/>
+        <a:font script="Cans" typeface="Euphemia"/>
+        <a:font script="Cher" typeface="Plantagenet Cherokee"/>
+        <a:font script="Yiii" typeface="Microsoft Yi Baiti"/>
+        <a:font script="Tibt" typeface="Microsoft Himalaya"/>
+        <a:font script="Thaa" typeface="MV Boli"/>
+        <a:font script="Deva" typeface="Mangal"/>
+        <a:font script="Telu" typeface="Gautami"/>
+        <a:font script="Taml" typeface="Latha"/>
+        <a:font script="Syrc" typeface="Estrangelo Edessa"/>
+        <a:font script="Orya" typeface="Kalinga"/>
+        <a:font script="Mlym" typeface="Kartika"/>
+        <a:font script="Laoo" typeface="DokChampa"/>
+        <a:font script="Sinh" typeface="Iskoola Pota"/>
+        <a:font script="Mong" typeface="Mongolian Baiti"/>
+        <a:font script="Viet" typeface="Arial"/>
+        <a:font script="Uigh" typeface="Microsoft Uighur"/>
+        <a:font script="Geor" typeface="Sylfaen"/>
+        <a:font script="Armn" typeface="Arial"/>
+        <a:font script="Bugi" typeface="Leelawadee UI"/>
+        <a:font script="Bopo" typeface="Microsoft JhengHei"/>
+        <a:font script="Java" typeface="Javanese Text"/>
+        <a:font script="Lisu" typeface="Segoe UI"/>
+        <a:font script="Mymr" typeface="Myanmar Text"/>
+        <a:font script="Nkoo" typeface="Ebrima"/>
+        <a:font script="Olck" typeface="Nirmala UI"/>
+        <a:font script="Osma" typeface="Ebrima"/>
+        <a:font script="Phag" typeface="Phagspa"/>
+        <a:font script="Syrn" typeface="Estrangelo Edessa"/>
+        <a:font script="Syrj" typeface="Estrangelo Edessa"/>
+        <a:font script="Syre" typeface="Estrangelo Edessa"/>
+        <a:font script="Sora" typeface="Nirmala UI"/>
+        <a:font script="Tale" typeface="Microsoft Tai Le"/>
+        <a:font script="Talu" typeface="Microsoft New Tai Lue"/>
+        <a:font script="Tfng" typeface="Ebrima"/>
+      </a:minorFont>
+    </a:fontScheme>
+    <a:fmtScheme name="Office">
+      <a:fillStyleLst>
+        <a:solidFill>
+          <a:schemeClr val="phClr"/>
+        </a:solidFill>
+        <a:gradFill rotWithShape="1">
+          <a:gsLst>
+            <a:gs pos="0">
+              <a:schemeClr val="phClr">
+                <a:lumMod val="110000"/>
+                <a:satMod val="105000"/>
+                <a:tint val="67000"/>
+              </a:schemeClr>
+            </a:gs>
+            <a:gs pos="50000">
+              <a:schemeClr val="phClr">
+                <a:lumMod val="105000"/>
+                <a:satMod val="103000"/>
+                <a:tint val="73000"/>
+              </a:schemeClr>
+            </a:gs>
+            <a:gs pos="100000">
+              <a:schemeClr val="phClr">
+                <a:lumMod val="105000"/>
+                <a:satMod val="109000"/>
+                <a:tint val="81000"/>
+              </a:schemeClr>
+            </a:gs>
+          </a:gsLst>
+          <a:lin ang="5400000" scaled="0"/>
+        </a:gradFill>
+        <a:gradFill rotWithShape="1">
+          <a:gsLst>
+            <a:gs pos="0">
+              <a:schemeClr val="phClr">
+                <a:satMod val="103000"/>
+                <a:lumMod val="102000"/>
+                <a:tint val="94000"/>
+              </a:schemeClr>
+            </a:gs>
+            <a:gs pos="50000">
+              <a:schemeClr val="phClr">
+                <a:satMod val="110000"/>
+                <a:lumMod val="100000"/>
+                <a:shade val="100000"/>
+              </a:schemeClr>
+            </a:gs>
+            <a:gs pos="100000">
+              <a:schemeClr val="phClr">
+                <a:lumMod val="99000"/>
+                <a:satMod val="120000"/>
+                <a:shade val="78000"/>
+              </a:schemeClr>
+            </a:gs>
+          </a:gsLst>
+          <a:lin ang="5400000" scaled="0"/>
+        </a:gradFill>
+      </a:fillStyleLst>
+      <a:lnStyleLst>
+        <a:ln w="12700" cap="flat" cmpd="sng" algn="ctr">
+          <a:solidFill>
+            <a:schemeClr val="phClr"/>
+          </a:solidFill>
+          <a:prstDash val="solid"/>
+          <a:miter lim="800000"/>
+        </a:ln>
+        <a:ln w="19050" cap="flat" cmpd="sng" algn="ctr">
+          <a:solidFill>
+            <a:schemeClr val="phClr"/>
+          </a:solidFill>
+          <a:prstDash val="solid"/>
+          <a:miter lim="800000"/>
+        </a:ln>
+        <a:ln w="25400" cap="flat" cmpd="sng" algn="ctr">
+          <a:solidFill>
+            <a:schemeClr val="phClr"/>
+          </a:solidFill>
+          <a:prstDash val="solid"/>
+          <a:miter lim="800000"/>
+        </a:ln>
+      </a:lnStyleLst>
+      <a:effectStyleLst>
+        <a:effectStyle>
+          <a:effectLst/>
+        </a:effectStyle>
+        <a:effectStyle>
+          <a:effectLst/>
+        </a:effectStyle>
+        <a:effectStyle>
+          <a:effectLst>
+            <a:outerShdw blurRad="57150" dist="19050" dir="5400000" algn="ctr" rotWithShape="0">
+              <a:srgbClr val="000000">
+                <a:alpha val="63000"/>
+              </a:srgbClr>
+            </a:outerShdw>
+          </a:effectLst>
+        </a:effectStyle>
+      </a:effectStyleLst>
+      <a:bgFillStyleLst>
+        <a:solidFill>
+          <a:schemeClr val="phClr"/>
+        </a:solidFill>
+        <a:solidFill>
+          <a:schemeClr val="phClr">
+            <a:tint val="95000"/>
+            <a:satMod val="170000"/>
+          </a:schemeClr>
+        </a:solidFill>
+        <a:gradFill rotWithShape="1">
+          <a:gsLst>
+            <a:gs pos="0">
+              <a:schemeClr val="phClr">
+                <a:tint val="93000"/>
+                <a:satMod val="150000"/>
+                <a:shade val="98000"/>
+                <a:lumMod val="102000"/>
+              </a:schemeClr>
+            </a:gs>
+            <a:gs pos="50000">
+              <a:schemeClr val="phClr">
+                <a:tint val="98000"/>
+                <a:satMod val="130000"/>
+                <a:shade val="90000"/>
+                <a:lumMod val="103000"/>
+              </a:schemeClr>
+            </a:gs>
+            <a:gs pos="100000">
+              <a:schemeClr val="phClr">
+                <a:shade val="63000"/>
+                <a:satMod val="120000"/>
+              </a:schemeClr>
+            </a:gs>
+          </a:gsLst>
+          <a:lin ang="5400000" scaled="0"/>
+        </a:gradFill>
+      </a:bgFillStyleLst>
+    </a:fmtScheme>
+  </a:themeElements>
+  <a:objectDefaults>
+    <a:lnDef>
+      <a:spPr/>
+      <a:bodyPr/>
+      <a:lstStyle/>
+      <a:style>
+        <a:lnRef idx="2">
+          <a:schemeClr val="accent1"/>
+        </a:lnRef>
+        <a:fillRef idx="0">
+          <a:schemeClr val="accent1"/>
+        </a:fillRef>
+        <a:effectRef idx="1">
+          <a:schemeClr val="accent1"/>
+        </a:effectRef>
+        <a:fontRef idx="minor">
+          <a:schemeClr val="tx1"/>
+        </a:fontRef>
+      </a:style>
+    </a:lnDef>
+  </a:objectDefaults>
+  <a:extraClrSchemeLst/>
+  <a:extLst>
+    <a:ext uri="{05A4C25C-085E-4340-85A3-A5531E510DB2}">
+      <thm15:themeFamily xmlns:thm15="http://schemas.microsoft.com/office/thememl/2012/main" name="Office Theme" id="{2E142A2C-CD16-42D6-873A-C26D2A0506FA}" vid="{1BDDFF52-6CD6-40A5-AB3C-68EB2F1E4D0A}"/>
+    </a:ext>
+  </a:extLst>
+</a:theme>
 </file>